--- a/Rapport_Projet.docx
+++ b/Rapport_Projet.docx
@@ -5,75 +5,319 @@
     <w:p>
       <w:pPr>
         <w:jc w:val="center"/>
-      </w:pPr>
-      <w:r>
         <w:rPr>
           <w:b/>
-          <w:color w:val="1F4E79"/>
+          <w:color w:val="002060"/>
           <w:sz w:val="56"/>
         </w:rPr>
-        <w:br/>
-      </w:r>
+      </w:pPr>
       <w:r>
         <w:rPr>
           <w:b/>
-          <w:color w:val="1F4E79"/>
+          <w:color w:val="002060"/>
           <w:sz w:val="56"/>
         </w:rPr>
-        <w:br/>
         <w:t>AI Product Review</w:t>
       </w:r>
       <w:r>
         <w:rPr>
           <w:b/>
-          <w:color w:val="1F4E79"/>
+          <w:color w:val="002060"/>
           <w:sz w:val="56"/>
         </w:rPr>
-        <w:br/>
+        <w:t xml:space="preserve"> </w:t>
+      </w:r>
+      <w:r>
+        <w:rPr>
+          <w:b/>
+          <w:color w:val="002060"/>
+          <w:sz w:val="56"/>
+        </w:rPr>
         <w:t>Intelligence System</w:t>
       </w:r>
     </w:p>
     <w:p>
       <w:pPr>
         <w:jc w:val="center"/>
-      </w:pPr>
+        <w:rPr>
+          <w:sz w:val="48"/>
+          <w:szCs w:val="48"/>
+        </w:rPr>
+      </w:pPr>
+      <w:r>
+        <w:rPr>
+          <w:sz w:val="48"/>
+          <w:szCs w:val="48"/>
+        </w:rPr>
+        <w:br/>
+      </w:r>
       <w:r>
         <w:rPr>
           <w:b/>
-          <w:color w:val="4F81BD"/>
-          <w:sz w:val="36"/>
+          <w:bCs/>
+          <w:color w:val="002060"/>
+          <w:sz w:val="48"/>
+          <w:szCs w:val="48"/>
         </w:rPr>
-        <w:t>Complete Project Report</w:t>
+        <w:t>Academic Year:</w:t>
+      </w:r>
+      <w:r>
+        <w:rPr>
+          <w:color w:val="002060"/>
+          <w:sz w:val="48"/>
+          <w:szCs w:val="48"/>
+        </w:rPr>
+        <w:t xml:space="preserve"> </w:t>
+      </w:r>
+      <w:r>
+        <w:rPr>
+          <w:sz w:val="48"/>
+          <w:szCs w:val="48"/>
+        </w:rPr>
+        <w:t>2025 / 2026</w:t>
+      </w:r>
+      <w:r>
+        <w:rPr>
+          <w:sz w:val="48"/>
+          <w:szCs w:val="48"/>
+        </w:rPr>
+        <w:br/>
+      </w:r>
+      <w:r>
+        <w:rPr>
+          <w:b/>
+          <w:bCs/>
+          <w:color w:val="002060"/>
+          <w:sz w:val="48"/>
+          <w:szCs w:val="48"/>
+        </w:rPr>
+        <w:t>Module:</w:t>
+      </w:r>
+      <w:r>
+        <w:rPr>
+          <w:color w:val="002060"/>
+          <w:sz w:val="48"/>
+          <w:szCs w:val="48"/>
+        </w:rPr>
+        <w:t xml:space="preserve"> </w:t>
+      </w:r>
+      <w:r>
+        <w:rPr>
+          <w:sz w:val="48"/>
+          <w:szCs w:val="48"/>
+        </w:rPr>
+        <w:t>Deep Learning</w:t>
+      </w:r>
+      <w:r>
+        <w:rPr>
+          <w:sz w:val="48"/>
+          <w:szCs w:val="48"/>
+        </w:rPr>
+        <w:br/>
+      </w:r>
+      <w:r>
+        <w:rPr>
+          <w:b/>
+          <w:bCs/>
+          <w:color w:val="002060"/>
+          <w:sz w:val="48"/>
+          <w:szCs w:val="48"/>
+        </w:rPr>
+        <w:t>Program:</w:t>
+      </w:r>
+      <w:r>
+        <w:rPr>
+          <w:color w:val="002060"/>
+          <w:sz w:val="48"/>
+          <w:szCs w:val="48"/>
+        </w:rPr>
+        <w:t xml:space="preserve"> </w:t>
+      </w:r>
+      <w:r>
+        <w:rPr>
+          <w:sz w:val="48"/>
+          <w:szCs w:val="48"/>
+        </w:rPr>
+        <w:t>Big Data &amp; Artificial Intelligence</w:t>
       </w:r>
     </w:p>
     <w:p>
       <w:pPr>
         <w:jc w:val="center"/>
-      </w:pPr>
-      <w:r>
         <w:rPr>
-          <w:sz w:val="24"/>
+          <w:sz w:val="18"/>
+          <w:szCs w:val="18"/>
+        </w:rPr>
+      </w:pPr>
+    </w:p>
+    <w:p>
+      <w:pPr>
+        <w:jc w:val="center"/>
+        <w:rPr>
+          <w:b/>
+          <w:bCs/>
+          <w:sz w:val="48"/>
+          <w:szCs w:val="48"/>
+        </w:rPr>
+      </w:pPr>
+      <w:r>
+        <w:rPr>
+          <w:b/>
+          <w:bCs/>
+          <w:color w:val="002060"/>
+          <w:sz w:val="48"/>
+          <w:szCs w:val="48"/>
+        </w:rPr>
+        <w:t>Prepared by:</w:t>
+      </w:r>
+      <w:r>
+        <w:rPr>
+          <w:sz w:val="48"/>
+          <w:szCs w:val="48"/>
         </w:rPr>
         <w:br/>
-        <w:t>Multi-agent product review intelligence system</w:t>
+        <w:t>Abdallah ALNAJJAR</w:t>
       </w:r>
       <w:r>
         <w:rPr>
-          <w:sz w:val="24"/>
+          <w:sz w:val="48"/>
+          <w:szCs w:val="48"/>
         </w:rPr>
         <w:br/>
-        <w:t>with fine-tuned DistilBERT, Streamlit, CrewAI, and Gemini API</w:t>
+        <w:t>Fahd CHAIB</w:t>
+      </w:r>
+      <w:r>
+        <w:rPr>
+          <w:sz w:val="48"/>
+          <w:szCs w:val="48"/>
+        </w:rPr>
+        <w:br/>
+        <w:t>Nassim SEHLI</w:t>
+      </w:r>
+      <w:r>
+        <w:rPr>
+          <w:sz w:val="48"/>
+          <w:szCs w:val="48"/>
+        </w:rPr>
+        <w:br/>
+        <w:t>Mohamed Houssam ELJABBAR</w:t>
       </w:r>
     </w:p>
-    <w:p/>
     <w:p>
-      <w:r>
+      <w:pPr>
+        <w:jc w:val="center"/>
+        <w:rPr>
+          <w:sz w:val="48"/>
+          <w:szCs w:val="48"/>
+        </w:rPr>
+      </w:pPr>
+    </w:p>
+    <w:p>
+      <w:pPr>
+        <w:jc w:val="center"/>
+        <w:rPr>
+          <w:i/>
+          <w:iCs/>
+          <w:sz w:val="48"/>
+          <w:szCs w:val="48"/>
+        </w:rPr>
+      </w:pPr>
+      <w:r>
+        <w:rPr>
+          <w:b/>
+          <w:bCs/>
+          <w:color w:val="002060"/>
+          <w:sz w:val="48"/>
+          <w:szCs w:val="48"/>
+        </w:rPr>
+        <w:t>Supervised by:</w:t>
+      </w:r>
+      <w:r>
+        <w:rPr>
+          <w:sz w:val="48"/>
+          <w:szCs w:val="48"/>
+        </w:rPr>
+        <w:br/>
+      </w:r>
+      <w:r>
+        <w:rPr>
+          <w:i/>
+          <w:iCs/>
+          <w:sz w:val="48"/>
+          <w:szCs w:val="48"/>
+        </w:rPr>
+        <w:t>Mr. Hakim HAFIDI</w:t>
+      </w:r>
+    </w:p>
+    <w:p>
+      <w:pPr>
+        <w:jc w:val="center"/>
+        <w:rPr>
+          <w:sz w:val="48"/>
+          <w:szCs w:val="48"/>
+        </w:rPr>
+      </w:pPr>
+    </w:p>
+    <w:p>
+      <w:pPr>
+        <w:jc w:val="center"/>
+        <w:rPr>
+          <w:sz w:val="48"/>
+          <w:szCs w:val="48"/>
+          <w:lang w:val="fr-FR"/>
+        </w:rPr>
+      </w:pPr>
+      <w:r>
+        <w:rPr>
+          <w:b/>
+          <w:bCs/>
+          <w:color w:val="002060"/>
+          <w:sz w:val="48"/>
+          <w:szCs w:val="48"/>
+          <w:lang w:val="fr-FR"/>
+        </w:rPr>
+        <w:t>Institution:</w:t>
+      </w:r>
+      <w:r>
+        <w:rPr>
+          <w:sz w:val="48"/>
+          <w:szCs w:val="48"/>
+          <w:lang w:val="fr-FR"/>
+        </w:rPr>
+        <w:br/>
+        <w:t>Université Internationale de Rabat</w:t>
+      </w:r>
+    </w:p>
+    <w:p>
+      <w:pPr>
+        <w:jc w:val="center"/>
+        <w:rPr>
+          <w:lang w:val="fr-FR"/>
+        </w:rPr>
+      </w:pPr>
+    </w:p>
+    <w:p>
+      <w:pPr>
+        <w:rPr>
+          <w:lang w:val="fr-FR"/>
+        </w:rPr>
+      </w:pPr>
+      <w:r>
+        <w:rPr>
+          <w:lang w:val="fr-FR"/>
+        </w:rPr>
         <w:br w:type="page"/>
       </w:r>
     </w:p>
     <w:sdt>
       <w:sdtPr>
         <w:rPr>
+          <w:rFonts w:ascii="Calibri" w:eastAsia="Calibri" w:hAnsi="Calibri" w:cstheme="minorBidi"/>
+          <w:b w:val="0"/>
+          <w:bCs w:val="0"/>
+          <w:color w:val="auto"/>
+          <w:sz w:val="21"/>
+          <w:szCs w:val="22"/>
           <w:lang w:val="fr-FR"/>
         </w:rPr>
         <w:id w:val="-1646430735"/>
@@ -84,10 +328,6 @@
       </w:sdtPr>
       <w:sdtEndPr>
         <w:rPr>
-          <w:rFonts w:ascii="Calibri" w:eastAsia="Calibri" w:hAnsi="Calibri" w:cstheme="minorBidi"/>
-          <w:color w:val="auto"/>
-          <w:sz w:val="21"/>
-          <w:szCs w:val="22"/>
           <w:lang w:val="en-US"/>
         </w:rPr>
       </w:sdtEndPr>
@@ -4319,14 +4559,7 @@
                 <w:color w:val="000000"/>
                 <w:sz w:val="18"/>
               </w:rPr>
-              <w:t>Part</w:t>
-            </w:r>
-            <w:r>
-              <w:rPr>
-                <w:color w:val="000000"/>
-                <w:sz w:val="18"/>
-              </w:rPr>
-              <w:t xml:space="preserve"> 1</w:t>
+              <w:t>Part 1</w:t>
             </w:r>
           </w:p>
         </w:tc>
@@ -4373,14 +4606,7 @@
                 <w:color w:val="000000"/>
                 <w:sz w:val="18"/>
               </w:rPr>
-              <w:t>Part</w:t>
-            </w:r>
-            <w:r>
-              <w:rPr>
-                <w:color w:val="000000"/>
-                <w:sz w:val="18"/>
-              </w:rPr>
-              <w:t xml:space="preserve"> 2</w:t>
+              <w:t>Part 2</w:t>
             </w:r>
           </w:p>
         </w:tc>
@@ -6727,15 +6953,7 @@
       </w:r>
       <w:r>
         <w:br/>
-        <w:t>|-- README_APP.md</w:t>
-      </w:r>
-      <w:r>
-        <w:br/>
         <w:t>|-- requirements.txt</w:t>
-      </w:r>
-      <w:r>
-        <w:br/>
-        <w:t>|-- requirements-app.txt</w:t>
       </w:r>
       <w:r>
         <w:br/>
@@ -6843,9 +7061,6 @@
       </w:r>
       <w:r>
         <w:br/>
-      </w:r>
-      <w:r>
-        <w:lastRenderedPageBreak/>
         <w:t>|       |-- errors.py</w:t>
       </w:r>
       <w:r>
@@ -6854,6 +7069,9 @@
       </w:r>
       <w:r>
         <w:br/>
+      </w:r>
+      <w:r>
+        <w:lastRenderedPageBreak/>
         <w:t>|-- scripts/</w:t>
       </w:r>
       <w:r>
@@ -19453,6 +19671,19 @@
       <w:u w:val="single"/>
     </w:rPr>
   </w:style>
+  <w:style w:type="paragraph" w:styleId="NormalWeb">
+    <w:name w:val="Normal (Web)"/>
+    <w:basedOn w:val="Normal"/>
+    <w:uiPriority w:val="99"/>
+    <w:semiHidden/>
+    <w:unhideWhenUsed/>
+    <w:rsid w:val="0098247E"/>
+    <w:rPr>
+      <w:rFonts w:ascii="Times New Roman" w:hAnsi="Times New Roman" w:cs="Times New Roman"/>
+      <w:sz w:val="24"/>
+      <w:szCs w:val="24"/>
+    </w:rPr>
+  </w:style>
 </w:styles>
 </file>
 

--- a/Rapport_Projet.docx
+++ b/Rapport_Projet.docx
@@ -220,6 +220,7 @@
           <w:iCs/>
           <w:sz w:val="48"/>
           <w:szCs w:val="48"/>
+          <w:lang w:val="fr-FR"/>
         </w:rPr>
       </w:pPr>
       <w:r>
@@ -229,6 +230,7 @@
           <w:color w:val="002060"/>
           <w:sz w:val="48"/>
           <w:szCs w:val="48"/>
+          <w:lang w:val="fr-FR"/>
         </w:rPr>
         <w:t>Supervised by:</w:t>
       </w:r>
@@ -236,6 +238,7 @@
         <w:rPr>
           <w:sz w:val="48"/>
           <w:szCs w:val="48"/>
+          <w:lang w:val="fr-FR"/>
         </w:rPr>
         <w:br/>
       </w:r>
@@ -245,6 +248,7 @@
           <w:iCs/>
           <w:sz w:val="48"/>
           <w:szCs w:val="48"/>
+          <w:lang w:val="fr-FR"/>
         </w:rPr>
         <w:t>Mr. Hakim HAFIDI</w:t>
       </w:r>
@@ -255,6 +259,7 @@
         <w:rPr>
           <w:sz w:val="48"/>
           <w:szCs w:val="48"/>
+          <w:lang w:val="fr-FR"/>
         </w:rPr>
       </w:pPr>
     </w:p>
@@ -339,6 +344,7 @@
             <w:rPr>
               <w:sz w:val="24"/>
               <w:szCs w:val="20"/>
+              <w:lang w:val="fr-FR"/>
             </w:rPr>
           </w:pPr>
           <w:r>
@@ -357,40 +363,40 @@
               <w:rFonts w:asciiTheme="minorHAnsi" w:eastAsiaTheme="minorEastAsia" w:hAnsiTheme="minorHAnsi"/>
               <w:noProof/>
               <w:kern w:val="2"/>
-              <w:sz w:val="18"/>
-              <w:szCs w:val="18"/>
+              <w:sz w:val="16"/>
+              <w:szCs w:val="16"/>
               <w:lang w:val="fr-FR" w:eastAsia="fr-FR"/>
               <w14:ligatures w14:val="standardContextual"/>
             </w:rPr>
           </w:pPr>
           <w:r>
             <w:rPr>
-              <w:sz w:val="16"/>
-              <w:szCs w:val="16"/>
+              <w:sz w:val="8"/>
+              <w:szCs w:val="8"/>
             </w:rPr>
             <w:fldChar w:fldCharType="begin"/>
           </w:r>
           <w:r>
             <w:rPr>
-              <w:sz w:val="16"/>
-              <w:szCs w:val="16"/>
+              <w:sz w:val="8"/>
+              <w:szCs w:val="8"/>
             </w:rPr>
             <w:instrText xml:space="preserve"> TOC \o "1-3" \h \z \u </w:instrText>
           </w:r>
           <w:r>
             <w:rPr>
-              <w:sz w:val="16"/>
-              <w:szCs w:val="16"/>
+              <w:sz w:val="8"/>
+              <w:szCs w:val="8"/>
             </w:rPr>
             <w:fldChar w:fldCharType="separate"/>
           </w:r>
-          <w:hyperlink w:anchor="_Toc230455922" w:history="1">
+          <w:hyperlink w:anchor="_Toc230562046" w:history="1">
             <w:r>
               <w:rPr>
                 <w:rStyle w:val="Lienhypertexte"/>
                 <w:noProof/>
-                <w:sz w:val="16"/>
-                <w:szCs w:val="16"/>
+                <w:sz w:val="14"/>
+                <w:szCs w:val="14"/>
               </w:rPr>
               <w:t>1. Executive Summary</w:t>
             </w:r>
@@ -398,8 +404,8 @@
               <w:rPr>
                 <w:noProof/>
                 <w:webHidden/>
-                <w:sz w:val="16"/>
-                <w:szCs w:val="16"/>
+                <w:sz w:val="14"/>
+                <w:szCs w:val="14"/>
               </w:rPr>
               <w:tab/>
             </w:r>
@@ -407,8 +413,8 @@
               <w:rPr>
                 <w:noProof/>
                 <w:webHidden/>
-                <w:sz w:val="16"/>
-                <w:szCs w:val="16"/>
+                <w:sz w:val="14"/>
+                <w:szCs w:val="14"/>
               </w:rPr>
               <w:fldChar w:fldCharType="begin"/>
             </w:r>
@@ -416,25 +422,25 @@
               <w:rPr>
                 <w:noProof/>
                 <w:webHidden/>
-                <w:sz w:val="16"/>
-                <w:szCs w:val="16"/>
-              </w:rPr>
-              <w:instrText xml:space="preserve"> PAGEREF _Toc230455922 \h </w:instrText>
-            </w:r>
-            <w:r>
-              <w:rPr>
-                <w:noProof/>
-                <w:webHidden/>
-                <w:sz w:val="16"/>
-                <w:szCs w:val="16"/>
-              </w:rPr>
-            </w:r>
-            <w:r>
-              <w:rPr>
-                <w:noProof/>
-                <w:webHidden/>
-                <w:sz w:val="16"/>
-                <w:szCs w:val="16"/>
+                <w:sz w:val="14"/>
+                <w:szCs w:val="14"/>
+              </w:rPr>
+              <w:instrText xml:space="preserve"> PAGEREF _Toc230562046 \h </w:instrText>
+            </w:r>
+            <w:r>
+              <w:rPr>
+                <w:noProof/>
+                <w:webHidden/>
+                <w:sz w:val="14"/>
+                <w:szCs w:val="14"/>
+              </w:rPr>
+            </w:r>
+            <w:r>
+              <w:rPr>
+                <w:noProof/>
+                <w:webHidden/>
+                <w:sz w:val="14"/>
+                <w:szCs w:val="14"/>
               </w:rPr>
               <w:fldChar w:fldCharType="separate"/>
             </w:r>
@@ -442,17 +448,17 @@
               <w:rPr>
                 <w:noProof/>
                 <w:webHidden/>
-                <w:sz w:val="16"/>
-                <w:szCs w:val="16"/>
-              </w:rPr>
-              <w:t>4</w:t>
-            </w:r>
-            <w:r>
-              <w:rPr>
-                <w:noProof/>
-                <w:webHidden/>
-                <w:sz w:val="16"/>
-                <w:szCs w:val="16"/>
+                <w:sz w:val="14"/>
+                <w:szCs w:val="14"/>
+              </w:rPr>
+              <w:t>3</w:t>
+            </w:r>
+            <w:r>
+              <w:rPr>
+                <w:noProof/>
+                <w:webHidden/>
+                <w:sz w:val="14"/>
+                <w:szCs w:val="14"/>
               </w:rPr>
               <w:fldChar w:fldCharType="end"/>
             </w:r>
@@ -465,19 +471,19 @@
               <w:rFonts w:asciiTheme="minorHAnsi" w:eastAsiaTheme="minorEastAsia" w:hAnsiTheme="minorHAnsi"/>
               <w:noProof/>
               <w:kern w:val="2"/>
-              <w:sz w:val="18"/>
-              <w:szCs w:val="18"/>
+              <w:sz w:val="16"/>
+              <w:szCs w:val="16"/>
               <w:lang w:val="fr-FR" w:eastAsia="fr-FR"/>
               <w14:ligatures w14:val="standardContextual"/>
             </w:rPr>
           </w:pPr>
-          <w:hyperlink w:anchor="_Toc230455923" w:history="1">
+          <w:hyperlink w:anchor="_Toc230562047" w:history="1">
             <w:r>
               <w:rPr>
                 <w:rStyle w:val="Lienhypertexte"/>
                 <w:noProof/>
-                <w:sz w:val="16"/>
-                <w:szCs w:val="16"/>
+                <w:sz w:val="14"/>
+                <w:szCs w:val="14"/>
               </w:rPr>
               <w:t>2. Project Context and Objective</w:t>
             </w:r>
@@ -485,8 +491,8 @@
               <w:rPr>
                 <w:noProof/>
                 <w:webHidden/>
-                <w:sz w:val="16"/>
-                <w:szCs w:val="16"/>
+                <w:sz w:val="14"/>
+                <w:szCs w:val="14"/>
               </w:rPr>
               <w:tab/>
             </w:r>
@@ -494,8 +500,8 @@
               <w:rPr>
                 <w:noProof/>
                 <w:webHidden/>
-                <w:sz w:val="16"/>
-                <w:szCs w:val="16"/>
+                <w:sz w:val="14"/>
+                <w:szCs w:val="14"/>
               </w:rPr>
               <w:fldChar w:fldCharType="begin"/>
             </w:r>
@@ -503,25 +509,25 @@
               <w:rPr>
                 <w:noProof/>
                 <w:webHidden/>
-                <w:sz w:val="16"/>
-                <w:szCs w:val="16"/>
-              </w:rPr>
-              <w:instrText xml:space="preserve"> PAGEREF _Toc230455923 \h </w:instrText>
-            </w:r>
-            <w:r>
-              <w:rPr>
-                <w:noProof/>
-                <w:webHidden/>
-                <w:sz w:val="16"/>
-                <w:szCs w:val="16"/>
-              </w:rPr>
-            </w:r>
-            <w:r>
-              <w:rPr>
-                <w:noProof/>
-                <w:webHidden/>
-                <w:sz w:val="16"/>
-                <w:szCs w:val="16"/>
+                <w:sz w:val="14"/>
+                <w:szCs w:val="14"/>
+              </w:rPr>
+              <w:instrText xml:space="preserve"> PAGEREF _Toc230562047 \h </w:instrText>
+            </w:r>
+            <w:r>
+              <w:rPr>
+                <w:noProof/>
+                <w:webHidden/>
+                <w:sz w:val="14"/>
+                <w:szCs w:val="14"/>
+              </w:rPr>
+            </w:r>
+            <w:r>
+              <w:rPr>
+                <w:noProof/>
+                <w:webHidden/>
+                <w:sz w:val="14"/>
+                <w:szCs w:val="14"/>
               </w:rPr>
               <w:fldChar w:fldCharType="separate"/>
             </w:r>
@@ -529,17 +535,17 @@
               <w:rPr>
                 <w:noProof/>
                 <w:webHidden/>
-                <w:sz w:val="16"/>
-                <w:szCs w:val="16"/>
-              </w:rPr>
-              <w:t>4</w:t>
-            </w:r>
-            <w:r>
-              <w:rPr>
-                <w:noProof/>
-                <w:webHidden/>
-                <w:sz w:val="16"/>
-                <w:szCs w:val="16"/>
+                <w:sz w:val="14"/>
+                <w:szCs w:val="14"/>
+              </w:rPr>
+              <w:t>3</w:t>
+            </w:r>
+            <w:r>
+              <w:rPr>
+                <w:noProof/>
+                <w:webHidden/>
+                <w:sz w:val="14"/>
+                <w:szCs w:val="14"/>
               </w:rPr>
               <w:fldChar w:fldCharType="end"/>
             </w:r>
@@ -552,19 +558,19 @@
               <w:rFonts w:asciiTheme="minorHAnsi" w:eastAsiaTheme="minorEastAsia" w:hAnsiTheme="minorHAnsi"/>
               <w:noProof/>
               <w:kern w:val="2"/>
-              <w:sz w:val="18"/>
-              <w:szCs w:val="18"/>
+              <w:sz w:val="16"/>
+              <w:szCs w:val="16"/>
               <w:lang w:val="fr-FR" w:eastAsia="fr-FR"/>
               <w14:ligatures w14:val="standardContextual"/>
             </w:rPr>
           </w:pPr>
-          <w:hyperlink w:anchor="_Toc230455924" w:history="1">
+          <w:hyperlink w:anchor="_Toc230562048" w:history="1">
             <w:r>
               <w:rPr>
                 <w:rStyle w:val="Lienhypertexte"/>
                 <w:noProof/>
-                <w:sz w:val="16"/>
-                <w:szCs w:val="16"/>
+                <w:sz w:val="14"/>
+                <w:szCs w:val="14"/>
               </w:rPr>
               <w:t>3. Work Distribution</w:t>
             </w:r>
@@ -572,8 +578,8 @@
               <w:rPr>
                 <w:noProof/>
                 <w:webHidden/>
-                <w:sz w:val="16"/>
-                <w:szCs w:val="16"/>
+                <w:sz w:val="14"/>
+                <w:szCs w:val="14"/>
               </w:rPr>
               <w:tab/>
             </w:r>
@@ -581,8 +587,8 @@
               <w:rPr>
                 <w:noProof/>
                 <w:webHidden/>
-                <w:sz w:val="16"/>
-                <w:szCs w:val="16"/>
+                <w:sz w:val="14"/>
+                <w:szCs w:val="14"/>
               </w:rPr>
               <w:fldChar w:fldCharType="begin"/>
             </w:r>
@@ -590,25 +596,25 @@
               <w:rPr>
                 <w:noProof/>
                 <w:webHidden/>
-                <w:sz w:val="16"/>
-                <w:szCs w:val="16"/>
-              </w:rPr>
-              <w:instrText xml:space="preserve"> PAGEREF _Toc230455924 \h </w:instrText>
-            </w:r>
-            <w:r>
-              <w:rPr>
-                <w:noProof/>
-                <w:webHidden/>
-                <w:sz w:val="16"/>
-                <w:szCs w:val="16"/>
-              </w:rPr>
-            </w:r>
-            <w:r>
-              <w:rPr>
-                <w:noProof/>
-                <w:webHidden/>
-                <w:sz w:val="16"/>
-                <w:szCs w:val="16"/>
+                <w:sz w:val="14"/>
+                <w:szCs w:val="14"/>
+              </w:rPr>
+              <w:instrText xml:space="preserve"> PAGEREF _Toc230562048 \h </w:instrText>
+            </w:r>
+            <w:r>
+              <w:rPr>
+                <w:noProof/>
+                <w:webHidden/>
+                <w:sz w:val="14"/>
+                <w:szCs w:val="14"/>
+              </w:rPr>
+            </w:r>
+            <w:r>
+              <w:rPr>
+                <w:noProof/>
+                <w:webHidden/>
+                <w:sz w:val="14"/>
+                <w:szCs w:val="14"/>
               </w:rPr>
               <w:fldChar w:fldCharType="separate"/>
             </w:r>
@@ -616,17 +622,17 @@
               <w:rPr>
                 <w:noProof/>
                 <w:webHidden/>
-                <w:sz w:val="16"/>
-                <w:szCs w:val="16"/>
-              </w:rPr>
-              <w:t>4</w:t>
-            </w:r>
-            <w:r>
-              <w:rPr>
-                <w:noProof/>
-                <w:webHidden/>
-                <w:sz w:val="16"/>
-                <w:szCs w:val="16"/>
+                <w:sz w:val="14"/>
+                <w:szCs w:val="14"/>
+              </w:rPr>
+              <w:t>3</w:t>
+            </w:r>
+            <w:r>
+              <w:rPr>
+                <w:noProof/>
+                <w:webHidden/>
+                <w:sz w:val="14"/>
+                <w:szCs w:val="14"/>
               </w:rPr>
               <w:fldChar w:fldCharType="end"/>
             </w:r>
@@ -639,19 +645,19 @@
               <w:rFonts w:asciiTheme="minorHAnsi" w:eastAsiaTheme="minorEastAsia" w:hAnsiTheme="minorHAnsi"/>
               <w:noProof/>
               <w:kern w:val="2"/>
-              <w:sz w:val="18"/>
-              <w:szCs w:val="18"/>
+              <w:sz w:val="16"/>
+              <w:szCs w:val="16"/>
               <w:lang w:val="fr-FR" w:eastAsia="fr-FR"/>
               <w14:ligatures w14:val="standardContextual"/>
             </w:rPr>
           </w:pPr>
-          <w:hyperlink w:anchor="_Toc230455925" w:history="1">
+          <w:hyperlink w:anchor="_Toc230562049" w:history="1">
             <w:r>
               <w:rPr>
                 <w:rStyle w:val="Lienhypertexte"/>
                 <w:noProof/>
-                <w:sz w:val="16"/>
-                <w:szCs w:val="16"/>
+                <w:sz w:val="14"/>
+                <w:szCs w:val="14"/>
               </w:rPr>
               <w:t>4. Project Requirements and Compliance</w:t>
             </w:r>
@@ -659,8 +665,8 @@
               <w:rPr>
                 <w:noProof/>
                 <w:webHidden/>
-                <w:sz w:val="16"/>
-                <w:szCs w:val="16"/>
+                <w:sz w:val="14"/>
+                <w:szCs w:val="14"/>
               </w:rPr>
               <w:tab/>
             </w:r>
@@ -668,8 +674,8 @@
               <w:rPr>
                 <w:noProof/>
                 <w:webHidden/>
-                <w:sz w:val="16"/>
-                <w:szCs w:val="16"/>
+                <w:sz w:val="14"/>
+                <w:szCs w:val="14"/>
               </w:rPr>
               <w:fldChar w:fldCharType="begin"/>
             </w:r>
@@ -677,25 +683,25 @@
               <w:rPr>
                 <w:noProof/>
                 <w:webHidden/>
-                <w:sz w:val="16"/>
-                <w:szCs w:val="16"/>
-              </w:rPr>
-              <w:instrText xml:space="preserve"> PAGEREF _Toc230455925 \h </w:instrText>
-            </w:r>
-            <w:r>
-              <w:rPr>
-                <w:noProof/>
-                <w:webHidden/>
-                <w:sz w:val="16"/>
-                <w:szCs w:val="16"/>
-              </w:rPr>
-            </w:r>
-            <w:r>
-              <w:rPr>
-                <w:noProof/>
-                <w:webHidden/>
-                <w:sz w:val="16"/>
-                <w:szCs w:val="16"/>
+                <w:sz w:val="14"/>
+                <w:szCs w:val="14"/>
+              </w:rPr>
+              <w:instrText xml:space="preserve"> PAGEREF _Toc230562049 \h </w:instrText>
+            </w:r>
+            <w:r>
+              <w:rPr>
+                <w:noProof/>
+                <w:webHidden/>
+                <w:sz w:val="14"/>
+                <w:szCs w:val="14"/>
+              </w:rPr>
+            </w:r>
+            <w:r>
+              <w:rPr>
+                <w:noProof/>
+                <w:webHidden/>
+                <w:sz w:val="14"/>
+                <w:szCs w:val="14"/>
               </w:rPr>
               <w:fldChar w:fldCharType="separate"/>
             </w:r>
@@ -703,8 +709,8 @@
               <w:rPr>
                 <w:noProof/>
                 <w:webHidden/>
-                <w:sz w:val="16"/>
-                <w:szCs w:val="16"/>
+                <w:sz w:val="14"/>
+                <w:szCs w:val="14"/>
               </w:rPr>
               <w:t>4</w:t>
             </w:r>
@@ -712,8 +718,8 @@
               <w:rPr>
                 <w:noProof/>
                 <w:webHidden/>
-                <w:sz w:val="16"/>
-                <w:szCs w:val="16"/>
+                <w:sz w:val="14"/>
+                <w:szCs w:val="14"/>
               </w:rPr>
               <w:fldChar w:fldCharType="end"/>
             </w:r>
@@ -726,19 +732,19 @@
               <w:rFonts w:asciiTheme="minorHAnsi" w:eastAsiaTheme="minorEastAsia" w:hAnsiTheme="minorHAnsi"/>
               <w:noProof/>
               <w:kern w:val="2"/>
-              <w:sz w:val="18"/>
-              <w:szCs w:val="18"/>
+              <w:sz w:val="16"/>
+              <w:szCs w:val="16"/>
               <w:lang w:val="fr-FR" w:eastAsia="fr-FR"/>
               <w14:ligatures w14:val="standardContextual"/>
             </w:rPr>
           </w:pPr>
-          <w:hyperlink w:anchor="_Toc230455926" w:history="1">
+          <w:hyperlink w:anchor="_Toc230562050" w:history="1">
             <w:r>
               <w:rPr>
                 <w:rStyle w:val="Lienhypertexte"/>
                 <w:noProof/>
-                <w:sz w:val="16"/>
-                <w:szCs w:val="16"/>
+                <w:sz w:val="14"/>
+                <w:szCs w:val="14"/>
               </w:rPr>
               <w:t>5. Global System Architecture</w:t>
             </w:r>
@@ -746,8 +752,8 @@
               <w:rPr>
                 <w:noProof/>
                 <w:webHidden/>
-                <w:sz w:val="16"/>
-                <w:szCs w:val="16"/>
+                <w:sz w:val="14"/>
+                <w:szCs w:val="14"/>
               </w:rPr>
               <w:tab/>
             </w:r>
@@ -755,8 +761,8 @@
               <w:rPr>
                 <w:noProof/>
                 <w:webHidden/>
-                <w:sz w:val="16"/>
-                <w:szCs w:val="16"/>
+                <w:sz w:val="14"/>
+                <w:szCs w:val="14"/>
               </w:rPr>
               <w:fldChar w:fldCharType="begin"/>
             </w:r>
@@ -764,25 +770,25 @@
               <w:rPr>
                 <w:noProof/>
                 <w:webHidden/>
-                <w:sz w:val="16"/>
-                <w:szCs w:val="16"/>
-              </w:rPr>
-              <w:instrText xml:space="preserve"> PAGEREF _Toc230455926 \h </w:instrText>
-            </w:r>
-            <w:r>
-              <w:rPr>
-                <w:noProof/>
-                <w:webHidden/>
-                <w:sz w:val="16"/>
-                <w:szCs w:val="16"/>
-              </w:rPr>
-            </w:r>
-            <w:r>
-              <w:rPr>
-                <w:noProof/>
-                <w:webHidden/>
-                <w:sz w:val="16"/>
-                <w:szCs w:val="16"/>
+                <w:sz w:val="14"/>
+                <w:szCs w:val="14"/>
+              </w:rPr>
+              <w:instrText xml:space="preserve"> PAGEREF _Toc230562050 \h </w:instrText>
+            </w:r>
+            <w:r>
+              <w:rPr>
+                <w:noProof/>
+                <w:webHidden/>
+                <w:sz w:val="14"/>
+                <w:szCs w:val="14"/>
+              </w:rPr>
+            </w:r>
+            <w:r>
+              <w:rPr>
+                <w:noProof/>
+                <w:webHidden/>
+                <w:sz w:val="14"/>
+                <w:szCs w:val="14"/>
               </w:rPr>
               <w:fldChar w:fldCharType="separate"/>
             </w:r>
@@ -790,17 +796,17 @@
               <w:rPr>
                 <w:noProof/>
                 <w:webHidden/>
-                <w:sz w:val="16"/>
-                <w:szCs w:val="16"/>
-              </w:rPr>
-              <w:t>5</w:t>
-            </w:r>
-            <w:r>
-              <w:rPr>
-                <w:noProof/>
-                <w:webHidden/>
-                <w:sz w:val="16"/>
-                <w:szCs w:val="16"/>
+                <w:sz w:val="14"/>
+                <w:szCs w:val="14"/>
+              </w:rPr>
+              <w:t>4</w:t>
+            </w:r>
+            <w:r>
+              <w:rPr>
+                <w:noProof/>
+                <w:webHidden/>
+                <w:sz w:val="14"/>
+                <w:szCs w:val="14"/>
               </w:rPr>
               <w:fldChar w:fldCharType="end"/>
             </w:r>
@@ -813,19 +819,19 @@
               <w:rFonts w:asciiTheme="minorHAnsi" w:eastAsiaTheme="minorEastAsia" w:hAnsiTheme="minorHAnsi"/>
               <w:noProof/>
               <w:kern w:val="2"/>
-              <w:sz w:val="18"/>
-              <w:szCs w:val="18"/>
+              <w:sz w:val="16"/>
+              <w:szCs w:val="16"/>
               <w:lang w:val="fr-FR" w:eastAsia="fr-FR"/>
               <w14:ligatures w14:val="standardContextual"/>
             </w:rPr>
           </w:pPr>
-          <w:hyperlink w:anchor="_Toc230455927" w:history="1">
+          <w:hyperlink w:anchor="_Toc230562051" w:history="1">
             <w:r>
               <w:rPr>
                 <w:rStyle w:val="Lienhypertexte"/>
                 <w:noProof/>
-                <w:sz w:val="16"/>
-                <w:szCs w:val="16"/>
+                <w:sz w:val="14"/>
+                <w:szCs w:val="14"/>
               </w:rPr>
               <w:t>6. Part 1 - Machine Learning / Deep Learning Pipeline</w:t>
             </w:r>
@@ -833,8 +839,8 @@
               <w:rPr>
                 <w:noProof/>
                 <w:webHidden/>
-                <w:sz w:val="16"/>
-                <w:szCs w:val="16"/>
+                <w:sz w:val="14"/>
+                <w:szCs w:val="14"/>
               </w:rPr>
               <w:tab/>
             </w:r>
@@ -842,8 +848,8 @@
               <w:rPr>
                 <w:noProof/>
                 <w:webHidden/>
-                <w:sz w:val="16"/>
-                <w:szCs w:val="16"/>
+                <w:sz w:val="14"/>
+                <w:szCs w:val="14"/>
               </w:rPr>
               <w:fldChar w:fldCharType="begin"/>
             </w:r>
@@ -851,25 +857,25 @@
               <w:rPr>
                 <w:noProof/>
                 <w:webHidden/>
-                <w:sz w:val="16"/>
-                <w:szCs w:val="16"/>
-              </w:rPr>
-              <w:instrText xml:space="preserve"> PAGEREF _Toc230455927 \h </w:instrText>
-            </w:r>
-            <w:r>
-              <w:rPr>
-                <w:noProof/>
-                <w:webHidden/>
-                <w:sz w:val="16"/>
-                <w:szCs w:val="16"/>
-              </w:rPr>
-            </w:r>
-            <w:r>
-              <w:rPr>
-                <w:noProof/>
-                <w:webHidden/>
-                <w:sz w:val="16"/>
-                <w:szCs w:val="16"/>
+                <w:sz w:val="14"/>
+                <w:szCs w:val="14"/>
+              </w:rPr>
+              <w:instrText xml:space="preserve"> PAGEREF _Toc230562051 \h </w:instrText>
+            </w:r>
+            <w:r>
+              <w:rPr>
+                <w:noProof/>
+                <w:webHidden/>
+                <w:sz w:val="14"/>
+                <w:szCs w:val="14"/>
+              </w:rPr>
+            </w:r>
+            <w:r>
+              <w:rPr>
+                <w:noProof/>
+                <w:webHidden/>
+                <w:sz w:val="14"/>
+                <w:szCs w:val="14"/>
               </w:rPr>
               <w:fldChar w:fldCharType="separate"/>
             </w:r>
@@ -877,8 +883,8 @@
               <w:rPr>
                 <w:noProof/>
                 <w:webHidden/>
-                <w:sz w:val="16"/>
-                <w:szCs w:val="16"/>
+                <w:sz w:val="14"/>
+                <w:szCs w:val="14"/>
               </w:rPr>
               <w:t>5</w:t>
             </w:r>
@@ -886,8 +892,8 @@
               <w:rPr>
                 <w:noProof/>
                 <w:webHidden/>
-                <w:sz w:val="16"/>
-                <w:szCs w:val="16"/>
+                <w:sz w:val="14"/>
+                <w:szCs w:val="14"/>
               </w:rPr>
               <w:fldChar w:fldCharType="end"/>
             </w:r>
@@ -904,19 +910,19 @@
               <w:rFonts w:asciiTheme="minorHAnsi" w:eastAsiaTheme="minorEastAsia" w:hAnsiTheme="minorHAnsi"/>
               <w:noProof/>
               <w:kern w:val="2"/>
-              <w:sz w:val="18"/>
-              <w:szCs w:val="18"/>
+              <w:sz w:val="16"/>
+              <w:szCs w:val="16"/>
               <w:lang w:val="fr-FR" w:eastAsia="fr-FR"/>
               <w14:ligatures w14:val="standardContextual"/>
             </w:rPr>
           </w:pPr>
-          <w:hyperlink w:anchor="_Toc230455928" w:history="1">
+          <w:hyperlink w:anchor="_Toc230562052" w:history="1">
             <w:r>
               <w:rPr>
                 <w:rStyle w:val="Lienhypertexte"/>
                 <w:noProof/>
-                <w:sz w:val="16"/>
-                <w:szCs w:val="16"/>
+                <w:sz w:val="14"/>
+                <w:szCs w:val="14"/>
               </w:rPr>
               <w:t>6.1 Objective of the ML Part</w:t>
             </w:r>
@@ -924,8 +930,8 @@
               <w:rPr>
                 <w:noProof/>
                 <w:webHidden/>
-                <w:sz w:val="16"/>
-                <w:szCs w:val="16"/>
+                <w:sz w:val="14"/>
+                <w:szCs w:val="14"/>
               </w:rPr>
               <w:tab/>
             </w:r>
@@ -933,8 +939,8 @@
               <w:rPr>
                 <w:noProof/>
                 <w:webHidden/>
-                <w:sz w:val="16"/>
-                <w:szCs w:val="16"/>
+                <w:sz w:val="14"/>
+                <w:szCs w:val="14"/>
               </w:rPr>
               <w:fldChar w:fldCharType="begin"/>
             </w:r>
@@ -942,25 +948,25 @@
               <w:rPr>
                 <w:noProof/>
                 <w:webHidden/>
-                <w:sz w:val="16"/>
-                <w:szCs w:val="16"/>
-              </w:rPr>
-              <w:instrText xml:space="preserve"> PAGEREF _Toc230455928 \h </w:instrText>
-            </w:r>
-            <w:r>
-              <w:rPr>
-                <w:noProof/>
-                <w:webHidden/>
-                <w:sz w:val="16"/>
-                <w:szCs w:val="16"/>
-              </w:rPr>
-            </w:r>
-            <w:r>
-              <w:rPr>
-                <w:noProof/>
-                <w:webHidden/>
-                <w:sz w:val="16"/>
-                <w:szCs w:val="16"/>
+                <w:sz w:val="14"/>
+                <w:szCs w:val="14"/>
+              </w:rPr>
+              <w:instrText xml:space="preserve"> PAGEREF _Toc230562052 \h </w:instrText>
+            </w:r>
+            <w:r>
+              <w:rPr>
+                <w:noProof/>
+                <w:webHidden/>
+                <w:sz w:val="14"/>
+                <w:szCs w:val="14"/>
+              </w:rPr>
+            </w:r>
+            <w:r>
+              <w:rPr>
+                <w:noProof/>
+                <w:webHidden/>
+                <w:sz w:val="14"/>
+                <w:szCs w:val="14"/>
               </w:rPr>
               <w:fldChar w:fldCharType="separate"/>
             </w:r>
@@ -968,8 +974,8 @@
               <w:rPr>
                 <w:noProof/>
                 <w:webHidden/>
-                <w:sz w:val="16"/>
-                <w:szCs w:val="16"/>
+                <w:sz w:val="14"/>
+                <w:szCs w:val="14"/>
               </w:rPr>
               <w:t>5</w:t>
             </w:r>
@@ -977,8 +983,8 @@
               <w:rPr>
                 <w:noProof/>
                 <w:webHidden/>
-                <w:sz w:val="16"/>
-                <w:szCs w:val="16"/>
+                <w:sz w:val="14"/>
+                <w:szCs w:val="14"/>
               </w:rPr>
               <w:fldChar w:fldCharType="end"/>
             </w:r>
@@ -995,19 +1001,19 @@
               <w:rFonts w:asciiTheme="minorHAnsi" w:eastAsiaTheme="minorEastAsia" w:hAnsiTheme="minorHAnsi"/>
               <w:noProof/>
               <w:kern w:val="2"/>
-              <w:sz w:val="18"/>
-              <w:szCs w:val="18"/>
+              <w:sz w:val="16"/>
+              <w:szCs w:val="16"/>
               <w:lang w:val="fr-FR" w:eastAsia="fr-FR"/>
               <w14:ligatures w14:val="standardContextual"/>
             </w:rPr>
           </w:pPr>
-          <w:hyperlink w:anchor="_Toc230455929" w:history="1">
+          <w:hyperlink w:anchor="_Toc230562053" w:history="1">
             <w:r>
               <w:rPr>
                 <w:rStyle w:val="Lienhypertexte"/>
                 <w:noProof/>
-                <w:sz w:val="16"/>
-                <w:szCs w:val="16"/>
+                <w:sz w:val="14"/>
+                <w:szCs w:val="14"/>
               </w:rPr>
               <w:t>6.2 Development Environment</w:t>
             </w:r>
@@ -1015,8 +1021,8 @@
               <w:rPr>
                 <w:noProof/>
                 <w:webHidden/>
-                <w:sz w:val="16"/>
-                <w:szCs w:val="16"/>
+                <w:sz w:val="14"/>
+                <w:szCs w:val="14"/>
               </w:rPr>
               <w:tab/>
             </w:r>
@@ -1024,8 +1030,8 @@
               <w:rPr>
                 <w:noProof/>
                 <w:webHidden/>
-                <w:sz w:val="16"/>
-                <w:szCs w:val="16"/>
+                <w:sz w:val="14"/>
+                <w:szCs w:val="14"/>
               </w:rPr>
               <w:fldChar w:fldCharType="begin"/>
             </w:r>
@@ -1033,25 +1039,25 @@
               <w:rPr>
                 <w:noProof/>
                 <w:webHidden/>
-                <w:sz w:val="16"/>
-                <w:szCs w:val="16"/>
-              </w:rPr>
-              <w:instrText xml:space="preserve"> PAGEREF _Toc230455929 \h </w:instrText>
-            </w:r>
-            <w:r>
-              <w:rPr>
-                <w:noProof/>
-                <w:webHidden/>
-                <w:sz w:val="16"/>
-                <w:szCs w:val="16"/>
-              </w:rPr>
-            </w:r>
-            <w:r>
-              <w:rPr>
-                <w:noProof/>
-                <w:webHidden/>
-                <w:sz w:val="16"/>
-                <w:szCs w:val="16"/>
+                <w:sz w:val="14"/>
+                <w:szCs w:val="14"/>
+              </w:rPr>
+              <w:instrText xml:space="preserve"> PAGEREF _Toc230562053 \h </w:instrText>
+            </w:r>
+            <w:r>
+              <w:rPr>
+                <w:noProof/>
+                <w:webHidden/>
+                <w:sz w:val="14"/>
+                <w:szCs w:val="14"/>
+              </w:rPr>
+            </w:r>
+            <w:r>
+              <w:rPr>
+                <w:noProof/>
+                <w:webHidden/>
+                <w:sz w:val="14"/>
+                <w:szCs w:val="14"/>
               </w:rPr>
               <w:fldChar w:fldCharType="separate"/>
             </w:r>
@@ -1059,17 +1065,17 @@
               <w:rPr>
                 <w:noProof/>
                 <w:webHidden/>
-                <w:sz w:val="16"/>
-                <w:szCs w:val="16"/>
-              </w:rPr>
-              <w:t>6</w:t>
-            </w:r>
-            <w:r>
-              <w:rPr>
-                <w:noProof/>
-                <w:webHidden/>
-                <w:sz w:val="16"/>
-                <w:szCs w:val="16"/>
+                <w:sz w:val="14"/>
+                <w:szCs w:val="14"/>
+              </w:rPr>
+              <w:t>5</w:t>
+            </w:r>
+            <w:r>
+              <w:rPr>
+                <w:noProof/>
+                <w:webHidden/>
+                <w:sz w:val="14"/>
+                <w:szCs w:val="14"/>
               </w:rPr>
               <w:fldChar w:fldCharType="end"/>
             </w:r>
@@ -1086,19 +1092,19 @@
               <w:rFonts w:asciiTheme="minorHAnsi" w:eastAsiaTheme="minorEastAsia" w:hAnsiTheme="minorHAnsi"/>
               <w:noProof/>
               <w:kern w:val="2"/>
-              <w:sz w:val="18"/>
-              <w:szCs w:val="18"/>
+              <w:sz w:val="16"/>
+              <w:szCs w:val="16"/>
               <w:lang w:val="fr-FR" w:eastAsia="fr-FR"/>
               <w14:ligatures w14:val="standardContextual"/>
             </w:rPr>
           </w:pPr>
-          <w:hyperlink w:anchor="_Toc230455930" w:history="1">
+          <w:hyperlink w:anchor="_Toc230562054" w:history="1">
             <w:r>
               <w:rPr>
                 <w:rStyle w:val="Lienhypertexte"/>
                 <w:noProof/>
-                <w:sz w:val="16"/>
-                <w:szCs w:val="16"/>
+                <w:sz w:val="14"/>
+                <w:szCs w:val="14"/>
               </w:rPr>
               <w:t>6.3 Dataset Selection</w:t>
             </w:r>
@@ -1106,8 +1112,8 @@
               <w:rPr>
                 <w:noProof/>
                 <w:webHidden/>
-                <w:sz w:val="16"/>
-                <w:szCs w:val="16"/>
+                <w:sz w:val="14"/>
+                <w:szCs w:val="14"/>
               </w:rPr>
               <w:tab/>
             </w:r>
@@ -1115,8 +1121,8 @@
               <w:rPr>
                 <w:noProof/>
                 <w:webHidden/>
-                <w:sz w:val="16"/>
-                <w:szCs w:val="16"/>
+                <w:sz w:val="14"/>
+                <w:szCs w:val="14"/>
               </w:rPr>
               <w:fldChar w:fldCharType="begin"/>
             </w:r>
@@ -1124,25 +1130,25 @@
               <w:rPr>
                 <w:noProof/>
                 <w:webHidden/>
-                <w:sz w:val="16"/>
-                <w:szCs w:val="16"/>
-              </w:rPr>
-              <w:instrText xml:space="preserve"> PAGEREF _Toc230455930 \h </w:instrText>
-            </w:r>
-            <w:r>
-              <w:rPr>
-                <w:noProof/>
-                <w:webHidden/>
-                <w:sz w:val="16"/>
-                <w:szCs w:val="16"/>
-              </w:rPr>
-            </w:r>
-            <w:r>
-              <w:rPr>
-                <w:noProof/>
-                <w:webHidden/>
-                <w:sz w:val="16"/>
-                <w:szCs w:val="16"/>
+                <w:sz w:val="14"/>
+                <w:szCs w:val="14"/>
+              </w:rPr>
+              <w:instrText xml:space="preserve"> PAGEREF _Toc230562054 \h </w:instrText>
+            </w:r>
+            <w:r>
+              <w:rPr>
+                <w:noProof/>
+                <w:webHidden/>
+                <w:sz w:val="14"/>
+                <w:szCs w:val="14"/>
+              </w:rPr>
+            </w:r>
+            <w:r>
+              <w:rPr>
+                <w:noProof/>
+                <w:webHidden/>
+                <w:sz w:val="14"/>
+                <w:szCs w:val="14"/>
               </w:rPr>
               <w:fldChar w:fldCharType="separate"/>
             </w:r>
@@ -1150,17 +1156,17 @@
               <w:rPr>
                 <w:noProof/>
                 <w:webHidden/>
-                <w:sz w:val="16"/>
-                <w:szCs w:val="16"/>
-              </w:rPr>
-              <w:t>6</w:t>
-            </w:r>
-            <w:r>
-              <w:rPr>
-                <w:noProof/>
-                <w:webHidden/>
-                <w:sz w:val="16"/>
-                <w:szCs w:val="16"/>
+                <w:sz w:val="14"/>
+                <w:szCs w:val="14"/>
+              </w:rPr>
+              <w:t>5</w:t>
+            </w:r>
+            <w:r>
+              <w:rPr>
+                <w:noProof/>
+                <w:webHidden/>
+                <w:sz w:val="14"/>
+                <w:szCs w:val="14"/>
               </w:rPr>
               <w:fldChar w:fldCharType="end"/>
             </w:r>
@@ -1177,19 +1183,19 @@
               <w:rFonts w:asciiTheme="minorHAnsi" w:eastAsiaTheme="minorEastAsia" w:hAnsiTheme="minorHAnsi"/>
               <w:noProof/>
               <w:kern w:val="2"/>
-              <w:sz w:val="18"/>
-              <w:szCs w:val="18"/>
+              <w:sz w:val="16"/>
+              <w:szCs w:val="16"/>
               <w:lang w:val="fr-FR" w:eastAsia="fr-FR"/>
               <w14:ligatures w14:val="standardContextual"/>
             </w:rPr>
           </w:pPr>
-          <w:hyperlink w:anchor="_Toc230455931" w:history="1">
+          <w:hyperlink w:anchor="_Toc230562055" w:history="1">
             <w:r>
               <w:rPr>
                 <w:rStyle w:val="Lienhypertexte"/>
                 <w:noProof/>
-                <w:sz w:val="16"/>
-                <w:szCs w:val="16"/>
+                <w:sz w:val="14"/>
+                <w:szCs w:val="14"/>
               </w:rPr>
               <w:t>6.4 Data Preprocessing</w:t>
             </w:r>
@@ -1197,8 +1203,8 @@
               <w:rPr>
                 <w:noProof/>
                 <w:webHidden/>
-                <w:sz w:val="16"/>
-                <w:szCs w:val="16"/>
+                <w:sz w:val="14"/>
+                <w:szCs w:val="14"/>
               </w:rPr>
               <w:tab/>
             </w:r>
@@ -1206,8 +1212,8 @@
               <w:rPr>
                 <w:noProof/>
                 <w:webHidden/>
-                <w:sz w:val="16"/>
-                <w:szCs w:val="16"/>
+                <w:sz w:val="14"/>
+                <w:szCs w:val="14"/>
               </w:rPr>
               <w:fldChar w:fldCharType="begin"/>
             </w:r>
@@ -1215,25 +1221,25 @@
               <w:rPr>
                 <w:noProof/>
                 <w:webHidden/>
-                <w:sz w:val="16"/>
-                <w:szCs w:val="16"/>
-              </w:rPr>
-              <w:instrText xml:space="preserve"> PAGEREF _Toc230455931 \h </w:instrText>
-            </w:r>
-            <w:r>
-              <w:rPr>
-                <w:noProof/>
-                <w:webHidden/>
-                <w:sz w:val="16"/>
-                <w:szCs w:val="16"/>
-              </w:rPr>
-            </w:r>
-            <w:r>
-              <w:rPr>
-                <w:noProof/>
-                <w:webHidden/>
-                <w:sz w:val="16"/>
-                <w:szCs w:val="16"/>
+                <w:sz w:val="14"/>
+                <w:szCs w:val="14"/>
+              </w:rPr>
+              <w:instrText xml:space="preserve"> PAGEREF _Toc230562055 \h </w:instrText>
+            </w:r>
+            <w:r>
+              <w:rPr>
+                <w:noProof/>
+                <w:webHidden/>
+                <w:sz w:val="14"/>
+                <w:szCs w:val="14"/>
+              </w:rPr>
+            </w:r>
+            <w:r>
+              <w:rPr>
+                <w:noProof/>
+                <w:webHidden/>
+                <w:sz w:val="14"/>
+                <w:szCs w:val="14"/>
               </w:rPr>
               <w:fldChar w:fldCharType="separate"/>
             </w:r>
@@ -1241,17 +1247,17 @@
               <w:rPr>
                 <w:noProof/>
                 <w:webHidden/>
-                <w:sz w:val="16"/>
-                <w:szCs w:val="16"/>
-              </w:rPr>
-              <w:t>6</w:t>
-            </w:r>
-            <w:r>
-              <w:rPr>
-                <w:noProof/>
-                <w:webHidden/>
-                <w:sz w:val="16"/>
-                <w:szCs w:val="16"/>
+                <w:sz w:val="14"/>
+                <w:szCs w:val="14"/>
+              </w:rPr>
+              <w:t>5</w:t>
+            </w:r>
+            <w:r>
+              <w:rPr>
+                <w:noProof/>
+                <w:webHidden/>
+                <w:sz w:val="14"/>
+                <w:szCs w:val="14"/>
               </w:rPr>
               <w:fldChar w:fldCharType="end"/>
             </w:r>
@@ -1268,19 +1274,19 @@
               <w:rFonts w:asciiTheme="minorHAnsi" w:eastAsiaTheme="minorEastAsia" w:hAnsiTheme="minorHAnsi"/>
               <w:noProof/>
               <w:kern w:val="2"/>
-              <w:sz w:val="18"/>
-              <w:szCs w:val="18"/>
+              <w:sz w:val="16"/>
+              <w:szCs w:val="16"/>
               <w:lang w:val="fr-FR" w:eastAsia="fr-FR"/>
               <w14:ligatures w14:val="standardContextual"/>
             </w:rPr>
           </w:pPr>
-          <w:hyperlink w:anchor="_Toc230455932" w:history="1">
+          <w:hyperlink w:anchor="_Toc230562056" w:history="1">
             <w:r>
               <w:rPr>
                 <w:rStyle w:val="Lienhypertexte"/>
                 <w:noProof/>
-                <w:sz w:val="16"/>
-                <w:szCs w:val="16"/>
+                <w:sz w:val="14"/>
+                <w:szCs w:val="14"/>
               </w:rPr>
               <w:t>6.5 Train / Validation Split</w:t>
             </w:r>
@@ -1288,8 +1294,8 @@
               <w:rPr>
                 <w:noProof/>
                 <w:webHidden/>
-                <w:sz w:val="16"/>
-                <w:szCs w:val="16"/>
+                <w:sz w:val="14"/>
+                <w:szCs w:val="14"/>
               </w:rPr>
               <w:tab/>
             </w:r>
@@ -1297,8 +1303,8 @@
               <w:rPr>
                 <w:noProof/>
                 <w:webHidden/>
-                <w:sz w:val="16"/>
-                <w:szCs w:val="16"/>
+                <w:sz w:val="14"/>
+                <w:szCs w:val="14"/>
               </w:rPr>
               <w:fldChar w:fldCharType="begin"/>
             </w:r>
@@ -1306,25 +1312,25 @@
               <w:rPr>
                 <w:noProof/>
                 <w:webHidden/>
-                <w:sz w:val="16"/>
-                <w:szCs w:val="16"/>
-              </w:rPr>
-              <w:instrText xml:space="preserve"> PAGEREF _Toc230455932 \h </w:instrText>
-            </w:r>
-            <w:r>
-              <w:rPr>
-                <w:noProof/>
-                <w:webHidden/>
-                <w:sz w:val="16"/>
-                <w:szCs w:val="16"/>
-              </w:rPr>
-            </w:r>
-            <w:r>
-              <w:rPr>
-                <w:noProof/>
-                <w:webHidden/>
-                <w:sz w:val="16"/>
-                <w:szCs w:val="16"/>
+                <w:sz w:val="14"/>
+                <w:szCs w:val="14"/>
+              </w:rPr>
+              <w:instrText xml:space="preserve"> PAGEREF _Toc230562056 \h </w:instrText>
+            </w:r>
+            <w:r>
+              <w:rPr>
+                <w:noProof/>
+                <w:webHidden/>
+                <w:sz w:val="14"/>
+                <w:szCs w:val="14"/>
+              </w:rPr>
+            </w:r>
+            <w:r>
+              <w:rPr>
+                <w:noProof/>
+                <w:webHidden/>
+                <w:sz w:val="14"/>
+                <w:szCs w:val="14"/>
               </w:rPr>
               <w:fldChar w:fldCharType="separate"/>
             </w:r>
@@ -1332,8 +1338,8 @@
               <w:rPr>
                 <w:noProof/>
                 <w:webHidden/>
-                <w:sz w:val="16"/>
-                <w:szCs w:val="16"/>
+                <w:sz w:val="14"/>
+                <w:szCs w:val="14"/>
               </w:rPr>
               <w:t>6</w:t>
             </w:r>
@@ -1341,8 +1347,8 @@
               <w:rPr>
                 <w:noProof/>
                 <w:webHidden/>
-                <w:sz w:val="16"/>
-                <w:szCs w:val="16"/>
+                <w:sz w:val="14"/>
+                <w:szCs w:val="14"/>
               </w:rPr>
               <w:fldChar w:fldCharType="end"/>
             </w:r>
@@ -1359,19 +1365,19 @@
               <w:rFonts w:asciiTheme="minorHAnsi" w:eastAsiaTheme="minorEastAsia" w:hAnsiTheme="minorHAnsi"/>
               <w:noProof/>
               <w:kern w:val="2"/>
-              <w:sz w:val="18"/>
-              <w:szCs w:val="18"/>
+              <w:sz w:val="16"/>
+              <w:szCs w:val="16"/>
               <w:lang w:val="fr-FR" w:eastAsia="fr-FR"/>
               <w14:ligatures w14:val="standardContextual"/>
             </w:rPr>
           </w:pPr>
-          <w:hyperlink w:anchor="_Toc230455933" w:history="1">
+          <w:hyperlink w:anchor="_Toc230562057" w:history="1">
             <w:r>
               <w:rPr>
                 <w:rStyle w:val="Lienhypertexte"/>
                 <w:noProof/>
-                <w:sz w:val="16"/>
-                <w:szCs w:val="16"/>
+                <w:sz w:val="14"/>
+                <w:szCs w:val="14"/>
               </w:rPr>
               <w:t>6.6 Tokenization</w:t>
             </w:r>
@@ -1379,8 +1385,8 @@
               <w:rPr>
                 <w:noProof/>
                 <w:webHidden/>
-                <w:sz w:val="16"/>
-                <w:szCs w:val="16"/>
+                <w:sz w:val="14"/>
+                <w:szCs w:val="14"/>
               </w:rPr>
               <w:tab/>
             </w:r>
@@ -1388,8 +1394,8 @@
               <w:rPr>
                 <w:noProof/>
                 <w:webHidden/>
-                <w:sz w:val="16"/>
-                <w:szCs w:val="16"/>
+                <w:sz w:val="14"/>
+                <w:szCs w:val="14"/>
               </w:rPr>
               <w:fldChar w:fldCharType="begin"/>
             </w:r>
@@ -1397,25 +1403,25 @@
               <w:rPr>
                 <w:noProof/>
                 <w:webHidden/>
-                <w:sz w:val="16"/>
-                <w:szCs w:val="16"/>
-              </w:rPr>
-              <w:instrText xml:space="preserve"> PAGEREF _Toc230455933 \h </w:instrText>
-            </w:r>
-            <w:r>
-              <w:rPr>
-                <w:noProof/>
-                <w:webHidden/>
-                <w:sz w:val="16"/>
-                <w:szCs w:val="16"/>
-              </w:rPr>
-            </w:r>
-            <w:r>
-              <w:rPr>
-                <w:noProof/>
-                <w:webHidden/>
-                <w:sz w:val="16"/>
-                <w:szCs w:val="16"/>
+                <w:sz w:val="14"/>
+                <w:szCs w:val="14"/>
+              </w:rPr>
+              <w:instrText xml:space="preserve"> PAGEREF _Toc230562057 \h </w:instrText>
+            </w:r>
+            <w:r>
+              <w:rPr>
+                <w:noProof/>
+                <w:webHidden/>
+                <w:sz w:val="14"/>
+                <w:szCs w:val="14"/>
+              </w:rPr>
+            </w:r>
+            <w:r>
+              <w:rPr>
+                <w:noProof/>
+                <w:webHidden/>
+                <w:sz w:val="14"/>
+                <w:szCs w:val="14"/>
               </w:rPr>
               <w:fldChar w:fldCharType="separate"/>
             </w:r>
@@ -1423,8 +1429,8 @@
               <w:rPr>
                 <w:noProof/>
                 <w:webHidden/>
-                <w:sz w:val="16"/>
-                <w:szCs w:val="16"/>
+                <w:sz w:val="14"/>
+                <w:szCs w:val="14"/>
               </w:rPr>
               <w:t>6</w:t>
             </w:r>
@@ -1432,8 +1438,8 @@
               <w:rPr>
                 <w:noProof/>
                 <w:webHidden/>
-                <w:sz w:val="16"/>
-                <w:szCs w:val="16"/>
+                <w:sz w:val="14"/>
+                <w:szCs w:val="14"/>
               </w:rPr>
               <w:fldChar w:fldCharType="end"/>
             </w:r>
@@ -1450,19 +1456,19 @@
               <w:rFonts w:asciiTheme="minorHAnsi" w:eastAsiaTheme="minorEastAsia" w:hAnsiTheme="minorHAnsi"/>
               <w:noProof/>
               <w:kern w:val="2"/>
-              <w:sz w:val="18"/>
-              <w:szCs w:val="18"/>
+              <w:sz w:val="16"/>
+              <w:szCs w:val="16"/>
               <w:lang w:val="fr-FR" w:eastAsia="fr-FR"/>
               <w14:ligatures w14:val="standardContextual"/>
             </w:rPr>
           </w:pPr>
-          <w:hyperlink w:anchor="_Toc230455934" w:history="1">
+          <w:hyperlink w:anchor="_Toc230562058" w:history="1">
             <w:r>
               <w:rPr>
                 <w:rStyle w:val="Lienhypertexte"/>
                 <w:noProof/>
-                <w:sz w:val="16"/>
-                <w:szCs w:val="16"/>
+                <w:sz w:val="14"/>
+                <w:szCs w:val="14"/>
               </w:rPr>
               <w:t>6.7 Model Choice: DistilBERT</w:t>
             </w:r>
@@ -1470,8 +1476,8 @@
               <w:rPr>
                 <w:noProof/>
                 <w:webHidden/>
-                <w:sz w:val="16"/>
-                <w:szCs w:val="16"/>
+                <w:sz w:val="14"/>
+                <w:szCs w:val="14"/>
               </w:rPr>
               <w:tab/>
             </w:r>
@@ -1479,8 +1485,8 @@
               <w:rPr>
                 <w:noProof/>
                 <w:webHidden/>
-                <w:sz w:val="16"/>
-                <w:szCs w:val="16"/>
+                <w:sz w:val="14"/>
+                <w:szCs w:val="14"/>
               </w:rPr>
               <w:fldChar w:fldCharType="begin"/>
             </w:r>
@@ -1488,25 +1494,25 @@
               <w:rPr>
                 <w:noProof/>
                 <w:webHidden/>
-                <w:sz w:val="16"/>
-                <w:szCs w:val="16"/>
-              </w:rPr>
-              <w:instrText xml:space="preserve"> PAGEREF _Toc230455934 \h </w:instrText>
-            </w:r>
-            <w:r>
-              <w:rPr>
-                <w:noProof/>
-                <w:webHidden/>
-                <w:sz w:val="16"/>
-                <w:szCs w:val="16"/>
-              </w:rPr>
-            </w:r>
-            <w:r>
-              <w:rPr>
-                <w:noProof/>
-                <w:webHidden/>
-                <w:sz w:val="16"/>
-                <w:szCs w:val="16"/>
+                <w:sz w:val="14"/>
+                <w:szCs w:val="14"/>
+              </w:rPr>
+              <w:instrText xml:space="preserve"> PAGEREF _Toc230562058 \h </w:instrText>
+            </w:r>
+            <w:r>
+              <w:rPr>
+                <w:noProof/>
+                <w:webHidden/>
+                <w:sz w:val="14"/>
+                <w:szCs w:val="14"/>
+              </w:rPr>
+            </w:r>
+            <w:r>
+              <w:rPr>
+                <w:noProof/>
+                <w:webHidden/>
+                <w:sz w:val="14"/>
+                <w:szCs w:val="14"/>
               </w:rPr>
               <w:fldChar w:fldCharType="separate"/>
             </w:r>
@@ -1514,17 +1520,17 @@
               <w:rPr>
                 <w:noProof/>
                 <w:webHidden/>
-                <w:sz w:val="16"/>
-                <w:szCs w:val="16"/>
-              </w:rPr>
-              <w:t>7</w:t>
-            </w:r>
-            <w:r>
-              <w:rPr>
-                <w:noProof/>
-                <w:webHidden/>
-                <w:sz w:val="16"/>
-                <w:szCs w:val="16"/>
+                <w:sz w:val="14"/>
+                <w:szCs w:val="14"/>
+              </w:rPr>
+              <w:t>6</w:t>
+            </w:r>
+            <w:r>
+              <w:rPr>
+                <w:noProof/>
+                <w:webHidden/>
+                <w:sz w:val="14"/>
+                <w:szCs w:val="14"/>
               </w:rPr>
               <w:fldChar w:fldCharType="end"/>
             </w:r>
@@ -1541,19 +1547,19 @@
               <w:rFonts w:asciiTheme="minorHAnsi" w:eastAsiaTheme="minorEastAsia" w:hAnsiTheme="minorHAnsi"/>
               <w:noProof/>
               <w:kern w:val="2"/>
-              <w:sz w:val="18"/>
-              <w:szCs w:val="18"/>
+              <w:sz w:val="16"/>
+              <w:szCs w:val="16"/>
               <w:lang w:val="fr-FR" w:eastAsia="fr-FR"/>
               <w14:ligatures w14:val="standardContextual"/>
             </w:rPr>
           </w:pPr>
-          <w:hyperlink w:anchor="_Toc230455935" w:history="1">
+          <w:hyperlink w:anchor="_Toc230562059" w:history="1">
             <w:r>
               <w:rPr>
                 <w:rStyle w:val="Lienhypertexte"/>
                 <w:noProof/>
-                <w:sz w:val="16"/>
-                <w:szCs w:val="16"/>
+                <w:sz w:val="14"/>
+                <w:szCs w:val="14"/>
               </w:rPr>
               <w:t>6.8 Fine-tuning Configuration</w:t>
             </w:r>
@@ -1561,8 +1567,8 @@
               <w:rPr>
                 <w:noProof/>
                 <w:webHidden/>
-                <w:sz w:val="16"/>
-                <w:szCs w:val="16"/>
+                <w:sz w:val="14"/>
+                <w:szCs w:val="14"/>
               </w:rPr>
               <w:tab/>
             </w:r>
@@ -1570,8 +1576,8 @@
               <w:rPr>
                 <w:noProof/>
                 <w:webHidden/>
-                <w:sz w:val="16"/>
-                <w:szCs w:val="16"/>
+                <w:sz w:val="14"/>
+                <w:szCs w:val="14"/>
               </w:rPr>
               <w:fldChar w:fldCharType="begin"/>
             </w:r>
@@ -1579,25 +1585,25 @@
               <w:rPr>
                 <w:noProof/>
                 <w:webHidden/>
-                <w:sz w:val="16"/>
-                <w:szCs w:val="16"/>
-              </w:rPr>
-              <w:instrText xml:space="preserve"> PAGEREF _Toc230455935 \h </w:instrText>
-            </w:r>
-            <w:r>
-              <w:rPr>
-                <w:noProof/>
-                <w:webHidden/>
-                <w:sz w:val="16"/>
-                <w:szCs w:val="16"/>
-              </w:rPr>
-            </w:r>
-            <w:r>
-              <w:rPr>
-                <w:noProof/>
-                <w:webHidden/>
-                <w:sz w:val="16"/>
-                <w:szCs w:val="16"/>
+                <w:sz w:val="14"/>
+                <w:szCs w:val="14"/>
+              </w:rPr>
+              <w:instrText xml:space="preserve"> PAGEREF _Toc230562059 \h </w:instrText>
+            </w:r>
+            <w:r>
+              <w:rPr>
+                <w:noProof/>
+                <w:webHidden/>
+                <w:sz w:val="14"/>
+                <w:szCs w:val="14"/>
+              </w:rPr>
+            </w:r>
+            <w:r>
+              <w:rPr>
+                <w:noProof/>
+                <w:webHidden/>
+                <w:sz w:val="14"/>
+                <w:szCs w:val="14"/>
               </w:rPr>
               <w:fldChar w:fldCharType="separate"/>
             </w:r>
@@ -1605,17 +1611,17 @@
               <w:rPr>
                 <w:noProof/>
                 <w:webHidden/>
-                <w:sz w:val="16"/>
-                <w:szCs w:val="16"/>
-              </w:rPr>
-              <w:t>7</w:t>
-            </w:r>
-            <w:r>
-              <w:rPr>
-                <w:noProof/>
-                <w:webHidden/>
-                <w:sz w:val="16"/>
-                <w:szCs w:val="16"/>
+                <w:sz w:val="14"/>
+                <w:szCs w:val="14"/>
+              </w:rPr>
+              <w:t>6</w:t>
+            </w:r>
+            <w:r>
+              <w:rPr>
+                <w:noProof/>
+                <w:webHidden/>
+                <w:sz w:val="14"/>
+                <w:szCs w:val="14"/>
               </w:rPr>
               <w:fldChar w:fldCharType="end"/>
             </w:r>
@@ -1632,19 +1638,19 @@
               <w:rFonts w:asciiTheme="minorHAnsi" w:eastAsiaTheme="minorEastAsia" w:hAnsiTheme="minorHAnsi"/>
               <w:noProof/>
               <w:kern w:val="2"/>
-              <w:sz w:val="18"/>
-              <w:szCs w:val="18"/>
+              <w:sz w:val="16"/>
+              <w:szCs w:val="16"/>
               <w:lang w:val="fr-FR" w:eastAsia="fr-FR"/>
               <w14:ligatures w14:val="standardContextual"/>
             </w:rPr>
           </w:pPr>
-          <w:hyperlink w:anchor="_Toc230455936" w:history="1">
+          <w:hyperlink w:anchor="_Toc230562060" w:history="1">
             <w:r>
               <w:rPr>
                 <w:rStyle w:val="Lienhypertexte"/>
                 <w:noProof/>
-                <w:sz w:val="16"/>
-                <w:szCs w:val="16"/>
+                <w:sz w:val="14"/>
+                <w:szCs w:val="14"/>
               </w:rPr>
               <w:t>6.9 Evaluation Results</w:t>
             </w:r>
@@ -1652,8 +1658,8 @@
               <w:rPr>
                 <w:noProof/>
                 <w:webHidden/>
-                <w:sz w:val="16"/>
-                <w:szCs w:val="16"/>
+                <w:sz w:val="14"/>
+                <w:szCs w:val="14"/>
               </w:rPr>
               <w:tab/>
             </w:r>
@@ -1661,8 +1667,8 @@
               <w:rPr>
                 <w:noProof/>
                 <w:webHidden/>
-                <w:sz w:val="16"/>
-                <w:szCs w:val="16"/>
+                <w:sz w:val="14"/>
+                <w:szCs w:val="14"/>
               </w:rPr>
               <w:fldChar w:fldCharType="begin"/>
             </w:r>
@@ -1670,25 +1676,25 @@
               <w:rPr>
                 <w:noProof/>
                 <w:webHidden/>
-                <w:sz w:val="16"/>
-                <w:szCs w:val="16"/>
-              </w:rPr>
-              <w:instrText xml:space="preserve"> PAGEREF _Toc230455936 \h </w:instrText>
-            </w:r>
-            <w:r>
-              <w:rPr>
-                <w:noProof/>
-                <w:webHidden/>
-                <w:sz w:val="16"/>
-                <w:szCs w:val="16"/>
-              </w:rPr>
-            </w:r>
-            <w:r>
-              <w:rPr>
-                <w:noProof/>
-                <w:webHidden/>
-                <w:sz w:val="16"/>
-                <w:szCs w:val="16"/>
+                <w:sz w:val="14"/>
+                <w:szCs w:val="14"/>
+              </w:rPr>
+              <w:instrText xml:space="preserve"> PAGEREF _Toc230562060 \h </w:instrText>
+            </w:r>
+            <w:r>
+              <w:rPr>
+                <w:noProof/>
+                <w:webHidden/>
+                <w:sz w:val="14"/>
+                <w:szCs w:val="14"/>
+              </w:rPr>
+            </w:r>
+            <w:r>
+              <w:rPr>
+                <w:noProof/>
+                <w:webHidden/>
+                <w:sz w:val="14"/>
+                <w:szCs w:val="14"/>
               </w:rPr>
               <w:fldChar w:fldCharType="separate"/>
             </w:r>
@@ -1696,17 +1702,17 @@
               <w:rPr>
                 <w:noProof/>
                 <w:webHidden/>
-                <w:sz w:val="16"/>
-                <w:szCs w:val="16"/>
-              </w:rPr>
-              <w:t>7</w:t>
-            </w:r>
-            <w:r>
-              <w:rPr>
-                <w:noProof/>
-                <w:webHidden/>
-                <w:sz w:val="16"/>
-                <w:szCs w:val="16"/>
+                <w:sz w:val="14"/>
+                <w:szCs w:val="14"/>
+              </w:rPr>
+              <w:t>6</w:t>
+            </w:r>
+            <w:r>
+              <w:rPr>
+                <w:noProof/>
+                <w:webHidden/>
+                <w:sz w:val="14"/>
+                <w:szCs w:val="14"/>
               </w:rPr>
               <w:fldChar w:fldCharType="end"/>
             </w:r>
@@ -1723,19 +1729,19 @@
               <w:rFonts w:asciiTheme="minorHAnsi" w:eastAsiaTheme="minorEastAsia" w:hAnsiTheme="minorHAnsi"/>
               <w:noProof/>
               <w:kern w:val="2"/>
-              <w:sz w:val="18"/>
-              <w:szCs w:val="18"/>
+              <w:sz w:val="16"/>
+              <w:szCs w:val="16"/>
               <w:lang w:val="fr-FR" w:eastAsia="fr-FR"/>
               <w14:ligatures w14:val="standardContextual"/>
             </w:rPr>
           </w:pPr>
-          <w:hyperlink w:anchor="_Toc230455937" w:history="1">
+          <w:hyperlink w:anchor="_Toc230562061" w:history="1">
             <w:r>
               <w:rPr>
                 <w:rStyle w:val="Lienhypertexte"/>
                 <w:noProof/>
-                <w:sz w:val="16"/>
-                <w:szCs w:val="16"/>
+                <w:sz w:val="14"/>
+                <w:szCs w:val="14"/>
               </w:rPr>
               <w:t>6.10 Saving the Model</w:t>
             </w:r>
@@ -1743,8 +1749,8 @@
               <w:rPr>
                 <w:noProof/>
                 <w:webHidden/>
-                <w:sz w:val="16"/>
-                <w:szCs w:val="16"/>
+                <w:sz w:val="14"/>
+                <w:szCs w:val="14"/>
               </w:rPr>
               <w:tab/>
             </w:r>
@@ -1752,8 +1758,8 @@
               <w:rPr>
                 <w:noProof/>
                 <w:webHidden/>
-                <w:sz w:val="16"/>
-                <w:szCs w:val="16"/>
+                <w:sz w:val="14"/>
+                <w:szCs w:val="14"/>
               </w:rPr>
               <w:fldChar w:fldCharType="begin"/>
             </w:r>
@@ -1761,25 +1767,25 @@
               <w:rPr>
                 <w:noProof/>
                 <w:webHidden/>
-                <w:sz w:val="16"/>
-                <w:szCs w:val="16"/>
-              </w:rPr>
-              <w:instrText xml:space="preserve"> PAGEREF _Toc230455937 \h </w:instrText>
-            </w:r>
-            <w:r>
-              <w:rPr>
-                <w:noProof/>
-                <w:webHidden/>
-                <w:sz w:val="16"/>
-                <w:szCs w:val="16"/>
-              </w:rPr>
-            </w:r>
-            <w:r>
-              <w:rPr>
-                <w:noProof/>
-                <w:webHidden/>
-                <w:sz w:val="16"/>
-                <w:szCs w:val="16"/>
+                <w:sz w:val="14"/>
+                <w:szCs w:val="14"/>
+              </w:rPr>
+              <w:instrText xml:space="preserve"> PAGEREF _Toc230562061 \h </w:instrText>
+            </w:r>
+            <w:r>
+              <w:rPr>
+                <w:noProof/>
+                <w:webHidden/>
+                <w:sz w:val="14"/>
+                <w:szCs w:val="14"/>
+              </w:rPr>
+            </w:r>
+            <w:r>
+              <w:rPr>
+                <w:noProof/>
+                <w:webHidden/>
+                <w:sz w:val="14"/>
+                <w:szCs w:val="14"/>
               </w:rPr>
               <w:fldChar w:fldCharType="separate"/>
             </w:r>
@@ -1787,17 +1793,17 @@
               <w:rPr>
                 <w:noProof/>
                 <w:webHidden/>
-                <w:sz w:val="16"/>
-                <w:szCs w:val="16"/>
-              </w:rPr>
-              <w:t>7</w:t>
-            </w:r>
-            <w:r>
-              <w:rPr>
-                <w:noProof/>
-                <w:webHidden/>
-                <w:sz w:val="16"/>
-                <w:szCs w:val="16"/>
+                <w:sz w:val="14"/>
+                <w:szCs w:val="14"/>
+              </w:rPr>
+              <w:t>6</w:t>
+            </w:r>
+            <w:r>
+              <w:rPr>
+                <w:noProof/>
+                <w:webHidden/>
+                <w:sz w:val="14"/>
+                <w:szCs w:val="14"/>
               </w:rPr>
               <w:fldChar w:fldCharType="end"/>
             </w:r>
@@ -1814,19 +1820,19 @@
               <w:rFonts w:asciiTheme="minorHAnsi" w:eastAsiaTheme="minorEastAsia" w:hAnsiTheme="minorHAnsi"/>
               <w:noProof/>
               <w:kern w:val="2"/>
-              <w:sz w:val="18"/>
-              <w:szCs w:val="18"/>
+              <w:sz w:val="16"/>
+              <w:szCs w:val="16"/>
               <w:lang w:val="fr-FR" w:eastAsia="fr-FR"/>
               <w14:ligatures w14:val="standardContextual"/>
             </w:rPr>
           </w:pPr>
-          <w:hyperlink w:anchor="_Toc230455938" w:history="1">
+          <w:hyperlink w:anchor="_Toc230562062" w:history="1">
             <w:r>
               <w:rPr>
                 <w:rStyle w:val="Lienhypertexte"/>
                 <w:noProof/>
-                <w:sz w:val="16"/>
-                <w:szCs w:val="16"/>
+                <w:sz w:val="14"/>
+                <w:szCs w:val="14"/>
               </w:rPr>
               <w:t>6.11 Final Model API</w:t>
             </w:r>
@@ -1834,8 +1840,8 @@
               <w:rPr>
                 <w:noProof/>
                 <w:webHidden/>
-                <w:sz w:val="16"/>
-                <w:szCs w:val="16"/>
+                <w:sz w:val="14"/>
+                <w:szCs w:val="14"/>
               </w:rPr>
               <w:tab/>
             </w:r>
@@ -1843,8 +1849,8 @@
               <w:rPr>
                 <w:noProof/>
                 <w:webHidden/>
-                <w:sz w:val="16"/>
-                <w:szCs w:val="16"/>
+                <w:sz w:val="14"/>
+                <w:szCs w:val="14"/>
               </w:rPr>
               <w:fldChar w:fldCharType="begin"/>
             </w:r>
@@ -1852,25 +1858,25 @@
               <w:rPr>
                 <w:noProof/>
                 <w:webHidden/>
-                <w:sz w:val="16"/>
-                <w:szCs w:val="16"/>
-              </w:rPr>
-              <w:instrText xml:space="preserve"> PAGEREF _Toc230455938 \h </w:instrText>
-            </w:r>
-            <w:r>
-              <w:rPr>
-                <w:noProof/>
-                <w:webHidden/>
-                <w:sz w:val="16"/>
-                <w:szCs w:val="16"/>
-              </w:rPr>
-            </w:r>
-            <w:r>
-              <w:rPr>
-                <w:noProof/>
-                <w:webHidden/>
-                <w:sz w:val="16"/>
-                <w:szCs w:val="16"/>
+                <w:sz w:val="14"/>
+                <w:szCs w:val="14"/>
+              </w:rPr>
+              <w:instrText xml:space="preserve"> PAGEREF _Toc230562062 \h </w:instrText>
+            </w:r>
+            <w:r>
+              <w:rPr>
+                <w:noProof/>
+                <w:webHidden/>
+                <w:sz w:val="14"/>
+                <w:szCs w:val="14"/>
+              </w:rPr>
+            </w:r>
+            <w:r>
+              <w:rPr>
+                <w:noProof/>
+                <w:webHidden/>
+                <w:sz w:val="14"/>
+                <w:szCs w:val="14"/>
               </w:rPr>
               <w:fldChar w:fldCharType="separate"/>
             </w:r>
@@ -1878,8 +1884,8 @@
               <w:rPr>
                 <w:noProof/>
                 <w:webHidden/>
-                <w:sz w:val="16"/>
-                <w:szCs w:val="16"/>
+                <w:sz w:val="14"/>
+                <w:szCs w:val="14"/>
               </w:rPr>
               <w:t>7</w:t>
             </w:r>
@@ -1887,8 +1893,8 @@
               <w:rPr>
                 <w:noProof/>
                 <w:webHidden/>
-                <w:sz w:val="16"/>
-                <w:szCs w:val="16"/>
+                <w:sz w:val="14"/>
+                <w:szCs w:val="14"/>
               </w:rPr>
               <w:fldChar w:fldCharType="end"/>
             </w:r>
@@ -1901,19 +1907,19 @@
               <w:rFonts w:asciiTheme="minorHAnsi" w:eastAsiaTheme="minorEastAsia" w:hAnsiTheme="minorHAnsi"/>
               <w:noProof/>
               <w:kern w:val="2"/>
-              <w:sz w:val="18"/>
-              <w:szCs w:val="18"/>
+              <w:sz w:val="16"/>
+              <w:szCs w:val="16"/>
               <w:lang w:val="fr-FR" w:eastAsia="fr-FR"/>
               <w14:ligatures w14:val="standardContextual"/>
             </w:rPr>
           </w:pPr>
-          <w:hyperlink w:anchor="_Toc230455939" w:history="1">
+          <w:hyperlink w:anchor="_Toc230562063" w:history="1">
             <w:r>
               <w:rPr>
                 <w:rStyle w:val="Lienhypertexte"/>
                 <w:noProof/>
-                <w:sz w:val="16"/>
-                <w:szCs w:val="16"/>
+                <w:sz w:val="14"/>
+                <w:szCs w:val="14"/>
               </w:rPr>
               <w:t>7. Part 2 - Application, Streamlit, and Multi-agent Architecture</w:t>
             </w:r>
@@ -1921,8 +1927,8 @@
               <w:rPr>
                 <w:noProof/>
                 <w:webHidden/>
-                <w:sz w:val="16"/>
-                <w:szCs w:val="16"/>
+                <w:sz w:val="14"/>
+                <w:szCs w:val="14"/>
               </w:rPr>
               <w:tab/>
             </w:r>
@@ -1930,8 +1936,8 @@
               <w:rPr>
                 <w:noProof/>
                 <w:webHidden/>
-                <w:sz w:val="16"/>
-                <w:szCs w:val="16"/>
+                <w:sz w:val="14"/>
+                <w:szCs w:val="14"/>
               </w:rPr>
               <w:fldChar w:fldCharType="begin"/>
             </w:r>
@@ -1939,25 +1945,25 @@
               <w:rPr>
                 <w:noProof/>
                 <w:webHidden/>
-                <w:sz w:val="16"/>
-                <w:szCs w:val="16"/>
-              </w:rPr>
-              <w:instrText xml:space="preserve"> PAGEREF _Toc230455939 \h </w:instrText>
-            </w:r>
-            <w:r>
-              <w:rPr>
-                <w:noProof/>
-                <w:webHidden/>
-                <w:sz w:val="16"/>
-                <w:szCs w:val="16"/>
-              </w:rPr>
-            </w:r>
-            <w:r>
-              <w:rPr>
-                <w:noProof/>
-                <w:webHidden/>
-                <w:sz w:val="16"/>
-                <w:szCs w:val="16"/>
+                <w:sz w:val="14"/>
+                <w:szCs w:val="14"/>
+              </w:rPr>
+              <w:instrText xml:space="preserve"> PAGEREF _Toc230562063 \h </w:instrText>
+            </w:r>
+            <w:r>
+              <w:rPr>
+                <w:noProof/>
+                <w:webHidden/>
+                <w:sz w:val="14"/>
+                <w:szCs w:val="14"/>
+              </w:rPr>
+            </w:r>
+            <w:r>
+              <w:rPr>
+                <w:noProof/>
+                <w:webHidden/>
+                <w:sz w:val="14"/>
+                <w:szCs w:val="14"/>
               </w:rPr>
               <w:fldChar w:fldCharType="separate"/>
             </w:r>
@@ -1965,17 +1971,17 @@
               <w:rPr>
                 <w:noProof/>
                 <w:webHidden/>
-                <w:sz w:val="16"/>
-                <w:szCs w:val="16"/>
-              </w:rPr>
-              <w:t>8</w:t>
-            </w:r>
-            <w:r>
-              <w:rPr>
-                <w:noProof/>
-                <w:webHidden/>
-                <w:sz w:val="16"/>
-                <w:szCs w:val="16"/>
+                <w:sz w:val="14"/>
+                <w:szCs w:val="14"/>
+              </w:rPr>
+              <w:t>7</w:t>
+            </w:r>
+            <w:r>
+              <w:rPr>
+                <w:noProof/>
+                <w:webHidden/>
+                <w:sz w:val="14"/>
+                <w:szCs w:val="14"/>
               </w:rPr>
               <w:fldChar w:fldCharType="end"/>
             </w:r>
@@ -1992,19 +1998,19 @@
               <w:rFonts w:asciiTheme="minorHAnsi" w:eastAsiaTheme="minorEastAsia" w:hAnsiTheme="minorHAnsi"/>
               <w:noProof/>
               <w:kern w:val="2"/>
-              <w:sz w:val="18"/>
-              <w:szCs w:val="18"/>
+              <w:sz w:val="16"/>
+              <w:szCs w:val="16"/>
               <w:lang w:val="fr-FR" w:eastAsia="fr-FR"/>
               <w14:ligatures w14:val="standardContextual"/>
             </w:rPr>
           </w:pPr>
-          <w:hyperlink w:anchor="_Toc230455940" w:history="1">
+          <w:hyperlink w:anchor="_Toc230562064" w:history="1">
             <w:r>
               <w:rPr>
                 <w:rStyle w:val="Lienhypertexte"/>
                 <w:noProof/>
-                <w:sz w:val="16"/>
-                <w:szCs w:val="16"/>
+                <w:sz w:val="14"/>
+                <w:szCs w:val="14"/>
               </w:rPr>
               <w:t>7.1 Objective of the Application Part</w:t>
             </w:r>
@@ -2012,8 +2018,8 @@
               <w:rPr>
                 <w:noProof/>
                 <w:webHidden/>
-                <w:sz w:val="16"/>
-                <w:szCs w:val="16"/>
+                <w:sz w:val="14"/>
+                <w:szCs w:val="14"/>
               </w:rPr>
               <w:tab/>
             </w:r>
@@ -2021,8 +2027,8 @@
               <w:rPr>
                 <w:noProof/>
                 <w:webHidden/>
-                <w:sz w:val="16"/>
-                <w:szCs w:val="16"/>
+                <w:sz w:val="14"/>
+                <w:szCs w:val="14"/>
               </w:rPr>
               <w:fldChar w:fldCharType="begin"/>
             </w:r>
@@ -2030,25 +2036,25 @@
               <w:rPr>
                 <w:noProof/>
                 <w:webHidden/>
-                <w:sz w:val="16"/>
-                <w:szCs w:val="16"/>
-              </w:rPr>
-              <w:instrText xml:space="preserve"> PAGEREF _Toc230455940 \h </w:instrText>
-            </w:r>
-            <w:r>
-              <w:rPr>
-                <w:noProof/>
-                <w:webHidden/>
-                <w:sz w:val="16"/>
-                <w:szCs w:val="16"/>
-              </w:rPr>
-            </w:r>
-            <w:r>
-              <w:rPr>
-                <w:noProof/>
-                <w:webHidden/>
-                <w:sz w:val="16"/>
-                <w:szCs w:val="16"/>
+                <w:sz w:val="14"/>
+                <w:szCs w:val="14"/>
+              </w:rPr>
+              <w:instrText xml:space="preserve"> PAGEREF _Toc230562064 \h </w:instrText>
+            </w:r>
+            <w:r>
+              <w:rPr>
+                <w:noProof/>
+                <w:webHidden/>
+                <w:sz w:val="14"/>
+                <w:szCs w:val="14"/>
+              </w:rPr>
+            </w:r>
+            <w:r>
+              <w:rPr>
+                <w:noProof/>
+                <w:webHidden/>
+                <w:sz w:val="14"/>
+                <w:szCs w:val="14"/>
               </w:rPr>
               <w:fldChar w:fldCharType="separate"/>
             </w:r>
@@ -2056,17 +2062,17 @@
               <w:rPr>
                 <w:noProof/>
                 <w:webHidden/>
-                <w:sz w:val="16"/>
-                <w:szCs w:val="16"/>
-              </w:rPr>
-              <w:t>8</w:t>
-            </w:r>
-            <w:r>
-              <w:rPr>
-                <w:noProof/>
-                <w:webHidden/>
-                <w:sz w:val="16"/>
-                <w:szCs w:val="16"/>
+                <w:sz w:val="14"/>
+                <w:szCs w:val="14"/>
+              </w:rPr>
+              <w:t>7</w:t>
+            </w:r>
+            <w:r>
+              <w:rPr>
+                <w:noProof/>
+                <w:webHidden/>
+                <w:sz w:val="14"/>
+                <w:szCs w:val="14"/>
               </w:rPr>
               <w:fldChar w:fldCharType="end"/>
             </w:r>
@@ -2083,19 +2089,19 @@
               <w:rFonts w:asciiTheme="minorHAnsi" w:eastAsiaTheme="minorEastAsia" w:hAnsiTheme="minorHAnsi"/>
               <w:noProof/>
               <w:kern w:val="2"/>
-              <w:sz w:val="18"/>
-              <w:szCs w:val="18"/>
+              <w:sz w:val="16"/>
+              <w:szCs w:val="16"/>
               <w:lang w:val="fr-FR" w:eastAsia="fr-FR"/>
               <w14:ligatures w14:val="standardContextual"/>
             </w:rPr>
           </w:pPr>
-          <w:hyperlink w:anchor="_Toc230455941" w:history="1">
+          <w:hyperlink w:anchor="_Toc230562065" w:history="1">
             <w:r>
               <w:rPr>
                 <w:rStyle w:val="Lienhypertexte"/>
                 <w:noProof/>
-                <w:sz w:val="16"/>
-                <w:szCs w:val="16"/>
+                <w:sz w:val="14"/>
+                <w:szCs w:val="14"/>
               </w:rPr>
               <w:t>7.2 Streamlit Interface</w:t>
             </w:r>
@@ -2103,8 +2109,8 @@
               <w:rPr>
                 <w:noProof/>
                 <w:webHidden/>
-                <w:sz w:val="16"/>
-                <w:szCs w:val="16"/>
+                <w:sz w:val="14"/>
+                <w:szCs w:val="14"/>
               </w:rPr>
               <w:tab/>
             </w:r>
@@ -2112,8 +2118,8 @@
               <w:rPr>
                 <w:noProof/>
                 <w:webHidden/>
-                <w:sz w:val="16"/>
-                <w:szCs w:val="16"/>
+                <w:sz w:val="14"/>
+                <w:szCs w:val="14"/>
               </w:rPr>
               <w:fldChar w:fldCharType="begin"/>
             </w:r>
@@ -2121,25 +2127,25 @@
               <w:rPr>
                 <w:noProof/>
                 <w:webHidden/>
-                <w:sz w:val="16"/>
-                <w:szCs w:val="16"/>
-              </w:rPr>
-              <w:instrText xml:space="preserve"> PAGEREF _Toc230455941 \h </w:instrText>
-            </w:r>
-            <w:r>
-              <w:rPr>
-                <w:noProof/>
-                <w:webHidden/>
-                <w:sz w:val="16"/>
-                <w:szCs w:val="16"/>
-              </w:rPr>
-            </w:r>
-            <w:r>
-              <w:rPr>
-                <w:noProof/>
-                <w:webHidden/>
-                <w:sz w:val="16"/>
-                <w:szCs w:val="16"/>
+                <w:sz w:val="14"/>
+                <w:szCs w:val="14"/>
+              </w:rPr>
+              <w:instrText xml:space="preserve"> PAGEREF _Toc230562065 \h </w:instrText>
+            </w:r>
+            <w:r>
+              <w:rPr>
+                <w:noProof/>
+                <w:webHidden/>
+                <w:sz w:val="14"/>
+                <w:szCs w:val="14"/>
+              </w:rPr>
+            </w:r>
+            <w:r>
+              <w:rPr>
+                <w:noProof/>
+                <w:webHidden/>
+                <w:sz w:val="14"/>
+                <w:szCs w:val="14"/>
               </w:rPr>
               <w:fldChar w:fldCharType="separate"/>
             </w:r>
@@ -2147,17 +2153,17 @@
               <w:rPr>
                 <w:noProof/>
                 <w:webHidden/>
-                <w:sz w:val="16"/>
-                <w:szCs w:val="16"/>
-              </w:rPr>
-              <w:t>8</w:t>
-            </w:r>
-            <w:r>
-              <w:rPr>
-                <w:noProof/>
-                <w:webHidden/>
-                <w:sz w:val="16"/>
-                <w:szCs w:val="16"/>
+                <w:sz w:val="14"/>
+                <w:szCs w:val="14"/>
+              </w:rPr>
+              <w:t>7</w:t>
+            </w:r>
+            <w:r>
+              <w:rPr>
+                <w:noProof/>
+                <w:webHidden/>
+                <w:sz w:val="14"/>
+                <w:szCs w:val="14"/>
               </w:rPr>
               <w:fldChar w:fldCharType="end"/>
             </w:r>
@@ -2174,19 +2180,19 @@
               <w:rFonts w:asciiTheme="minorHAnsi" w:eastAsiaTheme="minorEastAsia" w:hAnsiTheme="minorHAnsi"/>
               <w:noProof/>
               <w:kern w:val="2"/>
-              <w:sz w:val="18"/>
-              <w:szCs w:val="18"/>
+              <w:sz w:val="16"/>
+              <w:szCs w:val="16"/>
               <w:lang w:val="fr-FR" w:eastAsia="fr-FR"/>
               <w14:ligatures w14:val="standardContextual"/>
             </w:rPr>
           </w:pPr>
-          <w:hyperlink w:anchor="_Toc230455942" w:history="1">
+          <w:hyperlink w:anchor="_Toc230562066" w:history="1">
             <w:r>
               <w:rPr>
                 <w:rStyle w:val="Lienhypertexte"/>
                 <w:noProof/>
-                <w:sz w:val="16"/>
-                <w:szCs w:val="16"/>
+                <w:sz w:val="14"/>
+                <w:szCs w:val="14"/>
               </w:rPr>
               <w:t>7.3 Orchestrator</w:t>
             </w:r>
@@ -2194,8 +2200,8 @@
               <w:rPr>
                 <w:noProof/>
                 <w:webHidden/>
-                <w:sz w:val="16"/>
-                <w:szCs w:val="16"/>
+                <w:sz w:val="14"/>
+                <w:szCs w:val="14"/>
               </w:rPr>
               <w:tab/>
             </w:r>
@@ -2203,8 +2209,8 @@
               <w:rPr>
                 <w:noProof/>
                 <w:webHidden/>
-                <w:sz w:val="16"/>
-                <w:szCs w:val="16"/>
+                <w:sz w:val="14"/>
+                <w:szCs w:val="14"/>
               </w:rPr>
               <w:fldChar w:fldCharType="begin"/>
             </w:r>
@@ -2212,25 +2218,25 @@
               <w:rPr>
                 <w:noProof/>
                 <w:webHidden/>
-                <w:sz w:val="16"/>
-                <w:szCs w:val="16"/>
-              </w:rPr>
-              <w:instrText xml:space="preserve"> PAGEREF _Toc230455942 \h </w:instrText>
-            </w:r>
-            <w:r>
-              <w:rPr>
-                <w:noProof/>
-                <w:webHidden/>
-                <w:sz w:val="16"/>
-                <w:szCs w:val="16"/>
-              </w:rPr>
-            </w:r>
-            <w:r>
-              <w:rPr>
-                <w:noProof/>
-                <w:webHidden/>
-                <w:sz w:val="16"/>
-                <w:szCs w:val="16"/>
+                <w:sz w:val="14"/>
+                <w:szCs w:val="14"/>
+              </w:rPr>
+              <w:instrText xml:space="preserve"> PAGEREF _Toc230562066 \h </w:instrText>
+            </w:r>
+            <w:r>
+              <w:rPr>
+                <w:noProof/>
+                <w:webHidden/>
+                <w:sz w:val="14"/>
+                <w:szCs w:val="14"/>
+              </w:rPr>
+            </w:r>
+            <w:r>
+              <w:rPr>
+                <w:noProof/>
+                <w:webHidden/>
+                <w:sz w:val="14"/>
+                <w:szCs w:val="14"/>
               </w:rPr>
               <w:fldChar w:fldCharType="separate"/>
             </w:r>
@@ -2238,8 +2244,8 @@
               <w:rPr>
                 <w:noProof/>
                 <w:webHidden/>
-                <w:sz w:val="16"/>
-                <w:szCs w:val="16"/>
+                <w:sz w:val="14"/>
+                <w:szCs w:val="14"/>
               </w:rPr>
               <w:t>8</w:t>
             </w:r>
@@ -2247,8 +2253,8 @@
               <w:rPr>
                 <w:noProof/>
                 <w:webHidden/>
-                <w:sz w:val="16"/>
-                <w:szCs w:val="16"/>
+                <w:sz w:val="14"/>
+                <w:szCs w:val="14"/>
               </w:rPr>
               <w:fldChar w:fldCharType="end"/>
             </w:r>
@@ -2265,19 +2271,19 @@
               <w:rFonts w:asciiTheme="minorHAnsi" w:eastAsiaTheme="minorEastAsia" w:hAnsiTheme="minorHAnsi"/>
               <w:noProof/>
               <w:kern w:val="2"/>
-              <w:sz w:val="18"/>
-              <w:szCs w:val="18"/>
+              <w:sz w:val="16"/>
+              <w:szCs w:val="16"/>
               <w:lang w:val="fr-FR" w:eastAsia="fr-FR"/>
               <w14:ligatures w14:val="standardContextual"/>
             </w:rPr>
           </w:pPr>
-          <w:hyperlink w:anchor="_Toc230455943" w:history="1">
+          <w:hyperlink w:anchor="_Toc230562067" w:history="1">
             <w:r>
               <w:rPr>
                 <w:rStyle w:val="Lienhypertexte"/>
                 <w:noProof/>
-                <w:sz w:val="16"/>
-                <w:szCs w:val="16"/>
+                <w:sz w:val="14"/>
+                <w:szCs w:val="14"/>
               </w:rPr>
               <w:t>7.4 Collector Agent</w:t>
             </w:r>
@@ -2285,8 +2291,8 @@
               <w:rPr>
                 <w:noProof/>
                 <w:webHidden/>
-                <w:sz w:val="16"/>
-                <w:szCs w:val="16"/>
+                <w:sz w:val="14"/>
+                <w:szCs w:val="14"/>
               </w:rPr>
               <w:tab/>
             </w:r>
@@ -2294,8 +2300,8 @@
               <w:rPr>
                 <w:noProof/>
                 <w:webHidden/>
-                <w:sz w:val="16"/>
-                <w:szCs w:val="16"/>
+                <w:sz w:val="14"/>
+                <w:szCs w:val="14"/>
               </w:rPr>
               <w:fldChar w:fldCharType="begin"/>
             </w:r>
@@ -2303,25 +2309,25 @@
               <w:rPr>
                 <w:noProof/>
                 <w:webHidden/>
-                <w:sz w:val="16"/>
-                <w:szCs w:val="16"/>
-              </w:rPr>
-              <w:instrText xml:space="preserve"> PAGEREF _Toc230455943 \h </w:instrText>
-            </w:r>
-            <w:r>
-              <w:rPr>
-                <w:noProof/>
-                <w:webHidden/>
-                <w:sz w:val="16"/>
-                <w:szCs w:val="16"/>
-              </w:rPr>
-            </w:r>
-            <w:r>
-              <w:rPr>
-                <w:noProof/>
-                <w:webHidden/>
-                <w:sz w:val="16"/>
-                <w:szCs w:val="16"/>
+                <w:sz w:val="14"/>
+                <w:szCs w:val="14"/>
+              </w:rPr>
+              <w:instrText xml:space="preserve"> PAGEREF _Toc230562067 \h </w:instrText>
+            </w:r>
+            <w:r>
+              <w:rPr>
+                <w:noProof/>
+                <w:webHidden/>
+                <w:sz w:val="14"/>
+                <w:szCs w:val="14"/>
+              </w:rPr>
+            </w:r>
+            <w:r>
+              <w:rPr>
+                <w:noProof/>
+                <w:webHidden/>
+                <w:sz w:val="14"/>
+                <w:szCs w:val="14"/>
               </w:rPr>
               <w:fldChar w:fldCharType="separate"/>
             </w:r>
@@ -2329,8 +2335,8 @@
               <w:rPr>
                 <w:noProof/>
                 <w:webHidden/>
-                <w:sz w:val="16"/>
-                <w:szCs w:val="16"/>
+                <w:sz w:val="14"/>
+                <w:szCs w:val="14"/>
               </w:rPr>
               <w:t>8</w:t>
             </w:r>
@@ -2338,8 +2344,8 @@
               <w:rPr>
                 <w:noProof/>
                 <w:webHidden/>
-                <w:sz w:val="16"/>
-                <w:szCs w:val="16"/>
+                <w:sz w:val="14"/>
+                <w:szCs w:val="14"/>
               </w:rPr>
               <w:fldChar w:fldCharType="end"/>
             </w:r>
@@ -2356,19 +2362,19 @@
               <w:rFonts w:asciiTheme="minorHAnsi" w:eastAsiaTheme="minorEastAsia" w:hAnsiTheme="minorHAnsi"/>
               <w:noProof/>
               <w:kern w:val="2"/>
-              <w:sz w:val="18"/>
-              <w:szCs w:val="18"/>
+              <w:sz w:val="16"/>
+              <w:szCs w:val="16"/>
               <w:lang w:val="fr-FR" w:eastAsia="fr-FR"/>
               <w14:ligatures w14:val="standardContextual"/>
             </w:rPr>
           </w:pPr>
-          <w:hyperlink w:anchor="_Toc230455944" w:history="1">
+          <w:hyperlink w:anchor="_Toc230562068" w:history="1">
             <w:r>
               <w:rPr>
                 <w:rStyle w:val="Lienhypertexte"/>
                 <w:noProof/>
-                <w:sz w:val="16"/>
-                <w:szCs w:val="16"/>
+                <w:sz w:val="14"/>
+                <w:szCs w:val="14"/>
               </w:rPr>
               <w:t>7.5 Sentiment Agent</w:t>
             </w:r>
@@ -2376,8 +2382,8 @@
               <w:rPr>
                 <w:noProof/>
                 <w:webHidden/>
-                <w:sz w:val="16"/>
-                <w:szCs w:val="16"/>
+                <w:sz w:val="14"/>
+                <w:szCs w:val="14"/>
               </w:rPr>
               <w:tab/>
             </w:r>
@@ -2385,8 +2391,8 @@
               <w:rPr>
                 <w:noProof/>
                 <w:webHidden/>
-                <w:sz w:val="16"/>
-                <w:szCs w:val="16"/>
+                <w:sz w:val="14"/>
+                <w:szCs w:val="14"/>
               </w:rPr>
               <w:fldChar w:fldCharType="begin"/>
             </w:r>
@@ -2394,25 +2400,25 @@
               <w:rPr>
                 <w:noProof/>
                 <w:webHidden/>
-                <w:sz w:val="16"/>
-                <w:szCs w:val="16"/>
-              </w:rPr>
-              <w:instrText xml:space="preserve"> PAGEREF _Toc230455944 \h </w:instrText>
-            </w:r>
-            <w:r>
-              <w:rPr>
-                <w:noProof/>
-                <w:webHidden/>
-                <w:sz w:val="16"/>
-                <w:szCs w:val="16"/>
-              </w:rPr>
-            </w:r>
-            <w:r>
-              <w:rPr>
-                <w:noProof/>
-                <w:webHidden/>
-                <w:sz w:val="16"/>
-                <w:szCs w:val="16"/>
+                <w:sz w:val="14"/>
+                <w:szCs w:val="14"/>
+              </w:rPr>
+              <w:instrText xml:space="preserve"> PAGEREF _Toc230562068 \h </w:instrText>
+            </w:r>
+            <w:r>
+              <w:rPr>
+                <w:noProof/>
+                <w:webHidden/>
+                <w:sz w:val="14"/>
+                <w:szCs w:val="14"/>
+              </w:rPr>
+            </w:r>
+            <w:r>
+              <w:rPr>
+                <w:noProof/>
+                <w:webHidden/>
+                <w:sz w:val="14"/>
+                <w:szCs w:val="14"/>
               </w:rPr>
               <w:fldChar w:fldCharType="separate"/>
             </w:r>
@@ -2420,17 +2426,17 @@
               <w:rPr>
                 <w:noProof/>
                 <w:webHidden/>
-                <w:sz w:val="16"/>
-                <w:szCs w:val="16"/>
-              </w:rPr>
-              <w:t>9</w:t>
-            </w:r>
-            <w:r>
-              <w:rPr>
-                <w:noProof/>
-                <w:webHidden/>
-                <w:sz w:val="16"/>
-                <w:szCs w:val="16"/>
+                <w:sz w:val="14"/>
+                <w:szCs w:val="14"/>
+              </w:rPr>
+              <w:t>8</w:t>
+            </w:r>
+            <w:r>
+              <w:rPr>
+                <w:noProof/>
+                <w:webHidden/>
+                <w:sz w:val="14"/>
+                <w:szCs w:val="14"/>
               </w:rPr>
               <w:fldChar w:fldCharType="end"/>
             </w:r>
@@ -2447,19 +2453,19 @@
               <w:rFonts w:asciiTheme="minorHAnsi" w:eastAsiaTheme="minorEastAsia" w:hAnsiTheme="minorHAnsi"/>
               <w:noProof/>
               <w:kern w:val="2"/>
-              <w:sz w:val="18"/>
-              <w:szCs w:val="18"/>
+              <w:sz w:val="16"/>
+              <w:szCs w:val="16"/>
               <w:lang w:val="fr-FR" w:eastAsia="fr-FR"/>
               <w14:ligatures w14:val="standardContextual"/>
             </w:rPr>
           </w:pPr>
-          <w:hyperlink w:anchor="_Toc230455945" w:history="1">
+          <w:hyperlink w:anchor="_Toc230562069" w:history="1">
             <w:r>
               <w:rPr>
                 <w:rStyle w:val="Lienhypertexte"/>
                 <w:noProof/>
-                <w:sz w:val="16"/>
-                <w:szCs w:val="16"/>
+                <w:sz w:val="14"/>
+                <w:szCs w:val="14"/>
               </w:rPr>
               <w:t>7.6 Insight Agent</w:t>
             </w:r>
@@ -2467,8 +2473,8 @@
               <w:rPr>
                 <w:noProof/>
                 <w:webHidden/>
-                <w:sz w:val="16"/>
-                <w:szCs w:val="16"/>
+                <w:sz w:val="14"/>
+                <w:szCs w:val="14"/>
               </w:rPr>
               <w:tab/>
             </w:r>
@@ -2476,8 +2482,8 @@
               <w:rPr>
                 <w:noProof/>
                 <w:webHidden/>
-                <w:sz w:val="16"/>
-                <w:szCs w:val="16"/>
+                <w:sz w:val="14"/>
+                <w:szCs w:val="14"/>
               </w:rPr>
               <w:fldChar w:fldCharType="begin"/>
             </w:r>
@@ -2485,25 +2491,25 @@
               <w:rPr>
                 <w:noProof/>
                 <w:webHidden/>
-                <w:sz w:val="16"/>
-                <w:szCs w:val="16"/>
-              </w:rPr>
-              <w:instrText xml:space="preserve"> PAGEREF _Toc230455945 \h </w:instrText>
-            </w:r>
-            <w:r>
-              <w:rPr>
-                <w:noProof/>
-                <w:webHidden/>
-                <w:sz w:val="16"/>
-                <w:szCs w:val="16"/>
-              </w:rPr>
-            </w:r>
-            <w:r>
-              <w:rPr>
-                <w:noProof/>
-                <w:webHidden/>
-                <w:sz w:val="16"/>
-                <w:szCs w:val="16"/>
+                <w:sz w:val="14"/>
+                <w:szCs w:val="14"/>
+              </w:rPr>
+              <w:instrText xml:space="preserve"> PAGEREF _Toc230562069 \h </w:instrText>
+            </w:r>
+            <w:r>
+              <w:rPr>
+                <w:noProof/>
+                <w:webHidden/>
+                <w:sz w:val="14"/>
+                <w:szCs w:val="14"/>
+              </w:rPr>
+            </w:r>
+            <w:r>
+              <w:rPr>
+                <w:noProof/>
+                <w:webHidden/>
+                <w:sz w:val="14"/>
+                <w:szCs w:val="14"/>
               </w:rPr>
               <w:fldChar w:fldCharType="separate"/>
             </w:r>
@@ -2511,17 +2517,17 @@
               <w:rPr>
                 <w:noProof/>
                 <w:webHidden/>
-                <w:sz w:val="16"/>
-                <w:szCs w:val="16"/>
-              </w:rPr>
-              <w:t>9</w:t>
-            </w:r>
-            <w:r>
-              <w:rPr>
-                <w:noProof/>
-                <w:webHidden/>
-                <w:sz w:val="16"/>
-                <w:szCs w:val="16"/>
+                <w:sz w:val="14"/>
+                <w:szCs w:val="14"/>
+              </w:rPr>
+              <w:t>8</w:t>
+            </w:r>
+            <w:r>
+              <w:rPr>
+                <w:noProof/>
+                <w:webHidden/>
+                <w:sz w:val="14"/>
+                <w:szCs w:val="14"/>
               </w:rPr>
               <w:fldChar w:fldCharType="end"/>
             </w:r>
@@ -2538,19 +2544,19 @@
               <w:rFonts w:asciiTheme="minorHAnsi" w:eastAsiaTheme="minorEastAsia" w:hAnsiTheme="minorHAnsi"/>
               <w:noProof/>
               <w:kern w:val="2"/>
-              <w:sz w:val="18"/>
-              <w:szCs w:val="18"/>
+              <w:sz w:val="16"/>
+              <w:szCs w:val="16"/>
               <w:lang w:val="fr-FR" w:eastAsia="fr-FR"/>
               <w14:ligatures w14:val="standardContextual"/>
             </w:rPr>
           </w:pPr>
-          <w:hyperlink w:anchor="_Toc230455946" w:history="1">
+          <w:hyperlink w:anchor="_Toc230562070" w:history="1">
             <w:r>
               <w:rPr>
                 <w:rStyle w:val="Lienhypertexte"/>
                 <w:noProof/>
-                <w:sz w:val="16"/>
-                <w:szCs w:val="16"/>
+                <w:sz w:val="14"/>
+                <w:szCs w:val="14"/>
               </w:rPr>
               <w:t>7.7 Human-in-the-loop Checkpoint</w:t>
             </w:r>
@@ -2558,8 +2564,8 @@
               <w:rPr>
                 <w:noProof/>
                 <w:webHidden/>
-                <w:sz w:val="16"/>
-                <w:szCs w:val="16"/>
+                <w:sz w:val="14"/>
+                <w:szCs w:val="14"/>
               </w:rPr>
               <w:tab/>
             </w:r>
@@ -2567,8 +2573,8 @@
               <w:rPr>
                 <w:noProof/>
                 <w:webHidden/>
-                <w:sz w:val="16"/>
-                <w:szCs w:val="16"/>
+                <w:sz w:val="14"/>
+                <w:szCs w:val="14"/>
               </w:rPr>
               <w:fldChar w:fldCharType="begin"/>
             </w:r>
@@ -2576,25 +2582,25 @@
               <w:rPr>
                 <w:noProof/>
                 <w:webHidden/>
-                <w:sz w:val="16"/>
-                <w:szCs w:val="16"/>
-              </w:rPr>
-              <w:instrText xml:space="preserve"> PAGEREF _Toc230455946 \h </w:instrText>
-            </w:r>
-            <w:r>
-              <w:rPr>
-                <w:noProof/>
-                <w:webHidden/>
-                <w:sz w:val="16"/>
-                <w:szCs w:val="16"/>
-              </w:rPr>
-            </w:r>
-            <w:r>
-              <w:rPr>
-                <w:noProof/>
-                <w:webHidden/>
-                <w:sz w:val="16"/>
-                <w:szCs w:val="16"/>
+                <w:sz w:val="14"/>
+                <w:szCs w:val="14"/>
+              </w:rPr>
+              <w:instrText xml:space="preserve"> PAGEREF _Toc230562070 \h </w:instrText>
+            </w:r>
+            <w:r>
+              <w:rPr>
+                <w:noProof/>
+                <w:webHidden/>
+                <w:sz w:val="14"/>
+                <w:szCs w:val="14"/>
+              </w:rPr>
+            </w:r>
+            <w:r>
+              <w:rPr>
+                <w:noProof/>
+                <w:webHidden/>
+                <w:sz w:val="14"/>
+                <w:szCs w:val="14"/>
               </w:rPr>
               <w:fldChar w:fldCharType="separate"/>
             </w:r>
@@ -2602,8 +2608,8 @@
               <w:rPr>
                 <w:noProof/>
                 <w:webHidden/>
-                <w:sz w:val="16"/>
-                <w:szCs w:val="16"/>
+                <w:sz w:val="14"/>
+                <w:szCs w:val="14"/>
               </w:rPr>
               <w:t>9</w:t>
             </w:r>
@@ -2611,8 +2617,8 @@
               <w:rPr>
                 <w:noProof/>
                 <w:webHidden/>
-                <w:sz w:val="16"/>
-                <w:szCs w:val="16"/>
+                <w:sz w:val="14"/>
+                <w:szCs w:val="14"/>
               </w:rPr>
               <w:fldChar w:fldCharType="end"/>
             </w:r>
@@ -2629,19 +2635,19 @@
               <w:rFonts w:asciiTheme="minorHAnsi" w:eastAsiaTheme="minorEastAsia" w:hAnsiTheme="minorHAnsi"/>
               <w:noProof/>
               <w:kern w:val="2"/>
-              <w:sz w:val="18"/>
-              <w:szCs w:val="18"/>
+              <w:sz w:val="16"/>
+              <w:szCs w:val="16"/>
               <w:lang w:val="fr-FR" w:eastAsia="fr-FR"/>
               <w14:ligatures w14:val="standardContextual"/>
             </w:rPr>
           </w:pPr>
-          <w:hyperlink w:anchor="_Toc230455947" w:history="1">
+          <w:hyperlink w:anchor="_Toc230562071" w:history="1">
             <w:r>
               <w:rPr>
                 <w:rStyle w:val="Lienhypertexte"/>
                 <w:noProof/>
-                <w:sz w:val="16"/>
-                <w:szCs w:val="16"/>
+                <w:sz w:val="14"/>
+                <w:szCs w:val="14"/>
               </w:rPr>
               <w:t>7.8 Report Agent and Gemini API</w:t>
             </w:r>
@@ -2649,8 +2655,8 @@
               <w:rPr>
                 <w:noProof/>
                 <w:webHidden/>
-                <w:sz w:val="16"/>
-                <w:szCs w:val="16"/>
+                <w:sz w:val="14"/>
+                <w:szCs w:val="14"/>
               </w:rPr>
               <w:tab/>
             </w:r>
@@ -2658,8 +2664,8 @@
               <w:rPr>
                 <w:noProof/>
                 <w:webHidden/>
-                <w:sz w:val="16"/>
-                <w:szCs w:val="16"/>
+                <w:sz w:val="14"/>
+                <w:szCs w:val="14"/>
               </w:rPr>
               <w:fldChar w:fldCharType="begin"/>
             </w:r>
@@ -2667,25 +2673,25 @@
               <w:rPr>
                 <w:noProof/>
                 <w:webHidden/>
-                <w:sz w:val="16"/>
-                <w:szCs w:val="16"/>
-              </w:rPr>
-              <w:instrText xml:space="preserve"> PAGEREF _Toc230455947 \h </w:instrText>
-            </w:r>
-            <w:r>
-              <w:rPr>
-                <w:noProof/>
-                <w:webHidden/>
-                <w:sz w:val="16"/>
-                <w:szCs w:val="16"/>
-              </w:rPr>
-            </w:r>
-            <w:r>
-              <w:rPr>
-                <w:noProof/>
-                <w:webHidden/>
-                <w:sz w:val="16"/>
-                <w:szCs w:val="16"/>
+                <w:sz w:val="14"/>
+                <w:szCs w:val="14"/>
+              </w:rPr>
+              <w:instrText xml:space="preserve"> PAGEREF _Toc230562071 \h </w:instrText>
+            </w:r>
+            <w:r>
+              <w:rPr>
+                <w:noProof/>
+                <w:webHidden/>
+                <w:sz w:val="14"/>
+                <w:szCs w:val="14"/>
+              </w:rPr>
+            </w:r>
+            <w:r>
+              <w:rPr>
+                <w:noProof/>
+                <w:webHidden/>
+                <w:sz w:val="14"/>
+                <w:szCs w:val="14"/>
               </w:rPr>
               <w:fldChar w:fldCharType="separate"/>
             </w:r>
@@ -2693,8 +2699,8 @@
               <w:rPr>
                 <w:noProof/>
                 <w:webHidden/>
-                <w:sz w:val="16"/>
-                <w:szCs w:val="16"/>
+                <w:sz w:val="14"/>
+                <w:szCs w:val="14"/>
               </w:rPr>
               <w:t>9</w:t>
             </w:r>
@@ -2702,8 +2708,8 @@
               <w:rPr>
                 <w:noProof/>
                 <w:webHidden/>
-                <w:sz w:val="16"/>
-                <w:szCs w:val="16"/>
+                <w:sz w:val="14"/>
+                <w:szCs w:val="14"/>
               </w:rPr>
               <w:fldChar w:fldCharType="end"/>
             </w:r>
@@ -2720,19 +2726,19 @@
               <w:rFonts w:asciiTheme="minorHAnsi" w:eastAsiaTheme="minorEastAsia" w:hAnsiTheme="minorHAnsi"/>
               <w:noProof/>
               <w:kern w:val="2"/>
-              <w:sz w:val="18"/>
-              <w:szCs w:val="18"/>
+              <w:sz w:val="16"/>
+              <w:szCs w:val="16"/>
               <w:lang w:val="fr-FR" w:eastAsia="fr-FR"/>
               <w14:ligatures w14:val="standardContextual"/>
             </w:rPr>
           </w:pPr>
-          <w:hyperlink w:anchor="_Toc230455948" w:history="1">
+          <w:hyperlink w:anchor="_Toc230562072" w:history="1">
             <w:r>
               <w:rPr>
                 <w:rStyle w:val="Lienhypertexte"/>
                 <w:noProof/>
-                <w:sz w:val="16"/>
-                <w:szCs w:val="16"/>
+                <w:sz w:val="14"/>
+                <w:szCs w:val="14"/>
               </w:rPr>
               <w:t>7.9 JSON Logging System</w:t>
             </w:r>
@@ -2740,8 +2746,8 @@
               <w:rPr>
                 <w:noProof/>
                 <w:webHidden/>
-                <w:sz w:val="16"/>
-                <w:szCs w:val="16"/>
+                <w:sz w:val="14"/>
+                <w:szCs w:val="14"/>
               </w:rPr>
               <w:tab/>
             </w:r>
@@ -2749,8 +2755,8 @@
               <w:rPr>
                 <w:noProof/>
                 <w:webHidden/>
-                <w:sz w:val="16"/>
-                <w:szCs w:val="16"/>
+                <w:sz w:val="14"/>
+                <w:szCs w:val="14"/>
               </w:rPr>
               <w:fldChar w:fldCharType="begin"/>
             </w:r>
@@ -2758,25 +2764,25 @@
               <w:rPr>
                 <w:noProof/>
                 <w:webHidden/>
-                <w:sz w:val="16"/>
-                <w:szCs w:val="16"/>
-              </w:rPr>
-              <w:instrText xml:space="preserve"> PAGEREF _Toc230455948 \h </w:instrText>
-            </w:r>
-            <w:r>
-              <w:rPr>
-                <w:noProof/>
-                <w:webHidden/>
-                <w:sz w:val="16"/>
-                <w:szCs w:val="16"/>
-              </w:rPr>
-            </w:r>
-            <w:r>
-              <w:rPr>
-                <w:noProof/>
-                <w:webHidden/>
-                <w:sz w:val="16"/>
-                <w:szCs w:val="16"/>
+                <w:sz w:val="14"/>
+                <w:szCs w:val="14"/>
+              </w:rPr>
+              <w:instrText xml:space="preserve"> PAGEREF _Toc230562072 \h </w:instrText>
+            </w:r>
+            <w:r>
+              <w:rPr>
+                <w:noProof/>
+                <w:webHidden/>
+                <w:sz w:val="14"/>
+                <w:szCs w:val="14"/>
+              </w:rPr>
+            </w:r>
+            <w:r>
+              <w:rPr>
+                <w:noProof/>
+                <w:webHidden/>
+                <w:sz w:val="14"/>
+                <w:szCs w:val="14"/>
               </w:rPr>
               <w:fldChar w:fldCharType="separate"/>
             </w:r>
@@ -2784,17 +2790,17 @@
               <w:rPr>
                 <w:noProof/>
                 <w:webHidden/>
-                <w:sz w:val="16"/>
-                <w:szCs w:val="16"/>
-              </w:rPr>
-              <w:t>10</w:t>
-            </w:r>
-            <w:r>
-              <w:rPr>
-                <w:noProof/>
-                <w:webHidden/>
-                <w:sz w:val="16"/>
-                <w:szCs w:val="16"/>
+                <w:sz w:val="14"/>
+                <w:szCs w:val="14"/>
+              </w:rPr>
+              <w:t>9</w:t>
+            </w:r>
+            <w:r>
+              <w:rPr>
+                <w:noProof/>
+                <w:webHidden/>
+                <w:sz w:val="14"/>
+                <w:szCs w:val="14"/>
               </w:rPr>
               <w:fldChar w:fldCharType="end"/>
             </w:r>
@@ -2811,19 +2817,19 @@
               <w:rFonts w:asciiTheme="minorHAnsi" w:eastAsiaTheme="minorEastAsia" w:hAnsiTheme="minorHAnsi"/>
               <w:noProof/>
               <w:kern w:val="2"/>
-              <w:sz w:val="18"/>
-              <w:szCs w:val="18"/>
+              <w:sz w:val="16"/>
+              <w:szCs w:val="16"/>
               <w:lang w:val="fr-FR" w:eastAsia="fr-FR"/>
               <w14:ligatures w14:val="standardContextual"/>
             </w:rPr>
           </w:pPr>
-          <w:hyperlink w:anchor="_Toc230455949" w:history="1">
+          <w:hyperlink w:anchor="_Toc230562073" w:history="1">
             <w:r>
               <w:rPr>
                 <w:rStyle w:val="Lienhypertexte"/>
                 <w:noProof/>
-                <w:sz w:val="16"/>
-                <w:szCs w:val="16"/>
+                <w:sz w:val="14"/>
+                <w:szCs w:val="14"/>
               </w:rPr>
               <w:t>7.10 Error Handling</w:t>
             </w:r>
@@ -2831,8 +2837,8 @@
               <w:rPr>
                 <w:noProof/>
                 <w:webHidden/>
-                <w:sz w:val="16"/>
-                <w:szCs w:val="16"/>
+                <w:sz w:val="14"/>
+                <w:szCs w:val="14"/>
               </w:rPr>
               <w:tab/>
             </w:r>
@@ -2840,8 +2846,8 @@
               <w:rPr>
                 <w:noProof/>
                 <w:webHidden/>
-                <w:sz w:val="16"/>
-                <w:szCs w:val="16"/>
+                <w:sz w:val="14"/>
+                <w:szCs w:val="14"/>
               </w:rPr>
               <w:fldChar w:fldCharType="begin"/>
             </w:r>
@@ -2849,25 +2855,25 @@
               <w:rPr>
                 <w:noProof/>
                 <w:webHidden/>
-                <w:sz w:val="16"/>
-                <w:szCs w:val="16"/>
-              </w:rPr>
-              <w:instrText xml:space="preserve"> PAGEREF _Toc230455949 \h </w:instrText>
-            </w:r>
-            <w:r>
-              <w:rPr>
-                <w:noProof/>
-                <w:webHidden/>
-                <w:sz w:val="16"/>
-                <w:szCs w:val="16"/>
-              </w:rPr>
-            </w:r>
-            <w:r>
-              <w:rPr>
-                <w:noProof/>
-                <w:webHidden/>
-                <w:sz w:val="16"/>
-                <w:szCs w:val="16"/>
+                <w:sz w:val="14"/>
+                <w:szCs w:val="14"/>
+              </w:rPr>
+              <w:instrText xml:space="preserve"> PAGEREF _Toc230562073 \h </w:instrText>
+            </w:r>
+            <w:r>
+              <w:rPr>
+                <w:noProof/>
+                <w:webHidden/>
+                <w:sz w:val="14"/>
+                <w:szCs w:val="14"/>
+              </w:rPr>
+            </w:r>
+            <w:r>
+              <w:rPr>
+                <w:noProof/>
+                <w:webHidden/>
+                <w:sz w:val="14"/>
+                <w:szCs w:val="14"/>
               </w:rPr>
               <w:fldChar w:fldCharType="separate"/>
             </w:r>
@@ -2875,17 +2881,17 @@
               <w:rPr>
                 <w:noProof/>
                 <w:webHidden/>
-                <w:sz w:val="16"/>
-                <w:szCs w:val="16"/>
-              </w:rPr>
-              <w:t>10</w:t>
-            </w:r>
-            <w:r>
-              <w:rPr>
-                <w:noProof/>
-                <w:webHidden/>
-                <w:sz w:val="16"/>
-                <w:szCs w:val="16"/>
+                <w:sz w:val="14"/>
+                <w:szCs w:val="14"/>
+              </w:rPr>
+              <w:t>9</w:t>
+            </w:r>
+            <w:r>
+              <w:rPr>
+                <w:noProof/>
+                <w:webHidden/>
+                <w:sz w:val="14"/>
+                <w:szCs w:val="14"/>
               </w:rPr>
               <w:fldChar w:fldCharType="end"/>
             </w:r>
@@ -2898,19 +2904,19 @@
               <w:rFonts w:asciiTheme="minorHAnsi" w:eastAsiaTheme="minorEastAsia" w:hAnsiTheme="minorHAnsi"/>
               <w:noProof/>
               <w:kern w:val="2"/>
-              <w:sz w:val="18"/>
-              <w:szCs w:val="18"/>
+              <w:sz w:val="16"/>
+              <w:szCs w:val="16"/>
               <w:lang w:val="fr-FR" w:eastAsia="fr-FR"/>
               <w14:ligatures w14:val="standardContextual"/>
             </w:rPr>
           </w:pPr>
-          <w:hyperlink w:anchor="_Toc230455950" w:history="1">
+          <w:hyperlink w:anchor="_Toc230562074" w:history="1">
             <w:r>
               <w:rPr>
                 <w:rStyle w:val="Lienhypertexte"/>
                 <w:noProof/>
-                <w:sz w:val="16"/>
-                <w:szCs w:val="16"/>
+                <w:sz w:val="14"/>
+                <w:szCs w:val="14"/>
               </w:rPr>
               <w:t>8. Review Sources and Indexing</w:t>
             </w:r>
@@ -2918,8 +2924,8 @@
               <w:rPr>
                 <w:noProof/>
                 <w:webHidden/>
-                <w:sz w:val="16"/>
-                <w:szCs w:val="16"/>
+                <w:sz w:val="14"/>
+                <w:szCs w:val="14"/>
               </w:rPr>
               <w:tab/>
             </w:r>
@@ -2927,8 +2933,8 @@
               <w:rPr>
                 <w:noProof/>
                 <w:webHidden/>
-                <w:sz w:val="16"/>
-                <w:szCs w:val="16"/>
+                <w:sz w:val="14"/>
+                <w:szCs w:val="14"/>
               </w:rPr>
               <w:fldChar w:fldCharType="begin"/>
             </w:r>
@@ -2936,25 +2942,25 @@
               <w:rPr>
                 <w:noProof/>
                 <w:webHidden/>
-                <w:sz w:val="16"/>
-                <w:szCs w:val="16"/>
-              </w:rPr>
-              <w:instrText xml:space="preserve"> PAGEREF _Toc230455950 \h </w:instrText>
-            </w:r>
-            <w:r>
-              <w:rPr>
-                <w:noProof/>
-                <w:webHidden/>
-                <w:sz w:val="16"/>
-                <w:szCs w:val="16"/>
-              </w:rPr>
-            </w:r>
-            <w:r>
-              <w:rPr>
-                <w:noProof/>
-                <w:webHidden/>
-                <w:sz w:val="16"/>
-                <w:szCs w:val="16"/>
+                <w:sz w:val="14"/>
+                <w:szCs w:val="14"/>
+              </w:rPr>
+              <w:instrText xml:space="preserve"> PAGEREF _Toc230562074 \h </w:instrText>
+            </w:r>
+            <w:r>
+              <w:rPr>
+                <w:noProof/>
+                <w:webHidden/>
+                <w:sz w:val="14"/>
+                <w:szCs w:val="14"/>
+              </w:rPr>
+            </w:r>
+            <w:r>
+              <w:rPr>
+                <w:noProof/>
+                <w:webHidden/>
+                <w:sz w:val="14"/>
+                <w:szCs w:val="14"/>
               </w:rPr>
               <w:fldChar w:fldCharType="separate"/>
             </w:r>
@@ -2962,8 +2968,8 @@
               <w:rPr>
                 <w:noProof/>
                 <w:webHidden/>
-                <w:sz w:val="16"/>
-                <w:szCs w:val="16"/>
+                <w:sz w:val="14"/>
+                <w:szCs w:val="14"/>
               </w:rPr>
               <w:t>10</w:t>
             </w:r>
@@ -2971,8 +2977,8 @@
               <w:rPr>
                 <w:noProof/>
                 <w:webHidden/>
-                <w:sz w:val="16"/>
-                <w:szCs w:val="16"/>
+                <w:sz w:val="14"/>
+                <w:szCs w:val="14"/>
               </w:rPr>
               <w:fldChar w:fldCharType="end"/>
             </w:r>
@@ -2989,19 +2995,19 @@
               <w:rFonts w:asciiTheme="minorHAnsi" w:eastAsiaTheme="minorEastAsia" w:hAnsiTheme="minorHAnsi"/>
               <w:noProof/>
               <w:kern w:val="2"/>
-              <w:sz w:val="18"/>
-              <w:szCs w:val="18"/>
+              <w:sz w:val="16"/>
+              <w:szCs w:val="16"/>
               <w:lang w:val="fr-FR" w:eastAsia="fr-FR"/>
               <w14:ligatures w14:val="standardContextual"/>
             </w:rPr>
           </w:pPr>
-          <w:hyperlink w:anchor="_Toc230455951" w:history="1">
+          <w:hyperlink w:anchor="_Toc230562075" w:history="1">
             <w:r>
               <w:rPr>
                 <w:rStyle w:val="Lienhypertexte"/>
                 <w:noProof/>
-                <w:sz w:val="16"/>
-                <w:szCs w:val="16"/>
+                <w:sz w:val="14"/>
+                <w:szCs w:val="14"/>
               </w:rPr>
               <w:t>8.1 Manual Reviews</w:t>
             </w:r>
@@ -3009,8 +3015,8 @@
               <w:rPr>
                 <w:noProof/>
                 <w:webHidden/>
-                <w:sz w:val="16"/>
-                <w:szCs w:val="16"/>
+                <w:sz w:val="14"/>
+                <w:szCs w:val="14"/>
               </w:rPr>
               <w:tab/>
             </w:r>
@@ -3018,8 +3024,8 @@
               <w:rPr>
                 <w:noProof/>
                 <w:webHidden/>
-                <w:sz w:val="16"/>
-                <w:szCs w:val="16"/>
+                <w:sz w:val="14"/>
+                <w:szCs w:val="14"/>
               </w:rPr>
               <w:fldChar w:fldCharType="begin"/>
             </w:r>
@@ -3027,25 +3033,25 @@
               <w:rPr>
                 <w:noProof/>
                 <w:webHidden/>
-                <w:sz w:val="16"/>
-                <w:szCs w:val="16"/>
-              </w:rPr>
-              <w:instrText xml:space="preserve"> PAGEREF _Toc230455951 \h </w:instrText>
-            </w:r>
-            <w:r>
-              <w:rPr>
-                <w:noProof/>
-                <w:webHidden/>
-                <w:sz w:val="16"/>
-                <w:szCs w:val="16"/>
-              </w:rPr>
-            </w:r>
-            <w:r>
-              <w:rPr>
-                <w:noProof/>
-                <w:webHidden/>
-                <w:sz w:val="16"/>
-                <w:szCs w:val="16"/>
+                <w:sz w:val="14"/>
+                <w:szCs w:val="14"/>
+              </w:rPr>
+              <w:instrText xml:space="preserve"> PAGEREF _Toc230562075 \h </w:instrText>
+            </w:r>
+            <w:r>
+              <w:rPr>
+                <w:noProof/>
+                <w:webHidden/>
+                <w:sz w:val="14"/>
+                <w:szCs w:val="14"/>
+              </w:rPr>
+            </w:r>
+            <w:r>
+              <w:rPr>
+                <w:noProof/>
+                <w:webHidden/>
+                <w:sz w:val="14"/>
+                <w:szCs w:val="14"/>
               </w:rPr>
               <w:fldChar w:fldCharType="separate"/>
             </w:r>
@@ -3053,8 +3059,8 @@
               <w:rPr>
                 <w:noProof/>
                 <w:webHidden/>
-                <w:sz w:val="16"/>
-                <w:szCs w:val="16"/>
+                <w:sz w:val="14"/>
+                <w:szCs w:val="14"/>
               </w:rPr>
               <w:t>10</w:t>
             </w:r>
@@ -3062,8 +3068,8 @@
               <w:rPr>
                 <w:noProof/>
                 <w:webHidden/>
-                <w:sz w:val="16"/>
-                <w:szCs w:val="16"/>
+                <w:sz w:val="14"/>
+                <w:szCs w:val="14"/>
               </w:rPr>
               <w:fldChar w:fldCharType="end"/>
             </w:r>
@@ -3080,19 +3086,19 @@
               <w:rFonts w:asciiTheme="minorHAnsi" w:eastAsiaTheme="minorEastAsia" w:hAnsiTheme="minorHAnsi"/>
               <w:noProof/>
               <w:kern w:val="2"/>
-              <w:sz w:val="18"/>
-              <w:szCs w:val="18"/>
+              <w:sz w:val="16"/>
+              <w:szCs w:val="16"/>
               <w:lang w:val="fr-FR" w:eastAsia="fr-FR"/>
               <w14:ligatures w14:val="standardContextual"/>
             </w:rPr>
           </w:pPr>
-          <w:hyperlink w:anchor="_Toc230455952" w:history="1">
+          <w:hyperlink w:anchor="_Toc230562076" w:history="1">
             <w:r>
               <w:rPr>
                 <w:rStyle w:val="Lienhypertexte"/>
                 <w:noProof/>
-                <w:sz w:val="16"/>
-                <w:szCs w:val="16"/>
+                <w:sz w:val="14"/>
+                <w:szCs w:val="14"/>
               </w:rPr>
               <w:t>8.2 Demo CSV</w:t>
             </w:r>
@@ -3100,8 +3106,8 @@
               <w:rPr>
                 <w:noProof/>
                 <w:webHidden/>
-                <w:sz w:val="16"/>
-                <w:szCs w:val="16"/>
+                <w:sz w:val="14"/>
+                <w:szCs w:val="14"/>
               </w:rPr>
               <w:tab/>
             </w:r>
@@ -3109,8 +3115,8 @@
               <w:rPr>
                 <w:noProof/>
                 <w:webHidden/>
-                <w:sz w:val="16"/>
-                <w:szCs w:val="16"/>
+                <w:sz w:val="14"/>
+                <w:szCs w:val="14"/>
               </w:rPr>
               <w:fldChar w:fldCharType="begin"/>
             </w:r>
@@ -3118,25 +3124,25 @@
               <w:rPr>
                 <w:noProof/>
                 <w:webHidden/>
-                <w:sz w:val="16"/>
-                <w:szCs w:val="16"/>
-              </w:rPr>
-              <w:instrText xml:space="preserve"> PAGEREF _Toc230455952 \h </w:instrText>
-            </w:r>
-            <w:r>
-              <w:rPr>
-                <w:noProof/>
-                <w:webHidden/>
-                <w:sz w:val="16"/>
-                <w:szCs w:val="16"/>
-              </w:rPr>
-            </w:r>
-            <w:r>
-              <w:rPr>
-                <w:noProof/>
-                <w:webHidden/>
-                <w:sz w:val="16"/>
-                <w:szCs w:val="16"/>
+                <w:sz w:val="14"/>
+                <w:szCs w:val="14"/>
+              </w:rPr>
+              <w:instrText xml:space="preserve"> PAGEREF _Toc230562076 \h </w:instrText>
+            </w:r>
+            <w:r>
+              <w:rPr>
+                <w:noProof/>
+                <w:webHidden/>
+                <w:sz w:val="14"/>
+                <w:szCs w:val="14"/>
+              </w:rPr>
+            </w:r>
+            <w:r>
+              <w:rPr>
+                <w:noProof/>
+                <w:webHidden/>
+                <w:sz w:val="14"/>
+                <w:szCs w:val="14"/>
               </w:rPr>
               <w:fldChar w:fldCharType="separate"/>
             </w:r>
@@ -3144,8 +3150,8 @@
               <w:rPr>
                 <w:noProof/>
                 <w:webHidden/>
-                <w:sz w:val="16"/>
-                <w:szCs w:val="16"/>
+                <w:sz w:val="14"/>
+                <w:szCs w:val="14"/>
               </w:rPr>
               <w:t>10</w:t>
             </w:r>
@@ -3153,8 +3159,8 @@
               <w:rPr>
                 <w:noProof/>
                 <w:webHidden/>
-                <w:sz w:val="16"/>
-                <w:szCs w:val="16"/>
+                <w:sz w:val="14"/>
+                <w:szCs w:val="14"/>
               </w:rPr>
               <w:fldChar w:fldCharType="end"/>
             </w:r>
@@ -3171,19 +3177,19 @@
               <w:rFonts w:asciiTheme="minorHAnsi" w:eastAsiaTheme="minorEastAsia" w:hAnsiTheme="minorHAnsi"/>
               <w:noProof/>
               <w:kern w:val="2"/>
-              <w:sz w:val="18"/>
-              <w:szCs w:val="18"/>
+              <w:sz w:val="16"/>
+              <w:szCs w:val="16"/>
               <w:lang w:val="fr-FR" w:eastAsia="fr-FR"/>
               <w14:ligatures w14:val="standardContextual"/>
             </w:rPr>
           </w:pPr>
-          <w:hyperlink w:anchor="_Toc230455953" w:history="1">
+          <w:hyperlink w:anchor="_Toc230562077" w:history="1">
             <w:r>
               <w:rPr>
                 <w:rStyle w:val="Lienhypertexte"/>
                 <w:noProof/>
-                <w:sz w:val="16"/>
-                <w:szCs w:val="16"/>
+                <w:sz w:val="14"/>
+                <w:szCs w:val="14"/>
               </w:rPr>
               <w:t>8.3 HuggingFace Lightweight Reviews</w:t>
             </w:r>
@@ -3191,8 +3197,8 @@
               <w:rPr>
                 <w:noProof/>
                 <w:webHidden/>
-                <w:sz w:val="16"/>
-                <w:szCs w:val="16"/>
+                <w:sz w:val="14"/>
+                <w:szCs w:val="14"/>
               </w:rPr>
               <w:tab/>
             </w:r>
@@ -3200,8 +3206,8 @@
               <w:rPr>
                 <w:noProof/>
                 <w:webHidden/>
-                <w:sz w:val="16"/>
-                <w:szCs w:val="16"/>
+                <w:sz w:val="14"/>
+                <w:szCs w:val="14"/>
               </w:rPr>
               <w:fldChar w:fldCharType="begin"/>
             </w:r>
@@ -3209,25 +3215,25 @@
               <w:rPr>
                 <w:noProof/>
                 <w:webHidden/>
-                <w:sz w:val="16"/>
-                <w:szCs w:val="16"/>
-              </w:rPr>
-              <w:instrText xml:space="preserve"> PAGEREF _Toc230455953 \h </w:instrText>
-            </w:r>
-            <w:r>
-              <w:rPr>
-                <w:noProof/>
-                <w:webHidden/>
-                <w:sz w:val="16"/>
-                <w:szCs w:val="16"/>
-              </w:rPr>
-            </w:r>
-            <w:r>
-              <w:rPr>
-                <w:noProof/>
-                <w:webHidden/>
-                <w:sz w:val="16"/>
-                <w:szCs w:val="16"/>
+                <w:sz w:val="14"/>
+                <w:szCs w:val="14"/>
+              </w:rPr>
+              <w:instrText xml:space="preserve"> PAGEREF _Toc230562077 \h </w:instrText>
+            </w:r>
+            <w:r>
+              <w:rPr>
+                <w:noProof/>
+                <w:webHidden/>
+                <w:sz w:val="14"/>
+                <w:szCs w:val="14"/>
+              </w:rPr>
+            </w:r>
+            <w:r>
+              <w:rPr>
+                <w:noProof/>
+                <w:webHidden/>
+                <w:sz w:val="14"/>
+                <w:szCs w:val="14"/>
               </w:rPr>
               <w:fldChar w:fldCharType="separate"/>
             </w:r>
@@ -3235,8 +3241,8 @@
               <w:rPr>
                 <w:noProof/>
                 <w:webHidden/>
-                <w:sz w:val="16"/>
-                <w:szCs w:val="16"/>
+                <w:sz w:val="14"/>
+                <w:szCs w:val="14"/>
               </w:rPr>
               <w:t>10</w:t>
             </w:r>
@@ -3244,8 +3250,8 @@
               <w:rPr>
                 <w:noProof/>
                 <w:webHidden/>
-                <w:sz w:val="16"/>
-                <w:szCs w:val="16"/>
+                <w:sz w:val="14"/>
+                <w:szCs w:val="14"/>
               </w:rPr>
               <w:fldChar w:fldCharType="end"/>
             </w:r>
@@ -3262,19 +3268,19 @@
               <w:rFonts w:asciiTheme="minorHAnsi" w:eastAsiaTheme="minorEastAsia" w:hAnsiTheme="minorHAnsi"/>
               <w:noProof/>
               <w:kern w:val="2"/>
-              <w:sz w:val="18"/>
-              <w:szCs w:val="18"/>
+              <w:sz w:val="16"/>
+              <w:szCs w:val="16"/>
               <w:lang w:val="fr-FR" w:eastAsia="fr-FR"/>
               <w14:ligatures w14:val="standardContextual"/>
             </w:rPr>
           </w:pPr>
-          <w:hyperlink w:anchor="_Toc230455954" w:history="1">
+          <w:hyperlink w:anchor="_Toc230562078" w:history="1">
             <w:r>
               <w:rPr>
                 <w:rStyle w:val="Lienhypertexte"/>
                 <w:noProof/>
-                <w:sz w:val="16"/>
-                <w:szCs w:val="16"/>
+                <w:sz w:val="14"/>
+                <w:szCs w:val="14"/>
               </w:rPr>
               <w:t>8.4 Amazon Reviews 2023 Product-level Source</w:t>
             </w:r>
@@ -3282,8 +3288,8 @@
               <w:rPr>
                 <w:noProof/>
                 <w:webHidden/>
-                <w:sz w:val="16"/>
-                <w:szCs w:val="16"/>
+                <w:sz w:val="14"/>
+                <w:szCs w:val="14"/>
               </w:rPr>
               <w:tab/>
             </w:r>
@@ -3291,8 +3297,8 @@
               <w:rPr>
                 <w:noProof/>
                 <w:webHidden/>
-                <w:sz w:val="16"/>
-                <w:szCs w:val="16"/>
+                <w:sz w:val="14"/>
+                <w:szCs w:val="14"/>
               </w:rPr>
               <w:fldChar w:fldCharType="begin"/>
             </w:r>
@@ -3300,25 +3306,25 @@
               <w:rPr>
                 <w:noProof/>
                 <w:webHidden/>
-                <w:sz w:val="16"/>
-                <w:szCs w:val="16"/>
-              </w:rPr>
-              <w:instrText xml:space="preserve"> PAGEREF _Toc230455954 \h </w:instrText>
-            </w:r>
-            <w:r>
-              <w:rPr>
-                <w:noProof/>
-                <w:webHidden/>
-                <w:sz w:val="16"/>
-                <w:szCs w:val="16"/>
-              </w:rPr>
-            </w:r>
-            <w:r>
-              <w:rPr>
-                <w:noProof/>
-                <w:webHidden/>
-                <w:sz w:val="16"/>
-                <w:szCs w:val="16"/>
+                <w:sz w:val="14"/>
+                <w:szCs w:val="14"/>
+              </w:rPr>
+              <w:instrText xml:space="preserve"> PAGEREF _Toc230562078 \h </w:instrText>
+            </w:r>
+            <w:r>
+              <w:rPr>
+                <w:noProof/>
+                <w:webHidden/>
+                <w:sz w:val="14"/>
+                <w:szCs w:val="14"/>
+              </w:rPr>
+            </w:r>
+            <w:r>
+              <w:rPr>
+                <w:noProof/>
+                <w:webHidden/>
+                <w:sz w:val="14"/>
+                <w:szCs w:val="14"/>
               </w:rPr>
               <w:fldChar w:fldCharType="separate"/>
             </w:r>
@@ -3326,8 +3332,8 @@
               <w:rPr>
                 <w:noProof/>
                 <w:webHidden/>
-                <w:sz w:val="16"/>
-                <w:szCs w:val="16"/>
+                <w:sz w:val="14"/>
+                <w:szCs w:val="14"/>
               </w:rPr>
               <w:t>10</w:t>
             </w:r>
@@ -3335,8 +3341,8 @@
               <w:rPr>
                 <w:noProof/>
                 <w:webHidden/>
-                <w:sz w:val="16"/>
-                <w:szCs w:val="16"/>
+                <w:sz w:val="14"/>
+                <w:szCs w:val="14"/>
               </w:rPr>
               <w:fldChar w:fldCharType="end"/>
             </w:r>
@@ -3353,19 +3359,19 @@
               <w:rFonts w:asciiTheme="minorHAnsi" w:eastAsiaTheme="minorEastAsia" w:hAnsiTheme="minorHAnsi"/>
               <w:noProof/>
               <w:kern w:val="2"/>
-              <w:sz w:val="18"/>
-              <w:szCs w:val="18"/>
+              <w:sz w:val="16"/>
+              <w:szCs w:val="16"/>
               <w:lang w:val="fr-FR" w:eastAsia="fr-FR"/>
               <w14:ligatures w14:val="standardContextual"/>
             </w:rPr>
           </w:pPr>
-          <w:hyperlink w:anchor="_Toc230455955" w:history="1">
+          <w:hyperlink w:anchor="_Toc230562079" w:history="1">
             <w:r>
               <w:rPr>
                 <w:rStyle w:val="Lienhypertexte"/>
                 <w:noProof/>
-                <w:sz w:val="16"/>
-                <w:szCs w:val="16"/>
+                <w:sz w:val="14"/>
+                <w:szCs w:val="14"/>
               </w:rPr>
               <w:t>8.5 Local Reviews Index Improvement</w:t>
             </w:r>
@@ -3373,8 +3379,8 @@
               <w:rPr>
                 <w:noProof/>
                 <w:webHidden/>
-                <w:sz w:val="16"/>
-                <w:szCs w:val="16"/>
+                <w:sz w:val="14"/>
+                <w:szCs w:val="14"/>
               </w:rPr>
               <w:tab/>
             </w:r>
@@ -3382,8 +3388,8 @@
               <w:rPr>
                 <w:noProof/>
                 <w:webHidden/>
-                <w:sz w:val="16"/>
-                <w:szCs w:val="16"/>
+                <w:sz w:val="14"/>
+                <w:szCs w:val="14"/>
               </w:rPr>
               <w:fldChar w:fldCharType="begin"/>
             </w:r>
@@ -3391,25 +3397,25 @@
               <w:rPr>
                 <w:noProof/>
                 <w:webHidden/>
-                <w:sz w:val="16"/>
-                <w:szCs w:val="16"/>
-              </w:rPr>
-              <w:instrText xml:space="preserve"> PAGEREF _Toc230455955 \h </w:instrText>
-            </w:r>
-            <w:r>
-              <w:rPr>
-                <w:noProof/>
-                <w:webHidden/>
-                <w:sz w:val="16"/>
-                <w:szCs w:val="16"/>
-              </w:rPr>
-            </w:r>
-            <w:r>
-              <w:rPr>
-                <w:noProof/>
-                <w:webHidden/>
-                <w:sz w:val="16"/>
-                <w:szCs w:val="16"/>
+                <w:sz w:val="14"/>
+                <w:szCs w:val="14"/>
+              </w:rPr>
+              <w:instrText xml:space="preserve"> PAGEREF _Toc230562079 \h </w:instrText>
+            </w:r>
+            <w:r>
+              <w:rPr>
+                <w:noProof/>
+                <w:webHidden/>
+                <w:sz w:val="14"/>
+                <w:szCs w:val="14"/>
+              </w:rPr>
+            </w:r>
+            <w:r>
+              <w:rPr>
+                <w:noProof/>
+                <w:webHidden/>
+                <w:sz w:val="14"/>
+                <w:szCs w:val="14"/>
               </w:rPr>
               <w:fldChar w:fldCharType="separate"/>
             </w:r>
@@ -3417,17 +3423,17 @@
               <w:rPr>
                 <w:noProof/>
                 <w:webHidden/>
-                <w:sz w:val="16"/>
-                <w:szCs w:val="16"/>
-              </w:rPr>
-              <w:t>11</w:t>
-            </w:r>
-            <w:r>
-              <w:rPr>
-                <w:noProof/>
-                <w:webHidden/>
-                <w:sz w:val="16"/>
-                <w:szCs w:val="16"/>
+                <w:sz w:val="14"/>
+                <w:szCs w:val="14"/>
+              </w:rPr>
+              <w:t>10</w:t>
+            </w:r>
+            <w:r>
+              <w:rPr>
+                <w:noProof/>
+                <w:webHidden/>
+                <w:sz w:val="14"/>
+                <w:szCs w:val="14"/>
               </w:rPr>
               <w:fldChar w:fldCharType="end"/>
             </w:r>
@@ -3440,19 +3446,19 @@
               <w:rFonts w:asciiTheme="minorHAnsi" w:eastAsiaTheme="minorEastAsia" w:hAnsiTheme="minorHAnsi"/>
               <w:noProof/>
               <w:kern w:val="2"/>
-              <w:sz w:val="18"/>
-              <w:szCs w:val="18"/>
+              <w:sz w:val="16"/>
+              <w:szCs w:val="16"/>
               <w:lang w:val="fr-FR" w:eastAsia="fr-FR"/>
               <w14:ligatures w14:val="standardContextual"/>
             </w:rPr>
           </w:pPr>
-          <w:hyperlink w:anchor="_Toc230455956" w:history="1">
+          <w:hyperlink w:anchor="_Toc230562080" w:history="1">
             <w:r>
               <w:rPr>
                 <w:rStyle w:val="Lienhypertexte"/>
                 <w:noProof/>
-                <w:sz w:val="16"/>
-                <w:szCs w:val="16"/>
+                <w:sz w:val="14"/>
+                <w:szCs w:val="14"/>
               </w:rPr>
               <w:t>9. Final Project Structure</w:t>
             </w:r>
@@ -3460,8 +3466,8 @@
               <w:rPr>
                 <w:noProof/>
                 <w:webHidden/>
-                <w:sz w:val="16"/>
-                <w:szCs w:val="16"/>
+                <w:sz w:val="14"/>
+                <w:szCs w:val="14"/>
               </w:rPr>
               <w:tab/>
             </w:r>
@@ -3469,8 +3475,8 @@
               <w:rPr>
                 <w:noProof/>
                 <w:webHidden/>
-                <w:sz w:val="16"/>
-                <w:szCs w:val="16"/>
+                <w:sz w:val="14"/>
+                <w:szCs w:val="14"/>
               </w:rPr>
               <w:fldChar w:fldCharType="begin"/>
             </w:r>
@@ -3478,25 +3484,25 @@
               <w:rPr>
                 <w:noProof/>
                 <w:webHidden/>
-                <w:sz w:val="16"/>
-                <w:szCs w:val="16"/>
-              </w:rPr>
-              <w:instrText xml:space="preserve"> PAGEREF _Toc230455956 \h </w:instrText>
-            </w:r>
-            <w:r>
-              <w:rPr>
-                <w:noProof/>
-                <w:webHidden/>
-                <w:sz w:val="16"/>
-                <w:szCs w:val="16"/>
-              </w:rPr>
-            </w:r>
-            <w:r>
-              <w:rPr>
-                <w:noProof/>
-                <w:webHidden/>
-                <w:sz w:val="16"/>
-                <w:szCs w:val="16"/>
+                <w:sz w:val="14"/>
+                <w:szCs w:val="14"/>
+              </w:rPr>
+              <w:instrText xml:space="preserve"> PAGEREF _Toc230562080 \h </w:instrText>
+            </w:r>
+            <w:r>
+              <w:rPr>
+                <w:noProof/>
+                <w:webHidden/>
+                <w:sz w:val="14"/>
+                <w:szCs w:val="14"/>
+              </w:rPr>
+            </w:r>
+            <w:r>
+              <w:rPr>
+                <w:noProof/>
+                <w:webHidden/>
+                <w:sz w:val="14"/>
+                <w:szCs w:val="14"/>
               </w:rPr>
               <w:fldChar w:fldCharType="separate"/>
             </w:r>
@@ -3504,17 +3510,17 @@
               <w:rPr>
                 <w:noProof/>
                 <w:webHidden/>
-                <w:sz w:val="16"/>
-                <w:szCs w:val="16"/>
-              </w:rPr>
-              <w:t>11</w:t>
-            </w:r>
-            <w:r>
-              <w:rPr>
-                <w:noProof/>
-                <w:webHidden/>
-                <w:sz w:val="16"/>
-                <w:szCs w:val="16"/>
+                <w:sz w:val="14"/>
+                <w:szCs w:val="14"/>
+              </w:rPr>
+              <w:t>10</w:t>
+            </w:r>
+            <w:r>
+              <w:rPr>
+                <w:noProof/>
+                <w:webHidden/>
+                <w:sz w:val="14"/>
+                <w:szCs w:val="14"/>
               </w:rPr>
               <w:fldChar w:fldCharType="end"/>
             </w:r>
@@ -3527,19 +3533,19 @@
               <w:rFonts w:asciiTheme="minorHAnsi" w:eastAsiaTheme="minorEastAsia" w:hAnsiTheme="minorHAnsi"/>
               <w:noProof/>
               <w:kern w:val="2"/>
-              <w:sz w:val="18"/>
-              <w:szCs w:val="18"/>
+              <w:sz w:val="16"/>
+              <w:szCs w:val="16"/>
               <w:lang w:val="fr-FR" w:eastAsia="fr-FR"/>
               <w14:ligatures w14:val="standardContextual"/>
             </w:rPr>
           </w:pPr>
-          <w:hyperlink w:anchor="_Toc230455957" w:history="1">
+          <w:hyperlink w:anchor="_Toc230562081" w:history="1">
             <w:r>
               <w:rPr>
                 <w:rStyle w:val="Lienhypertexte"/>
                 <w:noProof/>
-                <w:sz w:val="16"/>
-                <w:szCs w:val="16"/>
+                <w:sz w:val="14"/>
+                <w:szCs w:val="14"/>
               </w:rPr>
               <w:t>10. Installation and Execution</w:t>
             </w:r>
@@ -3547,8 +3553,8 @@
               <w:rPr>
                 <w:noProof/>
                 <w:webHidden/>
-                <w:sz w:val="16"/>
-                <w:szCs w:val="16"/>
+                <w:sz w:val="14"/>
+                <w:szCs w:val="14"/>
               </w:rPr>
               <w:tab/>
             </w:r>
@@ -3556,8 +3562,8 @@
               <w:rPr>
                 <w:noProof/>
                 <w:webHidden/>
-                <w:sz w:val="16"/>
-                <w:szCs w:val="16"/>
+                <w:sz w:val="14"/>
+                <w:szCs w:val="14"/>
               </w:rPr>
               <w:fldChar w:fldCharType="begin"/>
             </w:r>
@@ -3565,25 +3571,25 @@
               <w:rPr>
                 <w:noProof/>
                 <w:webHidden/>
-                <w:sz w:val="16"/>
-                <w:szCs w:val="16"/>
-              </w:rPr>
-              <w:instrText xml:space="preserve"> PAGEREF _Toc230455957 \h </w:instrText>
-            </w:r>
-            <w:r>
-              <w:rPr>
-                <w:noProof/>
-                <w:webHidden/>
-                <w:sz w:val="16"/>
-                <w:szCs w:val="16"/>
-              </w:rPr>
-            </w:r>
-            <w:r>
-              <w:rPr>
-                <w:noProof/>
-                <w:webHidden/>
-                <w:sz w:val="16"/>
-                <w:szCs w:val="16"/>
+                <w:sz w:val="14"/>
+                <w:szCs w:val="14"/>
+              </w:rPr>
+              <w:instrText xml:space="preserve"> PAGEREF _Toc230562081 \h </w:instrText>
+            </w:r>
+            <w:r>
+              <w:rPr>
+                <w:noProof/>
+                <w:webHidden/>
+                <w:sz w:val="14"/>
+                <w:szCs w:val="14"/>
+              </w:rPr>
+            </w:r>
+            <w:r>
+              <w:rPr>
+                <w:noProof/>
+                <w:webHidden/>
+                <w:sz w:val="14"/>
+                <w:szCs w:val="14"/>
               </w:rPr>
               <w:fldChar w:fldCharType="separate"/>
             </w:r>
@@ -3591,17 +3597,17 @@
               <w:rPr>
                 <w:noProof/>
                 <w:webHidden/>
-                <w:sz w:val="16"/>
-                <w:szCs w:val="16"/>
-              </w:rPr>
-              <w:t>12</w:t>
-            </w:r>
-            <w:r>
-              <w:rPr>
-                <w:noProof/>
-                <w:webHidden/>
-                <w:sz w:val="16"/>
-                <w:szCs w:val="16"/>
+                <w:sz w:val="14"/>
+                <w:szCs w:val="14"/>
+              </w:rPr>
+              <w:t>11</w:t>
+            </w:r>
+            <w:r>
+              <w:rPr>
+                <w:noProof/>
+                <w:webHidden/>
+                <w:sz w:val="14"/>
+                <w:szCs w:val="14"/>
               </w:rPr>
               <w:fldChar w:fldCharType="end"/>
             </w:r>
@@ -3618,19 +3624,19 @@
               <w:rFonts w:asciiTheme="minorHAnsi" w:eastAsiaTheme="minorEastAsia" w:hAnsiTheme="minorHAnsi"/>
               <w:noProof/>
               <w:kern w:val="2"/>
-              <w:sz w:val="18"/>
-              <w:szCs w:val="18"/>
+              <w:sz w:val="16"/>
+              <w:szCs w:val="16"/>
               <w:lang w:val="fr-FR" w:eastAsia="fr-FR"/>
               <w14:ligatures w14:val="standardContextual"/>
             </w:rPr>
           </w:pPr>
-          <w:hyperlink w:anchor="_Toc230455958" w:history="1">
+          <w:hyperlink w:anchor="_Toc230562082" w:history="1">
             <w:r>
               <w:rPr>
                 <w:rStyle w:val="Lienhypertexte"/>
                 <w:noProof/>
-                <w:sz w:val="16"/>
-                <w:szCs w:val="16"/>
+                <w:sz w:val="14"/>
+                <w:szCs w:val="14"/>
               </w:rPr>
               <w:t>10.1 Create the Virtual Environment</w:t>
             </w:r>
@@ -3638,8 +3644,8 @@
               <w:rPr>
                 <w:noProof/>
                 <w:webHidden/>
-                <w:sz w:val="16"/>
-                <w:szCs w:val="16"/>
+                <w:sz w:val="14"/>
+                <w:szCs w:val="14"/>
               </w:rPr>
               <w:tab/>
             </w:r>
@@ -3647,8 +3653,8 @@
               <w:rPr>
                 <w:noProof/>
                 <w:webHidden/>
-                <w:sz w:val="16"/>
-                <w:szCs w:val="16"/>
+                <w:sz w:val="14"/>
+                <w:szCs w:val="14"/>
               </w:rPr>
               <w:fldChar w:fldCharType="begin"/>
             </w:r>
@@ -3656,25 +3662,25 @@
               <w:rPr>
                 <w:noProof/>
                 <w:webHidden/>
-                <w:sz w:val="16"/>
-                <w:szCs w:val="16"/>
-              </w:rPr>
-              <w:instrText xml:space="preserve"> PAGEREF _Toc230455958 \h </w:instrText>
-            </w:r>
-            <w:r>
-              <w:rPr>
-                <w:noProof/>
-                <w:webHidden/>
-                <w:sz w:val="16"/>
-                <w:szCs w:val="16"/>
-              </w:rPr>
-            </w:r>
-            <w:r>
-              <w:rPr>
-                <w:noProof/>
-                <w:webHidden/>
-                <w:sz w:val="16"/>
-                <w:szCs w:val="16"/>
+                <w:sz w:val="14"/>
+                <w:szCs w:val="14"/>
+              </w:rPr>
+              <w:instrText xml:space="preserve"> PAGEREF _Toc230562082 \h </w:instrText>
+            </w:r>
+            <w:r>
+              <w:rPr>
+                <w:noProof/>
+                <w:webHidden/>
+                <w:sz w:val="14"/>
+                <w:szCs w:val="14"/>
+              </w:rPr>
+            </w:r>
+            <w:r>
+              <w:rPr>
+                <w:noProof/>
+                <w:webHidden/>
+                <w:sz w:val="14"/>
+                <w:szCs w:val="14"/>
               </w:rPr>
               <w:fldChar w:fldCharType="separate"/>
             </w:r>
@@ -3682,17 +3688,17 @@
               <w:rPr>
                 <w:noProof/>
                 <w:webHidden/>
-                <w:sz w:val="16"/>
-                <w:szCs w:val="16"/>
-              </w:rPr>
-              <w:t>12</w:t>
-            </w:r>
-            <w:r>
-              <w:rPr>
-                <w:noProof/>
-                <w:webHidden/>
-                <w:sz w:val="16"/>
-                <w:szCs w:val="16"/>
+                <w:sz w:val="14"/>
+                <w:szCs w:val="14"/>
+              </w:rPr>
+              <w:t>11</w:t>
+            </w:r>
+            <w:r>
+              <w:rPr>
+                <w:noProof/>
+                <w:webHidden/>
+                <w:sz w:val="14"/>
+                <w:szCs w:val="14"/>
               </w:rPr>
               <w:fldChar w:fldCharType="end"/>
             </w:r>
@@ -3709,19 +3715,19 @@
               <w:rFonts w:asciiTheme="minorHAnsi" w:eastAsiaTheme="minorEastAsia" w:hAnsiTheme="minorHAnsi"/>
               <w:noProof/>
               <w:kern w:val="2"/>
-              <w:sz w:val="18"/>
-              <w:szCs w:val="18"/>
+              <w:sz w:val="16"/>
+              <w:szCs w:val="16"/>
               <w:lang w:val="fr-FR" w:eastAsia="fr-FR"/>
               <w14:ligatures w14:val="standardContextual"/>
             </w:rPr>
           </w:pPr>
-          <w:hyperlink w:anchor="_Toc230455959" w:history="1">
+          <w:hyperlink w:anchor="_Toc230562083" w:history="1">
             <w:r>
               <w:rPr>
                 <w:rStyle w:val="Lienhypertexte"/>
                 <w:noProof/>
-                <w:sz w:val="16"/>
-                <w:szCs w:val="16"/>
+                <w:sz w:val="14"/>
+                <w:szCs w:val="14"/>
               </w:rPr>
               <w:t>10.2 Install Dependencies</w:t>
             </w:r>
@@ -3729,8 +3735,8 @@
               <w:rPr>
                 <w:noProof/>
                 <w:webHidden/>
-                <w:sz w:val="16"/>
-                <w:szCs w:val="16"/>
+                <w:sz w:val="14"/>
+                <w:szCs w:val="14"/>
               </w:rPr>
               <w:tab/>
             </w:r>
@@ -3738,8 +3744,8 @@
               <w:rPr>
                 <w:noProof/>
                 <w:webHidden/>
-                <w:sz w:val="16"/>
-                <w:szCs w:val="16"/>
+                <w:sz w:val="14"/>
+                <w:szCs w:val="14"/>
               </w:rPr>
               <w:fldChar w:fldCharType="begin"/>
             </w:r>
@@ -3747,25 +3753,25 @@
               <w:rPr>
                 <w:noProof/>
                 <w:webHidden/>
-                <w:sz w:val="16"/>
-                <w:szCs w:val="16"/>
-              </w:rPr>
-              <w:instrText xml:space="preserve"> PAGEREF _Toc230455959 \h </w:instrText>
-            </w:r>
-            <w:r>
-              <w:rPr>
-                <w:noProof/>
-                <w:webHidden/>
-                <w:sz w:val="16"/>
-                <w:szCs w:val="16"/>
-              </w:rPr>
-            </w:r>
-            <w:r>
-              <w:rPr>
-                <w:noProof/>
-                <w:webHidden/>
-                <w:sz w:val="16"/>
-                <w:szCs w:val="16"/>
+                <w:sz w:val="14"/>
+                <w:szCs w:val="14"/>
+              </w:rPr>
+              <w:instrText xml:space="preserve"> PAGEREF _Toc230562083 \h </w:instrText>
+            </w:r>
+            <w:r>
+              <w:rPr>
+                <w:noProof/>
+                <w:webHidden/>
+                <w:sz w:val="14"/>
+                <w:szCs w:val="14"/>
+              </w:rPr>
+            </w:r>
+            <w:r>
+              <w:rPr>
+                <w:noProof/>
+                <w:webHidden/>
+                <w:sz w:val="14"/>
+                <w:szCs w:val="14"/>
               </w:rPr>
               <w:fldChar w:fldCharType="separate"/>
             </w:r>
@@ -3773,17 +3779,17 @@
               <w:rPr>
                 <w:noProof/>
                 <w:webHidden/>
-                <w:sz w:val="16"/>
-                <w:szCs w:val="16"/>
-              </w:rPr>
-              <w:t>12</w:t>
-            </w:r>
-            <w:r>
-              <w:rPr>
-                <w:noProof/>
-                <w:webHidden/>
-                <w:sz w:val="16"/>
-                <w:szCs w:val="16"/>
+                <w:sz w:val="14"/>
+                <w:szCs w:val="14"/>
+              </w:rPr>
+              <w:t>11</w:t>
+            </w:r>
+            <w:r>
+              <w:rPr>
+                <w:noProof/>
+                <w:webHidden/>
+                <w:sz w:val="14"/>
+                <w:szCs w:val="14"/>
               </w:rPr>
               <w:fldChar w:fldCharType="end"/>
             </w:r>
@@ -3800,19 +3806,19 @@
               <w:rFonts w:asciiTheme="minorHAnsi" w:eastAsiaTheme="minorEastAsia" w:hAnsiTheme="minorHAnsi"/>
               <w:noProof/>
               <w:kern w:val="2"/>
-              <w:sz w:val="18"/>
-              <w:szCs w:val="18"/>
+              <w:sz w:val="16"/>
+              <w:szCs w:val="16"/>
               <w:lang w:val="fr-FR" w:eastAsia="fr-FR"/>
               <w14:ligatures w14:val="standardContextual"/>
             </w:rPr>
           </w:pPr>
-          <w:hyperlink w:anchor="_Toc230455960" w:history="1">
+          <w:hyperlink w:anchor="_Toc230562084" w:history="1">
             <w:r>
               <w:rPr>
                 <w:rStyle w:val="Lienhypertexte"/>
                 <w:noProof/>
-                <w:sz w:val="16"/>
-                <w:szCs w:val="16"/>
+                <w:sz w:val="14"/>
+                <w:szCs w:val="14"/>
               </w:rPr>
               <w:t>10.3 Configure Gemini</w:t>
             </w:r>
@@ -3820,8 +3826,8 @@
               <w:rPr>
                 <w:noProof/>
                 <w:webHidden/>
-                <w:sz w:val="16"/>
-                <w:szCs w:val="16"/>
+                <w:sz w:val="14"/>
+                <w:szCs w:val="14"/>
               </w:rPr>
               <w:tab/>
             </w:r>
@@ -3829,8 +3835,8 @@
               <w:rPr>
                 <w:noProof/>
                 <w:webHidden/>
-                <w:sz w:val="16"/>
-                <w:szCs w:val="16"/>
+                <w:sz w:val="14"/>
+                <w:szCs w:val="14"/>
               </w:rPr>
               <w:fldChar w:fldCharType="begin"/>
             </w:r>
@@ -3838,25 +3844,25 @@
               <w:rPr>
                 <w:noProof/>
                 <w:webHidden/>
-                <w:sz w:val="16"/>
-                <w:szCs w:val="16"/>
-              </w:rPr>
-              <w:instrText xml:space="preserve"> PAGEREF _Toc230455960 \h </w:instrText>
-            </w:r>
-            <w:r>
-              <w:rPr>
-                <w:noProof/>
-                <w:webHidden/>
-                <w:sz w:val="16"/>
-                <w:szCs w:val="16"/>
-              </w:rPr>
-            </w:r>
-            <w:r>
-              <w:rPr>
-                <w:noProof/>
-                <w:webHidden/>
-                <w:sz w:val="16"/>
-                <w:szCs w:val="16"/>
+                <w:sz w:val="14"/>
+                <w:szCs w:val="14"/>
+              </w:rPr>
+              <w:instrText xml:space="preserve"> PAGEREF _Toc230562084 \h </w:instrText>
+            </w:r>
+            <w:r>
+              <w:rPr>
+                <w:noProof/>
+                <w:webHidden/>
+                <w:sz w:val="14"/>
+                <w:szCs w:val="14"/>
+              </w:rPr>
+            </w:r>
+            <w:r>
+              <w:rPr>
+                <w:noProof/>
+                <w:webHidden/>
+                <w:sz w:val="14"/>
+                <w:szCs w:val="14"/>
               </w:rPr>
               <w:fldChar w:fldCharType="separate"/>
             </w:r>
@@ -3864,17 +3870,17 @@
               <w:rPr>
                 <w:noProof/>
                 <w:webHidden/>
-                <w:sz w:val="16"/>
-                <w:szCs w:val="16"/>
-              </w:rPr>
-              <w:t>12</w:t>
-            </w:r>
-            <w:r>
-              <w:rPr>
-                <w:noProof/>
-                <w:webHidden/>
-                <w:sz w:val="16"/>
-                <w:szCs w:val="16"/>
+                <w:sz w:val="14"/>
+                <w:szCs w:val="14"/>
+              </w:rPr>
+              <w:t>11</w:t>
+            </w:r>
+            <w:r>
+              <w:rPr>
+                <w:noProof/>
+                <w:webHidden/>
+                <w:sz w:val="14"/>
+                <w:szCs w:val="14"/>
               </w:rPr>
               <w:fldChar w:fldCharType="end"/>
             </w:r>
@@ -3891,19 +3897,19 @@
               <w:rFonts w:asciiTheme="minorHAnsi" w:eastAsiaTheme="minorEastAsia" w:hAnsiTheme="minorHAnsi"/>
               <w:noProof/>
               <w:kern w:val="2"/>
-              <w:sz w:val="18"/>
-              <w:szCs w:val="18"/>
+              <w:sz w:val="16"/>
+              <w:szCs w:val="16"/>
               <w:lang w:val="fr-FR" w:eastAsia="fr-FR"/>
               <w14:ligatures w14:val="standardContextual"/>
             </w:rPr>
           </w:pPr>
-          <w:hyperlink w:anchor="_Toc230455961" w:history="1">
+          <w:hyperlink w:anchor="_Toc230562085" w:history="1">
             <w:r>
               <w:rPr>
                 <w:rStyle w:val="Lienhypertexte"/>
                 <w:noProof/>
-                <w:sz w:val="16"/>
-                <w:szCs w:val="16"/>
+                <w:sz w:val="14"/>
+                <w:szCs w:val="14"/>
               </w:rPr>
               <w:t>10.4 Place the Local Model</w:t>
             </w:r>
@@ -3911,8 +3917,8 @@
               <w:rPr>
                 <w:noProof/>
                 <w:webHidden/>
-                <w:sz w:val="16"/>
-                <w:szCs w:val="16"/>
+                <w:sz w:val="14"/>
+                <w:szCs w:val="14"/>
               </w:rPr>
               <w:tab/>
             </w:r>
@@ -3920,8 +3926,8 @@
               <w:rPr>
                 <w:noProof/>
                 <w:webHidden/>
-                <w:sz w:val="16"/>
-                <w:szCs w:val="16"/>
+                <w:sz w:val="14"/>
+                <w:szCs w:val="14"/>
               </w:rPr>
               <w:fldChar w:fldCharType="begin"/>
             </w:r>
@@ -3929,25 +3935,25 @@
               <w:rPr>
                 <w:noProof/>
                 <w:webHidden/>
-                <w:sz w:val="16"/>
-                <w:szCs w:val="16"/>
-              </w:rPr>
-              <w:instrText xml:space="preserve"> PAGEREF _Toc230455961 \h </w:instrText>
-            </w:r>
-            <w:r>
-              <w:rPr>
-                <w:noProof/>
-                <w:webHidden/>
-                <w:sz w:val="16"/>
-                <w:szCs w:val="16"/>
-              </w:rPr>
-            </w:r>
-            <w:r>
-              <w:rPr>
-                <w:noProof/>
-                <w:webHidden/>
-                <w:sz w:val="16"/>
-                <w:szCs w:val="16"/>
+                <w:sz w:val="14"/>
+                <w:szCs w:val="14"/>
+              </w:rPr>
+              <w:instrText xml:space="preserve"> PAGEREF _Toc230562085 \h </w:instrText>
+            </w:r>
+            <w:r>
+              <w:rPr>
+                <w:noProof/>
+                <w:webHidden/>
+                <w:sz w:val="14"/>
+                <w:szCs w:val="14"/>
+              </w:rPr>
+            </w:r>
+            <w:r>
+              <w:rPr>
+                <w:noProof/>
+                <w:webHidden/>
+                <w:sz w:val="14"/>
+                <w:szCs w:val="14"/>
               </w:rPr>
               <w:fldChar w:fldCharType="separate"/>
             </w:r>
@@ -3955,8 +3961,8 @@
               <w:rPr>
                 <w:noProof/>
                 <w:webHidden/>
-                <w:sz w:val="16"/>
-                <w:szCs w:val="16"/>
+                <w:sz w:val="14"/>
+                <w:szCs w:val="14"/>
               </w:rPr>
               <w:t>12</w:t>
             </w:r>
@@ -3964,8 +3970,8 @@
               <w:rPr>
                 <w:noProof/>
                 <w:webHidden/>
-                <w:sz w:val="16"/>
-                <w:szCs w:val="16"/>
+                <w:sz w:val="14"/>
+                <w:szCs w:val="14"/>
               </w:rPr>
               <w:fldChar w:fldCharType="end"/>
             </w:r>
@@ -3982,19 +3988,19 @@
               <w:rFonts w:asciiTheme="minorHAnsi" w:eastAsiaTheme="minorEastAsia" w:hAnsiTheme="minorHAnsi"/>
               <w:noProof/>
               <w:kern w:val="2"/>
-              <w:sz w:val="18"/>
-              <w:szCs w:val="18"/>
+              <w:sz w:val="16"/>
+              <w:szCs w:val="16"/>
               <w:lang w:val="fr-FR" w:eastAsia="fr-FR"/>
               <w14:ligatures w14:val="standardContextual"/>
             </w:rPr>
           </w:pPr>
-          <w:hyperlink w:anchor="_Toc230455962" w:history="1">
+          <w:hyperlink w:anchor="_Toc230562086" w:history="1">
             <w:r>
               <w:rPr>
                 <w:rStyle w:val="Lienhypertexte"/>
                 <w:noProof/>
-                <w:sz w:val="16"/>
-                <w:szCs w:val="16"/>
+                <w:sz w:val="14"/>
+                <w:szCs w:val="14"/>
               </w:rPr>
               <w:t>10.5 Run the Application</w:t>
             </w:r>
@@ -4002,8 +4008,8 @@
               <w:rPr>
                 <w:noProof/>
                 <w:webHidden/>
-                <w:sz w:val="16"/>
-                <w:szCs w:val="16"/>
+                <w:sz w:val="14"/>
+                <w:szCs w:val="14"/>
               </w:rPr>
               <w:tab/>
             </w:r>
@@ -4011,8 +4017,8 @@
               <w:rPr>
                 <w:noProof/>
                 <w:webHidden/>
-                <w:sz w:val="16"/>
-                <w:szCs w:val="16"/>
+                <w:sz w:val="14"/>
+                <w:szCs w:val="14"/>
               </w:rPr>
               <w:fldChar w:fldCharType="begin"/>
             </w:r>
@@ -4020,25 +4026,25 @@
               <w:rPr>
                 <w:noProof/>
                 <w:webHidden/>
-                <w:sz w:val="16"/>
-                <w:szCs w:val="16"/>
-              </w:rPr>
-              <w:instrText xml:space="preserve"> PAGEREF _Toc230455962 \h </w:instrText>
-            </w:r>
-            <w:r>
-              <w:rPr>
-                <w:noProof/>
-                <w:webHidden/>
-                <w:sz w:val="16"/>
-                <w:szCs w:val="16"/>
-              </w:rPr>
-            </w:r>
-            <w:r>
-              <w:rPr>
-                <w:noProof/>
-                <w:webHidden/>
-                <w:sz w:val="16"/>
-                <w:szCs w:val="16"/>
+                <w:sz w:val="14"/>
+                <w:szCs w:val="14"/>
+              </w:rPr>
+              <w:instrText xml:space="preserve"> PAGEREF _Toc230562086 \h </w:instrText>
+            </w:r>
+            <w:r>
+              <w:rPr>
+                <w:noProof/>
+                <w:webHidden/>
+                <w:sz w:val="14"/>
+                <w:szCs w:val="14"/>
+              </w:rPr>
+            </w:r>
+            <w:r>
+              <w:rPr>
+                <w:noProof/>
+                <w:webHidden/>
+                <w:sz w:val="14"/>
+                <w:szCs w:val="14"/>
               </w:rPr>
               <w:fldChar w:fldCharType="separate"/>
             </w:r>
@@ -4046,8 +4052,8 @@
               <w:rPr>
                 <w:noProof/>
                 <w:webHidden/>
-                <w:sz w:val="16"/>
-                <w:szCs w:val="16"/>
+                <w:sz w:val="14"/>
+                <w:szCs w:val="14"/>
               </w:rPr>
               <w:t>12</w:t>
             </w:r>
@@ -4055,8 +4061,8 @@
               <w:rPr>
                 <w:noProof/>
                 <w:webHidden/>
-                <w:sz w:val="16"/>
-                <w:szCs w:val="16"/>
+                <w:sz w:val="14"/>
+                <w:szCs w:val="14"/>
               </w:rPr>
               <w:fldChar w:fldCharType="end"/>
             </w:r>
@@ -4069,19 +4075,19 @@
               <w:rFonts w:asciiTheme="minorHAnsi" w:eastAsiaTheme="minorEastAsia" w:hAnsiTheme="minorHAnsi"/>
               <w:noProof/>
               <w:kern w:val="2"/>
-              <w:sz w:val="18"/>
-              <w:szCs w:val="18"/>
+              <w:sz w:val="16"/>
+              <w:szCs w:val="16"/>
               <w:lang w:val="fr-FR" w:eastAsia="fr-FR"/>
               <w14:ligatures w14:val="standardContextual"/>
             </w:rPr>
           </w:pPr>
-          <w:hyperlink w:anchor="_Toc230455963" w:history="1">
+          <w:hyperlink w:anchor="_Toc230562087" w:history="1">
             <w:r>
               <w:rPr>
                 <w:rStyle w:val="Lienhypertexte"/>
                 <w:noProof/>
-                <w:sz w:val="16"/>
-                <w:szCs w:val="16"/>
+                <w:sz w:val="14"/>
+                <w:szCs w:val="14"/>
               </w:rPr>
               <w:t>11. GitHub and Collaboration Workflow</w:t>
             </w:r>
@@ -4089,8 +4095,8 @@
               <w:rPr>
                 <w:noProof/>
                 <w:webHidden/>
-                <w:sz w:val="16"/>
-                <w:szCs w:val="16"/>
+                <w:sz w:val="14"/>
+                <w:szCs w:val="14"/>
               </w:rPr>
               <w:tab/>
             </w:r>
@@ -4098,8 +4104,8 @@
               <w:rPr>
                 <w:noProof/>
                 <w:webHidden/>
-                <w:sz w:val="16"/>
-                <w:szCs w:val="16"/>
+                <w:sz w:val="14"/>
+                <w:szCs w:val="14"/>
               </w:rPr>
               <w:fldChar w:fldCharType="begin"/>
             </w:r>
@@ -4107,25 +4113,25 @@
               <w:rPr>
                 <w:noProof/>
                 <w:webHidden/>
-                <w:sz w:val="16"/>
-                <w:szCs w:val="16"/>
-              </w:rPr>
-              <w:instrText xml:space="preserve"> PAGEREF _Toc230455963 \h </w:instrText>
-            </w:r>
-            <w:r>
-              <w:rPr>
-                <w:noProof/>
-                <w:webHidden/>
-                <w:sz w:val="16"/>
-                <w:szCs w:val="16"/>
-              </w:rPr>
-            </w:r>
-            <w:r>
-              <w:rPr>
-                <w:noProof/>
-                <w:webHidden/>
-                <w:sz w:val="16"/>
-                <w:szCs w:val="16"/>
+                <w:sz w:val="14"/>
+                <w:szCs w:val="14"/>
+              </w:rPr>
+              <w:instrText xml:space="preserve"> PAGEREF _Toc230562087 \h </w:instrText>
+            </w:r>
+            <w:r>
+              <w:rPr>
+                <w:noProof/>
+                <w:webHidden/>
+                <w:sz w:val="14"/>
+                <w:szCs w:val="14"/>
+              </w:rPr>
+            </w:r>
+            <w:r>
+              <w:rPr>
+                <w:noProof/>
+                <w:webHidden/>
+                <w:sz w:val="14"/>
+                <w:szCs w:val="14"/>
               </w:rPr>
               <w:fldChar w:fldCharType="separate"/>
             </w:r>
@@ -4133,8 +4139,8 @@
               <w:rPr>
                 <w:noProof/>
                 <w:webHidden/>
-                <w:sz w:val="16"/>
-                <w:szCs w:val="16"/>
+                <w:sz w:val="14"/>
+                <w:szCs w:val="14"/>
               </w:rPr>
               <w:t>12</w:t>
             </w:r>
@@ -4142,8 +4148,8 @@
               <w:rPr>
                 <w:noProof/>
                 <w:webHidden/>
-                <w:sz w:val="16"/>
-                <w:szCs w:val="16"/>
+                <w:sz w:val="14"/>
+                <w:szCs w:val="14"/>
               </w:rPr>
               <w:fldChar w:fldCharType="end"/>
             </w:r>
@@ -4156,19 +4162,19 @@
               <w:rFonts w:asciiTheme="minorHAnsi" w:eastAsiaTheme="minorEastAsia" w:hAnsiTheme="minorHAnsi"/>
               <w:noProof/>
               <w:kern w:val="2"/>
-              <w:sz w:val="18"/>
-              <w:szCs w:val="18"/>
+              <w:sz w:val="16"/>
+              <w:szCs w:val="16"/>
               <w:lang w:val="fr-FR" w:eastAsia="fr-FR"/>
               <w14:ligatures w14:val="standardContextual"/>
             </w:rPr>
           </w:pPr>
-          <w:hyperlink w:anchor="_Toc230455964" w:history="1">
+          <w:hyperlink w:anchor="_Toc230562088" w:history="1">
             <w:r>
               <w:rPr>
                 <w:rStyle w:val="Lienhypertexte"/>
                 <w:noProof/>
-                <w:sz w:val="16"/>
-                <w:szCs w:val="16"/>
+                <w:sz w:val="14"/>
+                <w:szCs w:val="14"/>
               </w:rPr>
               <w:t>12. Current Limitations and Possible Improvements</w:t>
             </w:r>
@@ -4176,8 +4182,8 @@
               <w:rPr>
                 <w:noProof/>
                 <w:webHidden/>
-                <w:sz w:val="16"/>
-                <w:szCs w:val="16"/>
+                <w:sz w:val="14"/>
+                <w:szCs w:val="14"/>
               </w:rPr>
               <w:tab/>
             </w:r>
@@ -4185,8 +4191,8 @@
               <w:rPr>
                 <w:noProof/>
                 <w:webHidden/>
-                <w:sz w:val="16"/>
-                <w:szCs w:val="16"/>
+                <w:sz w:val="14"/>
+                <w:szCs w:val="14"/>
               </w:rPr>
               <w:fldChar w:fldCharType="begin"/>
             </w:r>
@@ -4194,25 +4200,25 @@
               <w:rPr>
                 <w:noProof/>
                 <w:webHidden/>
-                <w:sz w:val="16"/>
-                <w:szCs w:val="16"/>
-              </w:rPr>
-              <w:instrText xml:space="preserve"> PAGEREF _Toc230455964 \h </w:instrText>
-            </w:r>
-            <w:r>
-              <w:rPr>
-                <w:noProof/>
-                <w:webHidden/>
-                <w:sz w:val="16"/>
-                <w:szCs w:val="16"/>
-              </w:rPr>
-            </w:r>
-            <w:r>
-              <w:rPr>
-                <w:noProof/>
-                <w:webHidden/>
-                <w:sz w:val="16"/>
-                <w:szCs w:val="16"/>
+                <w:sz w:val="14"/>
+                <w:szCs w:val="14"/>
+              </w:rPr>
+              <w:instrText xml:space="preserve"> PAGEREF _Toc230562088 \h </w:instrText>
+            </w:r>
+            <w:r>
+              <w:rPr>
+                <w:noProof/>
+                <w:webHidden/>
+                <w:sz w:val="14"/>
+                <w:szCs w:val="14"/>
+              </w:rPr>
+            </w:r>
+            <w:r>
+              <w:rPr>
+                <w:noProof/>
+                <w:webHidden/>
+                <w:sz w:val="14"/>
+                <w:szCs w:val="14"/>
               </w:rPr>
               <w:fldChar w:fldCharType="separate"/>
             </w:r>
@@ -4220,17 +4226,17 @@
               <w:rPr>
                 <w:noProof/>
                 <w:webHidden/>
-                <w:sz w:val="16"/>
-                <w:szCs w:val="16"/>
-              </w:rPr>
-              <w:t>13</w:t>
-            </w:r>
-            <w:r>
-              <w:rPr>
-                <w:noProof/>
-                <w:webHidden/>
-                <w:sz w:val="16"/>
-                <w:szCs w:val="16"/>
+                <w:sz w:val="14"/>
+                <w:szCs w:val="14"/>
+              </w:rPr>
+              <w:t>12</w:t>
+            </w:r>
+            <w:r>
+              <w:rPr>
+                <w:noProof/>
+                <w:webHidden/>
+                <w:sz w:val="14"/>
+                <w:szCs w:val="14"/>
               </w:rPr>
               <w:fldChar w:fldCharType="end"/>
             </w:r>
@@ -4243,19 +4249,19 @@
               <w:rFonts w:asciiTheme="minorHAnsi" w:eastAsiaTheme="minorEastAsia" w:hAnsiTheme="minorHAnsi"/>
               <w:noProof/>
               <w:kern w:val="2"/>
-              <w:sz w:val="18"/>
-              <w:szCs w:val="18"/>
+              <w:sz w:val="16"/>
+              <w:szCs w:val="16"/>
               <w:lang w:val="fr-FR" w:eastAsia="fr-FR"/>
               <w14:ligatures w14:val="standardContextual"/>
             </w:rPr>
           </w:pPr>
-          <w:hyperlink w:anchor="_Toc230455965" w:history="1">
+          <w:hyperlink w:anchor="_Toc230562089" w:history="1">
             <w:r>
               <w:rPr>
                 <w:rStyle w:val="Lienhypertexte"/>
                 <w:noProof/>
-                <w:sz w:val="16"/>
-                <w:szCs w:val="16"/>
+                <w:sz w:val="14"/>
+                <w:szCs w:val="14"/>
               </w:rPr>
               <w:t>13. Project Strengths</w:t>
             </w:r>
@@ -4263,8 +4269,8 @@
               <w:rPr>
                 <w:noProof/>
                 <w:webHidden/>
-                <w:sz w:val="16"/>
-                <w:szCs w:val="16"/>
+                <w:sz w:val="14"/>
+                <w:szCs w:val="14"/>
               </w:rPr>
               <w:tab/>
             </w:r>
@@ -4272,8 +4278,8 @@
               <w:rPr>
                 <w:noProof/>
                 <w:webHidden/>
-                <w:sz w:val="16"/>
-                <w:szCs w:val="16"/>
+                <w:sz w:val="14"/>
+                <w:szCs w:val="14"/>
               </w:rPr>
               <w:fldChar w:fldCharType="begin"/>
             </w:r>
@@ -4281,25 +4287,25 @@
               <w:rPr>
                 <w:noProof/>
                 <w:webHidden/>
-                <w:sz w:val="16"/>
-                <w:szCs w:val="16"/>
-              </w:rPr>
-              <w:instrText xml:space="preserve"> PAGEREF _Toc230455965 \h </w:instrText>
-            </w:r>
-            <w:r>
-              <w:rPr>
-                <w:noProof/>
-                <w:webHidden/>
-                <w:sz w:val="16"/>
-                <w:szCs w:val="16"/>
-              </w:rPr>
-            </w:r>
-            <w:r>
-              <w:rPr>
-                <w:noProof/>
-                <w:webHidden/>
-                <w:sz w:val="16"/>
-                <w:szCs w:val="16"/>
+                <w:sz w:val="14"/>
+                <w:szCs w:val="14"/>
+              </w:rPr>
+              <w:instrText xml:space="preserve"> PAGEREF _Toc230562089 \h </w:instrText>
+            </w:r>
+            <w:r>
+              <w:rPr>
+                <w:noProof/>
+                <w:webHidden/>
+                <w:sz w:val="14"/>
+                <w:szCs w:val="14"/>
+              </w:rPr>
+            </w:r>
+            <w:r>
+              <w:rPr>
+                <w:noProof/>
+                <w:webHidden/>
+                <w:sz w:val="14"/>
+                <w:szCs w:val="14"/>
               </w:rPr>
               <w:fldChar w:fldCharType="separate"/>
             </w:r>
@@ -4307,17 +4313,17 @@
               <w:rPr>
                 <w:noProof/>
                 <w:webHidden/>
-                <w:sz w:val="16"/>
-                <w:szCs w:val="16"/>
-              </w:rPr>
-              <w:t>13</w:t>
-            </w:r>
-            <w:r>
-              <w:rPr>
-                <w:noProof/>
-                <w:webHidden/>
-                <w:sz w:val="16"/>
-                <w:szCs w:val="16"/>
+                <w:sz w:val="14"/>
+                <w:szCs w:val="14"/>
+              </w:rPr>
+              <w:t>12</w:t>
+            </w:r>
+            <w:r>
+              <w:rPr>
+                <w:noProof/>
+                <w:webHidden/>
+                <w:sz w:val="14"/>
+                <w:szCs w:val="14"/>
               </w:rPr>
               <w:fldChar w:fldCharType="end"/>
             </w:r>
@@ -4330,19 +4336,19 @@
               <w:rFonts w:asciiTheme="minorHAnsi" w:eastAsiaTheme="minorEastAsia" w:hAnsiTheme="minorHAnsi"/>
               <w:noProof/>
               <w:kern w:val="2"/>
-              <w:sz w:val="18"/>
-              <w:szCs w:val="18"/>
+              <w:sz w:val="16"/>
+              <w:szCs w:val="16"/>
               <w:lang w:val="fr-FR" w:eastAsia="fr-FR"/>
               <w14:ligatures w14:val="standardContextual"/>
             </w:rPr>
           </w:pPr>
-          <w:hyperlink w:anchor="_Toc230455966" w:history="1">
+          <w:hyperlink w:anchor="_Toc230562090" w:history="1">
             <w:r>
               <w:rPr>
                 <w:rStyle w:val="Lienhypertexte"/>
                 <w:noProof/>
-                <w:sz w:val="16"/>
-                <w:szCs w:val="16"/>
+                <w:sz w:val="14"/>
+                <w:szCs w:val="14"/>
               </w:rPr>
               <w:t>14. Conclusion</w:t>
             </w:r>
@@ -4350,8 +4356,8 @@
               <w:rPr>
                 <w:noProof/>
                 <w:webHidden/>
-                <w:sz w:val="16"/>
-                <w:szCs w:val="16"/>
+                <w:sz w:val="14"/>
+                <w:szCs w:val="14"/>
               </w:rPr>
               <w:tab/>
             </w:r>
@@ -4359,8 +4365,8 @@
               <w:rPr>
                 <w:noProof/>
                 <w:webHidden/>
-                <w:sz w:val="16"/>
-                <w:szCs w:val="16"/>
+                <w:sz w:val="14"/>
+                <w:szCs w:val="14"/>
               </w:rPr>
               <w:fldChar w:fldCharType="begin"/>
             </w:r>
@@ -4368,25 +4374,25 @@
               <w:rPr>
                 <w:noProof/>
                 <w:webHidden/>
-                <w:sz w:val="16"/>
-                <w:szCs w:val="16"/>
-              </w:rPr>
-              <w:instrText xml:space="preserve"> PAGEREF _Toc230455966 \h </w:instrText>
-            </w:r>
-            <w:r>
-              <w:rPr>
-                <w:noProof/>
-                <w:webHidden/>
-                <w:sz w:val="16"/>
-                <w:szCs w:val="16"/>
-              </w:rPr>
-            </w:r>
-            <w:r>
-              <w:rPr>
-                <w:noProof/>
-                <w:webHidden/>
-                <w:sz w:val="16"/>
-                <w:szCs w:val="16"/>
+                <w:sz w:val="14"/>
+                <w:szCs w:val="14"/>
+              </w:rPr>
+              <w:instrText xml:space="preserve"> PAGEREF _Toc230562090 \h </w:instrText>
+            </w:r>
+            <w:r>
+              <w:rPr>
+                <w:noProof/>
+                <w:webHidden/>
+                <w:sz w:val="14"/>
+                <w:szCs w:val="14"/>
+              </w:rPr>
+            </w:r>
+            <w:r>
+              <w:rPr>
+                <w:noProof/>
+                <w:webHidden/>
+                <w:sz w:val="14"/>
+                <w:szCs w:val="14"/>
               </w:rPr>
               <w:fldChar w:fldCharType="separate"/>
             </w:r>
@@ -4394,8 +4400,95 @@
               <w:rPr>
                 <w:noProof/>
                 <w:webHidden/>
-                <w:sz w:val="16"/>
-                <w:szCs w:val="16"/>
+                <w:sz w:val="14"/>
+                <w:szCs w:val="14"/>
+              </w:rPr>
+              <w:t>12</w:t>
+            </w:r>
+            <w:r>
+              <w:rPr>
+                <w:noProof/>
+                <w:webHidden/>
+                <w:sz w:val="14"/>
+                <w:szCs w:val="14"/>
+              </w:rPr>
+              <w:fldChar w:fldCharType="end"/>
+            </w:r>
+          </w:hyperlink>
+        </w:p>
+        <w:p>
+          <w:pPr>
+            <w:pStyle w:val="TM1"/>
+            <w:rPr>
+              <w:rFonts w:asciiTheme="minorHAnsi" w:eastAsiaTheme="minorEastAsia" w:hAnsiTheme="minorHAnsi"/>
+              <w:noProof/>
+              <w:kern w:val="2"/>
+              <w:sz w:val="16"/>
+              <w:szCs w:val="16"/>
+              <w:lang w:val="fr-FR" w:eastAsia="fr-FR"/>
+              <w14:ligatures w14:val="standardContextual"/>
+            </w:rPr>
+          </w:pPr>
+          <w:hyperlink w:anchor="_Toc230562091" w:history="1">
+            <w:r>
+              <w:rPr>
+                <w:rStyle w:val="Lienhypertexte"/>
+                <w:noProof/>
+                <w:sz w:val="14"/>
+                <w:szCs w:val="14"/>
+              </w:rPr>
+              <w:t>15. Appendices</w:t>
+            </w:r>
+            <w:r>
+              <w:rPr>
+                <w:noProof/>
+                <w:webHidden/>
+                <w:sz w:val="14"/>
+                <w:szCs w:val="14"/>
+              </w:rPr>
+              <w:tab/>
+            </w:r>
+            <w:r>
+              <w:rPr>
+                <w:noProof/>
+                <w:webHidden/>
+                <w:sz w:val="14"/>
+                <w:szCs w:val="14"/>
+              </w:rPr>
+              <w:fldChar w:fldCharType="begin"/>
+            </w:r>
+            <w:r>
+              <w:rPr>
+                <w:noProof/>
+                <w:webHidden/>
+                <w:sz w:val="14"/>
+                <w:szCs w:val="14"/>
+              </w:rPr>
+              <w:instrText xml:space="preserve"> PAGEREF _Toc230562091 \h </w:instrText>
+            </w:r>
+            <w:r>
+              <w:rPr>
+                <w:noProof/>
+                <w:webHidden/>
+                <w:sz w:val="14"/>
+                <w:szCs w:val="14"/>
+              </w:rPr>
+            </w:r>
+            <w:r>
+              <w:rPr>
+                <w:noProof/>
+                <w:webHidden/>
+                <w:sz w:val="14"/>
+                <w:szCs w:val="14"/>
+              </w:rPr>
+              <w:fldChar w:fldCharType="separate"/>
+            </w:r>
+            <w:r>
+              <w:rPr>
+                <w:noProof/>
+                <w:webHidden/>
+                <w:sz w:val="14"/>
+                <w:szCs w:val="14"/>
               </w:rPr>
               <w:t>13</w:t>
             </w:r>
@@ -4403,8 +4496,8 @@
               <w:rPr>
                 <w:noProof/>
                 <w:webHidden/>
-                <w:sz w:val="16"/>
-                <w:szCs w:val="16"/>
+                <w:sz w:val="14"/>
+                <w:szCs w:val="14"/>
               </w:rPr>
               <w:fldChar w:fldCharType="end"/>
             </w:r>
@@ -4418,10 +4511,9 @@
             <w:rPr>
               <w:b/>
               <w:bCs/>
-              <w:sz w:val="16"/>
-              <w:szCs w:val="16"/>
+              <w:sz w:val="8"/>
+              <w:szCs w:val="8"/>
             </w:rPr>
-            <w:lastRenderedPageBreak/>
             <w:fldChar w:fldCharType="end"/>
           </w:r>
         </w:p>
@@ -4431,8 +4523,9 @@
       <w:pPr>
         <w:pStyle w:val="Titre1"/>
       </w:pPr>
-      <w:bookmarkStart w:id="0" w:name="_Toc230455922"/>
-      <w:r>
+      <w:bookmarkStart w:id="0" w:name="_Toc230562046"/>
+      <w:r>
+        <w:lastRenderedPageBreak/>
         <w:t>1. Executive Summary</w:t>
       </w:r>
       <w:bookmarkEnd w:id="0"/>
@@ -4451,7 +4544,7 @@
       <w:pPr>
         <w:pStyle w:val="Titre1"/>
       </w:pPr>
-      <w:bookmarkStart w:id="1" w:name="_Toc230455923"/>
+      <w:bookmarkStart w:id="1" w:name="_Toc230562047"/>
       <w:r>
         <w:t>2. Project Context and Objective</w:t>
       </w:r>
@@ -4471,7 +4564,7 @@
       <w:pPr>
         <w:pStyle w:val="Titre1"/>
       </w:pPr>
-      <w:bookmarkStart w:id="2" w:name="_Toc230455924"/>
+      <w:bookmarkStart w:id="2" w:name="_Toc230562048"/>
       <w:r>
         <w:t>3. Work Distribution</w:t>
       </w:r>
@@ -4650,7 +4743,7 @@
       <w:pPr>
         <w:pStyle w:val="Titre1"/>
       </w:pPr>
-      <w:bookmarkStart w:id="3" w:name="_Toc230455925"/>
+      <w:bookmarkStart w:id="3" w:name="_Toc230562049"/>
       <w:r>
         <w:t>4. Project Requirements and Compliance</w:t>
       </w:r>
@@ -5017,7 +5110,6 @@
                 <w:color w:val="000000"/>
                 <w:sz w:val="18"/>
               </w:rPr>
-              <w:lastRenderedPageBreak/>
               <w:t>GitHub collaboration</w:t>
             </w:r>
           </w:p>
@@ -5043,8 +5135,9 @@
       <w:pPr>
         <w:pStyle w:val="Titre1"/>
       </w:pPr>
-      <w:bookmarkStart w:id="4" w:name="_Toc230455926"/>
-      <w:r>
+      <w:bookmarkStart w:id="4" w:name="_Toc230562050"/>
+      <w:r>
+        <w:lastRenderedPageBreak/>
         <w:t>5. Global System Architecture</w:t>
       </w:r>
       <w:bookmarkEnd w:id="4"/>
@@ -5113,7 +5206,7 @@
       <w:pPr>
         <w:pStyle w:val="Titre1"/>
       </w:pPr>
-      <w:bookmarkStart w:id="5" w:name="_Toc230455927"/>
+      <w:bookmarkStart w:id="5" w:name="_Toc230562051"/>
       <w:r>
         <w:t>6. Part 1 - Machine Learning / Deep Learning Pipeline</w:t>
       </w:r>
@@ -5178,9 +5271,8 @@
       <w:pPr>
         <w:pStyle w:val="Titre2"/>
       </w:pPr>
-      <w:bookmarkStart w:id="6" w:name="_Toc230455928"/>
-      <w:r>
-        <w:lastRenderedPageBreak/>
+      <w:bookmarkStart w:id="6" w:name="_Toc230562052"/>
+      <w:r>
         <w:t>6.1 Objective of the ML Part</w:t>
       </w:r>
       <w:bookmarkEnd w:id="6"/>
@@ -5208,6 +5300,7 @@
         <w:pStyle w:val="CodeBlock"/>
       </w:pPr>
       <w:r>
+        <w:lastRenderedPageBreak/>
         <w:t>{</w:t>
       </w:r>
       <w:r>
@@ -5232,7 +5325,7 @@
       <w:pPr>
         <w:pStyle w:val="Titre2"/>
       </w:pPr>
-      <w:bookmarkStart w:id="7" w:name="_Toc230455929"/>
+      <w:bookmarkStart w:id="7" w:name="_Toc230562053"/>
       <w:r>
         <w:t>6.2 Development Environment</w:t>
       </w:r>
@@ -5247,7 +5340,7 @@
       <w:pPr>
         <w:pStyle w:val="Titre2"/>
       </w:pPr>
-      <w:bookmarkStart w:id="8" w:name="_Toc230455930"/>
+      <w:bookmarkStart w:id="8" w:name="_Toc230562054"/>
       <w:r>
         <w:t>6.3 Dataset Selection</w:t>
       </w:r>
@@ -5267,7 +5360,7 @@
       <w:pPr>
         <w:pStyle w:val="Titre2"/>
       </w:pPr>
-      <w:bookmarkStart w:id="9" w:name="_Toc230455931"/>
+      <w:bookmarkStart w:id="9" w:name="_Toc230562055"/>
       <w:r>
         <w:t>6.4 Data Preprocessing</w:t>
       </w:r>
@@ -5451,7 +5544,7 @@
       <w:pPr>
         <w:pStyle w:val="Titre2"/>
       </w:pPr>
-      <w:bookmarkStart w:id="10" w:name="_Toc230455932"/>
+      <w:bookmarkStart w:id="10" w:name="_Toc230562056"/>
       <w:r>
         <w:t>6.5 Train / Validation Split</w:t>
       </w:r>
@@ -5584,7 +5677,7 @@
       <w:pPr>
         <w:pStyle w:val="Titre2"/>
       </w:pPr>
-      <w:bookmarkStart w:id="11" w:name="_Toc230455933"/>
+      <w:bookmarkStart w:id="11" w:name="_Toc230562057"/>
       <w:r>
         <w:t>6.6 Tokenization</w:t>
       </w:r>
@@ -5600,7 +5693,6 @@
         <w:pStyle w:val="CodeBlock"/>
       </w:pPr>
       <w:r>
-        <w:lastRenderedPageBreak/>
         <w:t>truncation=True</w:t>
       </w:r>
       <w:r>
@@ -5621,8 +5713,9 @@
       <w:pPr>
         <w:pStyle w:val="Titre2"/>
       </w:pPr>
-      <w:bookmarkStart w:id="12" w:name="_Toc230455934"/>
-      <w:r>
+      <w:bookmarkStart w:id="12" w:name="_Toc230562058"/>
+      <w:r>
+        <w:lastRenderedPageBreak/>
         <w:t>6.7 Model Choice: DistilBERT</w:t>
       </w:r>
       <w:bookmarkEnd w:id="12"/>
@@ -5636,7 +5729,7 @@
       <w:pPr>
         <w:pStyle w:val="Titre2"/>
       </w:pPr>
-      <w:bookmarkStart w:id="13" w:name="_Toc230455935"/>
+      <w:bookmarkStart w:id="13" w:name="_Toc230562059"/>
       <w:r>
         <w:t>6.8 Fine-tuning Configuration</w:t>
       </w:r>
@@ -5880,7 +5973,7 @@
       <w:pPr>
         <w:pStyle w:val="Titre2"/>
       </w:pPr>
-      <w:bookmarkStart w:id="14" w:name="_Toc230455936"/>
+      <w:bookmarkStart w:id="14" w:name="_Toc230562060"/>
       <w:r>
         <w:t>6.9 Evaluation Results</w:t>
       </w:r>
@@ -6079,7 +6172,7 @@
       <w:pPr>
         <w:pStyle w:val="Titre2"/>
       </w:pPr>
-      <w:bookmarkStart w:id="15" w:name="_Toc230455937"/>
+      <w:bookmarkStart w:id="15" w:name="_Toc230562061"/>
       <w:r>
         <w:t>6.10 Saving the Model</w:t>
       </w:r>
@@ -6107,7 +6200,7 @@
       <w:pPr>
         <w:pStyle w:val="Titre2"/>
       </w:pPr>
-      <w:bookmarkStart w:id="16" w:name="_Toc230455938"/>
+      <w:bookmarkStart w:id="16" w:name="_Toc230562062"/>
       <w:r>
         <w:t>6.11 Final Model API</w:t>
       </w:r>
@@ -6165,7 +6258,6 @@
     </w:p>
     <w:p>
       <w:r>
-        <w:lastRenderedPageBreak/>
         <w:t>This stable API allows the Streamlit and CrewAI application to use the model without needing to know the training details.</w:t>
       </w:r>
     </w:p>
@@ -6173,8 +6265,9 @@
       <w:pPr>
         <w:pStyle w:val="Titre1"/>
       </w:pPr>
-      <w:bookmarkStart w:id="17" w:name="_Toc230455939"/>
-      <w:r>
+      <w:bookmarkStart w:id="17" w:name="_Toc230562063"/>
+      <w:r>
+        <w:lastRenderedPageBreak/>
         <w:t>7. Part 2 - Application, Streamlit, and Multi-agent Architecture</w:t>
       </w:r>
       <w:bookmarkEnd w:id="17"/>
@@ -6183,7 +6276,7 @@
       <w:pPr>
         <w:pStyle w:val="Titre2"/>
       </w:pPr>
-      <w:bookmarkStart w:id="18" w:name="_Toc230455940"/>
+      <w:bookmarkStart w:id="18" w:name="_Toc230562064"/>
       <w:r>
         <w:t>7.1 Objective of the Application Part</w:t>
       </w:r>
@@ -6203,7 +6296,7 @@
       <w:pPr>
         <w:pStyle w:val="Titre2"/>
       </w:pPr>
-      <w:bookmarkStart w:id="19" w:name="_Toc230455941"/>
+      <w:bookmarkStart w:id="19" w:name="_Toc230562065"/>
       <w:r>
         <w:t>7.2 Streamlit Interface</w:t>
       </w:r>
@@ -6311,7 +6404,7 @@
       <w:pPr>
         <w:pStyle w:val="Titre2"/>
       </w:pPr>
-      <w:bookmarkStart w:id="20" w:name="_Toc230455942"/>
+      <w:bookmarkStart w:id="20" w:name="_Toc230562066"/>
       <w:r>
         <w:t>7.3 Orchestrator</w:t>
       </w:r>
@@ -6368,7 +6461,7 @@
       <w:pPr>
         <w:pStyle w:val="Titre2"/>
       </w:pPr>
-      <w:bookmarkStart w:id="21" w:name="_Toc230455943"/>
+      <w:bookmarkStart w:id="21" w:name="_Toc230562067"/>
       <w:r>
         <w:t>7.4 Collector Agent</w:t>
       </w:r>
@@ -6400,7 +6493,6 @@
         <w:pStyle w:val="Listepuces"/>
       </w:pPr>
       <w:r>
-        <w:lastRenderedPageBreak/>
         <w:t>a lightweight HuggingFace review dataset</w:t>
       </w:r>
     </w:p>
@@ -6424,6 +6516,7 @@
     </w:p>
     <w:p>
       <w:r>
+        <w:lastRenderedPageBreak/>
         <w:t>Main files:</w:t>
       </w:r>
     </w:p>
@@ -6456,7 +6549,7 @@
       <w:pPr>
         <w:pStyle w:val="Titre2"/>
       </w:pPr>
-      <w:bookmarkStart w:id="22" w:name="_Toc230455944"/>
+      <w:bookmarkStart w:id="22" w:name="_Toc230562068"/>
       <w:r>
         <w:t>7.5 Sentiment Agent</w:t>
       </w:r>
@@ -6506,7 +6599,7 @@
       <w:pPr>
         <w:pStyle w:val="Titre2"/>
       </w:pPr>
-      <w:bookmarkStart w:id="23" w:name="_Toc230455945"/>
+      <w:bookmarkStart w:id="23" w:name="_Toc230562069"/>
       <w:r>
         <w:t>7.6 Insight Agent</w:t>
       </w:r>
@@ -6566,7 +6659,7 @@
       <w:pPr>
         <w:pStyle w:val="Titre2"/>
       </w:pPr>
-      <w:bookmarkStart w:id="24" w:name="_Toc230455946"/>
+      <w:bookmarkStart w:id="24" w:name="_Toc230562070"/>
       <w:r>
         <w:t>7.7 Human-in-the-loop Checkpoint</w:t>
       </w:r>
@@ -6581,7 +6674,7 @@
       <w:pPr>
         <w:pStyle w:val="Titre2"/>
       </w:pPr>
-      <w:bookmarkStart w:id="25" w:name="_Toc230455947"/>
+      <w:bookmarkStart w:id="25" w:name="_Toc230562071"/>
       <w:r>
         <w:t>7.8 Report Agent and Gemini API</w:t>
       </w:r>
@@ -6626,7 +6719,6 @@
         <w:pStyle w:val="Listenumros"/>
       </w:pPr>
       <w:r>
-        <w:lastRenderedPageBreak/>
         <w:t>Main customer complaints</w:t>
       </w:r>
     </w:p>
@@ -6659,6 +6751,7 @@
         <w:pStyle w:val="Listenumros"/>
       </w:pPr>
       <w:r>
+        <w:lastRenderedPageBreak/>
         <w:t>Conclusion</w:t>
       </w:r>
     </w:p>
@@ -6671,7 +6764,7 @@
       <w:pPr>
         <w:pStyle w:val="Titre2"/>
       </w:pPr>
-      <w:bookmarkStart w:id="26" w:name="_Toc230455948"/>
+      <w:bookmarkStart w:id="26" w:name="_Toc230562072"/>
       <w:r>
         <w:t>7.9 JSON Logging System</w:t>
       </w:r>
@@ -6725,7 +6818,7 @@
       <w:pPr>
         <w:pStyle w:val="Titre2"/>
       </w:pPr>
-      <w:bookmarkStart w:id="27" w:name="_Toc230455949"/>
+      <w:bookmarkStart w:id="27" w:name="_Toc230562073"/>
       <w:r>
         <w:t>7.10 Error Handling</w:t>
       </w:r>
@@ -6786,7 +6879,7 @@
       <w:pPr>
         <w:pStyle w:val="Titre1"/>
       </w:pPr>
-      <w:bookmarkStart w:id="28" w:name="_Toc230455950"/>
+      <w:bookmarkStart w:id="28" w:name="_Toc230562074"/>
       <w:r>
         <w:t>8. Review Sources and Indexing</w:t>
       </w:r>
@@ -6796,7 +6889,7 @@
       <w:pPr>
         <w:pStyle w:val="Titre2"/>
       </w:pPr>
-      <w:bookmarkStart w:id="29" w:name="_Toc230455951"/>
+      <w:bookmarkStart w:id="29" w:name="_Toc230562075"/>
       <w:r>
         <w:t>8.1 Manual Reviews</w:t>
       </w:r>
@@ -6811,7 +6904,7 @@
       <w:pPr>
         <w:pStyle w:val="Titre2"/>
       </w:pPr>
-      <w:bookmarkStart w:id="30" w:name="_Toc230455952"/>
+      <w:bookmarkStart w:id="30" w:name="_Toc230562076"/>
       <w:r>
         <w:t>8.2 Demo CSV</w:t>
       </w:r>
@@ -6826,7 +6919,7 @@
       <w:pPr>
         <w:pStyle w:val="Titre2"/>
       </w:pPr>
-      <w:bookmarkStart w:id="31" w:name="_Toc230455953"/>
+      <w:bookmarkStart w:id="31" w:name="_Toc230562077"/>
       <w:r>
         <w:t>8.3 HuggingFace Lightweight Reviews</w:t>
       </w:r>
@@ -6841,9 +6934,8 @@
       <w:pPr>
         <w:pStyle w:val="Titre2"/>
       </w:pPr>
-      <w:bookmarkStart w:id="32" w:name="_Toc230455954"/>
-      <w:r>
-        <w:lastRenderedPageBreak/>
+      <w:bookmarkStart w:id="32" w:name="_Toc230562078"/>
+      <w:r>
         <w:t>8.4 Amazon Reviews 2023 Product-level Source</w:t>
       </w:r>
       <w:bookmarkEnd w:id="32"/>
@@ -6858,6 +6950,7 @@
         <w:pStyle w:val="CodeBlock"/>
       </w:pPr>
       <w:r>
+        <w:lastRenderedPageBreak/>
         <w:t>User query</w:t>
       </w:r>
       <w:r>
@@ -6898,7 +6991,7 @@
       <w:pPr>
         <w:pStyle w:val="Titre2"/>
       </w:pPr>
-      <w:bookmarkStart w:id="33" w:name="_Toc230455955"/>
+      <w:bookmarkStart w:id="33" w:name="_Toc230562079"/>
       <w:r>
         <w:t>8.5 Local Reviews Index Improvement</w:t>
       </w:r>
@@ -6926,7 +7019,7 @@
       <w:pPr>
         <w:pStyle w:val="Titre1"/>
       </w:pPr>
-      <w:bookmarkStart w:id="34" w:name="_Toc230455956"/>
+      <w:bookmarkStart w:id="34" w:name="_Toc230562080"/>
       <w:r>
         <w:t>9. Final Project Structure</w:t>
       </w:r>
@@ -7069,9 +7162,6 @@
       </w:r>
       <w:r>
         <w:br/>
-      </w:r>
-      <w:r>
-        <w:lastRenderedPageBreak/>
         <w:t>|-- scripts/</w:t>
       </w:r>
       <w:r>
@@ -7092,6 +7182,9 @@
       </w:r>
       <w:r>
         <w:br/>
+      </w:r>
+      <w:r>
+        <w:lastRenderedPageBreak/>
         <w:t>|-- data/</w:t>
       </w:r>
       <w:r>
@@ -7135,7 +7228,7 @@
       <w:pPr>
         <w:pStyle w:val="Titre1"/>
       </w:pPr>
-      <w:bookmarkStart w:id="35" w:name="_Toc230455957"/>
+      <w:bookmarkStart w:id="35" w:name="_Toc230562081"/>
       <w:r>
         <w:t>10. Installation and Execution</w:t>
       </w:r>
@@ -7145,7 +7238,7 @@
       <w:pPr>
         <w:pStyle w:val="Titre2"/>
       </w:pPr>
-      <w:bookmarkStart w:id="36" w:name="_Toc230455958"/>
+      <w:bookmarkStart w:id="36" w:name="_Toc230562082"/>
       <w:r>
         <w:t>10.1 Create the Virtual Environment</w:t>
       </w:r>
@@ -7167,7 +7260,7 @@
       <w:pPr>
         <w:pStyle w:val="Titre2"/>
       </w:pPr>
-      <w:bookmarkStart w:id="37" w:name="_Toc230455959"/>
+      <w:bookmarkStart w:id="37" w:name="_Toc230562083"/>
       <w:r>
         <w:t>10.2 Install Dependencies</w:t>
       </w:r>
@@ -7189,7 +7282,7 @@
       <w:pPr>
         <w:pStyle w:val="Titre2"/>
       </w:pPr>
-      <w:bookmarkStart w:id="38" w:name="_Toc230455960"/>
+      <w:bookmarkStart w:id="38" w:name="_Toc230562084"/>
       <w:r>
         <w:t>10.3 Configure Gemini</w:t>
       </w:r>
@@ -7234,7 +7327,7 @@
       <w:pPr>
         <w:pStyle w:val="Titre2"/>
       </w:pPr>
-      <w:bookmarkStart w:id="39" w:name="_Toc230455961"/>
+      <w:bookmarkStart w:id="39" w:name="_Toc230562085"/>
       <w:r>
         <w:t>10.4 Place the Local Model</w:t>
       </w:r>
@@ -7257,7 +7350,7 @@
       <w:pPr>
         <w:pStyle w:val="Titre2"/>
       </w:pPr>
-      <w:bookmarkStart w:id="40" w:name="_Toc230455962"/>
+      <w:bookmarkStart w:id="40" w:name="_Toc230562086"/>
       <w:r>
         <w:t>10.5 Run the Application</w:t>
       </w:r>
@@ -7275,7 +7368,7 @@
       <w:pPr>
         <w:pStyle w:val="Titre1"/>
       </w:pPr>
-      <w:bookmarkStart w:id="41" w:name="_Toc230455963"/>
+      <w:bookmarkStart w:id="41" w:name="_Toc230562087"/>
       <w:r>
         <w:t>11. GitHub and Collaboration Workflow</w:t>
       </w:r>
@@ -7408,9 +7501,8 @@
       <w:pPr>
         <w:pStyle w:val="Titre1"/>
       </w:pPr>
-      <w:bookmarkStart w:id="42" w:name="_Toc230455964"/>
-      <w:r>
-        <w:lastRenderedPageBreak/>
+      <w:bookmarkStart w:id="42" w:name="_Toc230562088"/>
+      <w:r>
         <w:t>1</w:t>
       </w:r>
       <w:r>
@@ -7503,6 +7595,7 @@
                 <w:color w:val="000000"/>
                 <w:sz w:val="18"/>
               </w:rPr>
+              <w:lastRenderedPageBreak/>
               <w:t>Model not pushed to GitHub</w:t>
             </w:r>
           </w:p>
@@ -7683,7 +7776,7 @@
       <w:pPr>
         <w:pStyle w:val="Titre1"/>
       </w:pPr>
-      <w:bookmarkStart w:id="43" w:name="_Toc230455965"/>
+      <w:bookmarkStart w:id="43" w:name="_Toc230562089"/>
       <w:r>
         <w:t>1</w:t>
       </w:r>
@@ -7787,7 +7880,7 @@
       <w:pPr>
         <w:pStyle w:val="Titre1"/>
       </w:pPr>
-      <w:bookmarkStart w:id="44" w:name="_Toc230455966"/>
+      <w:bookmarkStart w:id="44" w:name="_Toc230562090"/>
       <w:r>
         <w:t>1</w:t>
       </w:r>
@@ -7826,21 +7919,172 @@
     </w:p>
     <w:p>
       <w:r>
-        <w:t xml:space="preserve">From a technical perspective, the project successfully satisfies the main academic requirements: a fine-tuned Deep Learning model, a multi-agent architecture with an orchestrator, CrewAI organization, Gemini API integration, Streamlit deployment, logging, error handling, GitHub collaboration, and a clean modular structure. The system is also </w:t>
-      </w:r>
-      <w:r>
-        <w:lastRenderedPageBreak/>
-        <w:t>designed to remain stable during demonstration, with fallback mechanisms for missing APIs or unavailable external resources.</w:t>
+        <w:t>From a technical perspective, the project successfully satisfies the main academic requirements: a fine-tuned Deep Learning model, a multi-agent architecture with an orchestrator, CrewAI organization, Gemini API integration, Streamlit deployment, logging, error handling, GitHub collaboration, and a clean modular structure. The system is also designed to remain stable during demonstration, with fallback mechanisms for missing APIs or unavailable external resources.</w:t>
       </w:r>
     </w:p>
     <w:p>
       <w:r>
+        <w:lastRenderedPageBreak/>
         <w:t>Overall, this project represents a complete and practical AI solution for product review intelligence. It goes beyond simple sentiment classification by converting customer opinions into business-oriented insights such as strengths, complaints, risks, and recommendations. The final system is simple enough to be defended clearly during the oral presentation, while still demonstrating strong technical value through its combination of Deep Learning, agent-based orchestration, human validation, and automated report generation.</w:t>
       </w:r>
+    </w:p>
+    <w:p>
+      <w:pPr>
+        <w:pStyle w:val="Titre1"/>
+      </w:pPr>
+      <w:bookmarkStart w:id="45" w:name="_Toc230562091"/>
+      <w:r>
+        <w:t>1</w:t>
+      </w:r>
+      <w:r>
+        <w:t>5</w:t>
+      </w:r>
+      <w:r>
+        <w:t xml:space="preserve">. </w:t>
+      </w:r>
+      <w:r>
+        <w:t>Appendices</w:t>
+      </w:r>
+      <w:bookmarkEnd w:id="45"/>
     </w:p>
     <w:p/>
+    <w:p>
+      <w:pPr>
+        <w:keepNext/>
+        <w:spacing w:after="0"/>
+      </w:pPr>
+      <w:r>
+        <w:rPr>
+          <w:noProof/>
+        </w:rPr>
+        <w:drawing>
+          <wp:inline distT="0" distB="0" distL="0" distR="0" wp14:anchorId="4BF5F8A6" wp14:editId="2C862946">
+            <wp:extent cx="6400800" cy="2740660"/>
+            <wp:effectExtent l="0" t="0" r="0" b="2540"/>
+            <wp:docPr id="245950292" name="Image 2"/>
+            <wp:cNvGraphicFramePr>
+              <a:graphicFrameLocks xmlns:a="http://schemas.openxmlformats.org/drawingml/2006/main" noChangeAspect="1"/>
+            </wp:cNvGraphicFramePr>
+            <a:graphic xmlns:a="http://schemas.openxmlformats.org/drawingml/2006/main">
+              <a:graphicData uri="http://schemas.openxmlformats.org/drawingml/2006/picture">
+                <pic:pic xmlns:pic="http://schemas.openxmlformats.org/drawingml/2006/picture">
+                  <pic:nvPicPr>
+                    <pic:cNvPr id="245950292" name="Image 245950292"/>
+                    <pic:cNvPicPr/>
+                  </pic:nvPicPr>
+                  <pic:blipFill>
+                    <a:blip r:embed="rId10"/>
+                    <a:stretch>
+                      <a:fillRect/>
+                    </a:stretch>
+                  </pic:blipFill>
+                  <pic:spPr>
+                    <a:xfrm>
+                      <a:off x="0" y="0"/>
+                      <a:ext cx="6400800" cy="2740660"/>
+                    </a:xfrm>
+                    <a:prstGeom prst="rect">
+                      <a:avLst/>
+                    </a:prstGeom>
+                  </pic:spPr>
+                </pic:pic>
+              </a:graphicData>
+            </a:graphic>
+          </wp:inline>
+        </w:drawing>
+      </w:r>
+    </w:p>
+    <w:p>
+      <w:pPr>
+        <w:pStyle w:val="Lgende"/>
+        <w:spacing w:after="0"/>
+        <w:jc w:val="center"/>
+      </w:pPr>
+      <w:r>
+        <w:t xml:space="preserve">Figure </w:t>
+      </w:r>
+      <w:fldSimple w:instr=" SEQ Figure \* ARABIC ">
+        <w:r>
+          <w:rPr>
+            <w:noProof/>
+          </w:rPr>
+          <w:t>1</w:t>
+        </w:r>
+      </w:fldSimple>
+      <w:r>
+        <w:t xml:space="preserve"> — Streamlit interface of the AI Product Review Intelligence System</w:t>
+      </w:r>
+    </w:p>
+    <w:p/>
+    <w:p>
+      <w:pPr>
+        <w:keepNext/>
+        <w:spacing w:after="0"/>
+      </w:pPr>
+      <w:r>
+        <w:rPr>
+          <w:noProof/>
+        </w:rPr>
+        <w:drawing>
+          <wp:inline distT="0" distB="0" distL="0" distR="0" wp14:anchorId="5790A3EA" wp14:editId="695828DB">
+            <wp:extent cx="6400800" cy="2855595"/>
+            <wp:effectExtent l="0" t="0" r="0" b="1905"/>
+            <wp:docPr id="1666160523" name="Image 3"/>
+            <wp:cNvGraphicFramePr>
+              <a:graphicFrameLocks xmlns:a="http://schemas.openxmlformats.org/drawingml/2006/main" noChangeAspect="1"/>
+            </wp:cNvGraphicFramePr>
+            <a:graphic xmlns:a="http://schemas.openxmlformats.org/drawingml/2006/main">
+              <a:graphicData uri="http://schemas.openxmlformats.org/drawingml/2006/picture">
+                <pic:pic xmlns:pic="http://schemas.openxmlformats.org/drawingml/2006/picture">
+                  <pic:nvPicPr>
+                    <pic:cNvPr id="1666160523" name="Image 1666160523"/>
+                    <pic:cNvPicPr/>
+                  </pic:nvPicPr>
+                  <pic:blipFill>
+                    <a:blip r:embed="rId11"/>
+                    <a:stretch>
+                      <a:fillRect/>
+                    </a:stretch>
+                  </pic:blipFill>
+                  <pic:spPr>
+                    <a:xfrm>
+                      <a:off x="0" y="0"/>
+                      <a:ext cx="6400800" cy="2855595"/>
+                    </a:xfrm>
+                    <a:prstGeom prst="rect">
+                      <a:avLst/>
+                    </a:prstGeom>
+                  </pic:spPr>
+                </pic:pic>
+              </a:graphicData>
+            </a:graphic>
+          </wp:inline>
+        </w:drawing>
+      </w:r>
+    </w:p>
+    <w:p>
+      <w:pPr>
+        <w:pStyle w:val="Lgende"/>
+        <w:spacing w:after="0"/>
+        <w:jc w:val="center"/>
+      </w:pPr>
+      <w:r>
+        <w:t xml:space="preserve">Figure </w:t>
+      </w:r>
+      <w:fldSimple w:instr=" SEQ Figure \* ARABIC ">
+        <w:r>
+          <w:rPr>
+            <w:noProof/>
+          </w:rPr>
+          <w:t>2</w:t>
+        </w:r>
+      </w:fldSimple>
+      <w:r>
+        <w:t xml:space="preserve"> — Sentiment analysis results after review collection</w:t>
+      </w:r>
+    </w:p>
     <w:sectPr>
-      <w:footerReference w:type="default" r:id="rId10"/>
+      <w:footerReference w:type="default" r:id="rId12"/>
       <w:pgSz w:w="12240" w:h="15840"/>
       <w:pgMar w:top="1008" w:right="1080" w:bottom="1008" w:left="1080" w:header="720" w:footer="720" w:gutter="0"/>
       <w:cols w:space="720"/>
@@ -9415,7 +9659,6 @@
     <w:basedOn w:val="Normal"/>
     <w:next w:val="Normal"/>
     <w:uiPriority w:val="35"/>
-    <w:semiHidden/>
     <w:unhideWhenUsed/>
     <w:qFormat/>
     <w:rsid w:val="00FC693F"/>
